--- a/Report.docx
+++ b/Report.docx
@@ -160,19 +160,7 @@
         <w:rPr>
           <w:color w:val="EE0000"/>
         </w:rPr>
-        <w:t xml:space="preserve">, </w:t>
-      </w:r>
-      <w:r>
-        <w:rPr>
-          <w:color w:val="EE0000"/>
-        </w:rPr>
-        <w:t>5</w:t>
-      </w:r>
-      <w:r>
-        <w:rPr>
-          <w:color w:val="EE0000"/>
-        </w:rPr>
-        <w:t>00 words</w:t>
+        <w:t>, 500 words</w:t>
       </w:r>
       <w:r>
         <w:rPr>
@@ -191,19 +179,7 @@
         <w:rPr>
           <w:color w:val="EE0000"/>
         </w:rPr>
-        <w:t xml:space="preserve">, </w:t>
-      </w:r>
-      <w:r>
-        <w:rPr>
-          <w:color w:val="EE0000"/>
-        </w:rPr>
-        <w:t>25</w:t>
-      </w:r>
-      <w:r>
-        <w:rPr>
-          <w:color w:val="EE0000"/>
-        </w:rPr>
-        <w:t>0 words</w:t>
+        <w:t>, 250 words</w:t>
       </w:r>
       <w:r>
         <w:rPr>
@@ -222,19 +198,7 @@
         <w:rPr>
           <w:color w:val="EE0000"/>
         </w:rPr>
-        <w:t xml:space="preserve">, </w:t>
-      </w:r>
-      <w:r>
-        <w:rPr>
-          <w:color w:val="EE0000"/>
-        </w:rPr>
-        <w:t>25</w:t>
-      </w:r>
-      <w:r>
-        <w:rPr>
-          <w:color w:val="EE0000"/>
-        </w:rPr>
-        <w:t>0 words?</w:t>
+        <w:t>, 250 words?</w:t>
       </w:r>
       <w:r>
         <w:rPr>
@@ -376,10 +340,16 @@
     </w:p>
     <w:p/>
     <w:p>
+      <w:r>
+        <w:br w:type="page"/>
+      </w:r>
+    </w:p>
+    <w:p>
       <w:pPr>
         <w:pStyle w:val="Heading2"/>
       </w:pPr>
       <w:r>
+        <w:lastRenderedPageBreak/>
         <w:t>Pre-Processing of the Data</w:t>
       </w:r>
     </w:p>
@@ -659,7 +629,6 @@
         </w:numPr>
       </w:pPr>
       <w:r>
-        <w:lastRenderedPageBreak/>
         <w:t xml:space="preserve">The </w:t>
       </w:r>
       <w:r>
@@ -823,14 +792,29 @@
     </w:p>
     <w:p>
       <w:r>
+        <w:lastRenderedPageBreak/>
         <w:t>The dataset was now combined, standardised and ordered chronologically, allowing for exploratory data analysis and predictive modelling to follow.</w:t>
       </w:r>
     </w:p>
     <w:p>
       <w:pPr>
+        <w:rPr>
+          <w:rFonts w:asciiTheme="majorHAnsi" w:eastAsiaTheme="majorEastAsia" w:hAnsiTheme="majorHAnsi" w:cstheme="majorBidi"/>
+          <w:color w:val="0F4761" w:themeColor="accent1" w:themeShade="BF"/>
+          <w:sz w:val="32"/>
+          <w:szCs w:val="32"/>
+        </w:rPr>
+      </w:pPr>
+      <w:r>
+        <w:br w:type="page"/>
+      </w:r>
+    </w:p>
+    <w:p>
+      <w:pPr>
         <w:pStyle w:val="Heading2"/>
       </w:pPr>
       <w:r>
+        <w:lastRenderedPageBreak/>
         <w:t xml:space="preserve">Application </w:t>
       </w:r>
       <w:r>
@@ -891,7 +875,6 @@
               <w:rPr>
                 <w:noProof/>
               </w:rPr>
-              <w:lastRenderedPageBreak/>
               <w:drawing>
                 <wp:inline distT="0" distB="0" distL="0" distR="0" wp14:anchorId="1A6C3E97" wp14:editId="669E96CA">
                   <wp:extent cx="5508000" cy="4593600"/>
@@ -960,25 +943,13 @@
         </w:numPr>
       </w:pPr>
       <w:r>
-        <w:t>BUSHR (Basic usual hours) and</w:t>
-      </w:r>
-      <w:r>
-        <w:t xml:space="preserve"> </w:t>
-      </w:r>
-      <w:r>
-        <w:t>USUHR (</w:t>
+        <w:t>BUSHR (Basic usual hours) and USUHR (</w:t>
       </w:r>
       <w:r>
         <w:t>Usual hours excluding overtime</w:t>
       </w:r>
       <w:r>
-        <w:t>) [</w:t>
-      </w:r>
-      <w:r>
-        <w:t>1.00</w:t>
-      </w:r>
-      <w:r>
-        <w:t>]</w:t>
+        <w:t>) [1.00]</w:t>
       </w:r>
     </w:p>
     <w:p>
@@ -1079,6 +1050,7 @@
     </w:p>
     <w:p>
       <w:r>
+        <w:lastRenderedPageBreak/>
         <w:t xml:space="preserve">This demonstrates data redundancy, </w:t>
       </w:r>
       <w:r>
@@ -1096,13 +1068,7 @@
         <w:t xml:space="preserve"> </w:t>
       </w:r>
       <w:r>
-        <w:t>BUSHR-TOTAC1 [0.80] relationship</w:t>
-      </w:r>
-      <w:r>
-        <w:t xml:space="preserve"> shows that usual contracted hours were had a very strong positive relationship </w:t>
-      </w:r>
-      <w:r>
-        <w:t xml:space="preserve">(Evans, </w:t>
+        <w:t xml:space="preserve">BUSHR-TOTAC1 [0.80] relationship shows that usual contracted hours were had a very strong positive relationship (Evans, </w:t>
       </w:r>
       <w:r>
         <w:t>19</w:t>
@@ -1114,10 +1080,7 @@
         <w:t>)</w:t>
       </w:r>
       <w:r>
-        <w:t xml:space="preserve"> with the actual hours worked, although as the relationship is not perfect there is some indication of variation. ACTHR displayed a strong positive relationship </w:t>
-      </w:r>
-      <w:r>
-        <w:t xml:space="preserve">(Evans, </w:t>
+        <w:t xml:space="preserve"> with the actual hours worked, although as the relationship is not perfect there is some indication of variation. ACTHR displayed a strong positive relationship (Evans, </w:t>
       </w:r>
       <w:r>
         <w:t>19</w:t>
@@ -1135,12 +1098,12 @@
         <w:t xml:space="preserve"> suggesting a varied influence between normal  working schedules and actual hours worked. This possibly indicates changes due to reduced working hours or flexible working arrangements derived from the pandemic.</w:t>
       </w:r>
     </w:p>
+    <w:p/>
     <w:p>
       <w:pPr>
         <w:pStyle w:val="Heading4"/>
       </w:pPr>
       <w:r>
-        <w:lastRenderedPageBreak/>
         <w:t>Time-Series Analysis</w:t>
       </w:r>
     </w:p>
@@ -1148,8 +1111,9 @@
       <w:r>
         <w:t>A Time-Series Analysis using the ACTHR (Actual hours worked) and GRSSWK (Gross Weekly Pay) variables was used to evaluate the impact of the COVID-19 pandemic throughout the period covered by the survey data.</w:t>
       </w:r>
-    </w:p>
-    <w:p>
+      <w:r>
+        <w:t xml:space="preserve"> </w:t>
+      </w:r>
       <w:r>
         <w:t>Data was first grouped into quarterly periods to smooth out monthly volatility, instead opting to focus on long-term trends</w:t>
       </w:r>
@@ -1281,6 +1245,7 @@
               <w:rPr>
                 <w:noProof/>
               </w:rPr>
+              <w:lastRenderedPageBreak/>
               <w:drawing>
                 <wp:inline distT="0" distB="0" distL="0" distR="0" wp14:anchorId="6103AB30" wp14:editId="2E0FCE5B">
                   <wp:extent cx="5508000" cy="2750400"/>
@@ -1341,13 +1306,13 @@
     </w:p>
     <w:p>
       <w:r>
-        <w:lastRenderedPageBreak/>
         <w:t xml:space="preserve">To provide a comparison of growth between hours worked and </w:t>
       </w:r>
       <w:r>
         <w:t>gross weekly pay, the values must first be normalised.</w:t>
       </w:r>
     </w:p>
+    <w:p/>
     <w:tbl>
       <w:tblPr>
         <w:tblStyle w:val="TableGrid"/>
@@ -1468,10 +1433,7 @@
         <w:t>COUNTRY</w:t>
       </w:r>
       <w:r>
-        <w:t xml:space="preserve"> feature, reconciling a difference in regional granularity by combining the data points from Scotland and Scotland North of Caledonian Canal. This preprocessing step was required due to the volatility of the Scotland North data due to its </w:t>
-      </w:r>
-      <w:r>
-        <w:t>lower sample size.</w:t>
+        <w:t xml:space="preserve"> feature, reconciling a difference in regional granularity by combining the data points from Scotland and Scotland North of Caledonian Canal. This preprocessing step was required due to the volatility of the Scotland North data due to its lower sample size.</w:t>
       </w:r>
     </w:p>
     <w:tbl>
@@ -1560,6 +1522,9 @@
     <w:p>
       <w:r>
         <w:t>The combination of sub-regions prevented volatile data from skewing the national-level averages, more accurately depicting the national recovery rates.</w:t>
+      </w:r>
+      <w:r>
+        <w:t xml:space="preserve"> Conducting the analysis from a dual-perspective would also allow the government to see both the macro national trends and the micro regional volatilities.</w:t>
       </w:r>
     </w:p>
     <w:tbl>
@@ -1646,14 +1611,2072 @@
       </w:tr>
     </w:tbl>
     <w:p/>
+    <w:p>
+      <w:r>
+        <w:lastRenderedPageBreak/>
+        <w:t>The graphs display a high level of regional sensitivity to the pandemic. Whilst data from Scotland North of the Caledonian Canal shows volatility, the combined Scotland data represented by the dashed black line more closely aligns with the other UK nations.</w:t>
+      </w:r>
+    </w:p>
+    <w:p>
+      <w:pPr>
+        <w:rPr>
+          <w:rFonts w:eastAsiaTheme="majorEastAsia" w:cstheme="majorBidi"/>
+          <w:color w:val="0F4761" w:themeColor="accent1" w:themeShade="BF"/>
+          <w:sz w:val="28"/>
+          <w:szCs w:val="28"/>
+        </w:rPr>
+      </w:pPr>
+      <w:r>
+        <w:br w:type="page"/>
+      </w:r>
+    </w:p>
+    <w:p>
+      <w:pPr>
+        <w:pStyle w:val="Heading3"/>
+      </w:pPr>
+      <w:r>
+        <w:lastRenderedPageBreak/>
+        <w:t>Predictive Modelling</w:t>
+      </w:r>
+    </w:p>
+    <w:p>
+      <w:pPr>
+        <w:pStyle w:val="Heading4"/>
+      </w:pPr>
+      <w:r>
+        <w:t>Linear Regression</w:t>
+      </w:r>
+    </w:p>
+    <w:p>
+      <w:r>
+        <w:t xml:space="preserve">A Linear Regression model has been used to determine which features of the dataset most significantly </w:t>
+      </w:r>
+      <w:r>
+        <w:t xml:space="preserve">impacted a respondents </w:t>
+      </w:r>
+      <w:r>
+        <w:t>Gross Weekly Pay</w:t>
+      </w:r>
+      <w:r>
+        <w:t xml:space="preserve"> during the pandemic period.</w:t>
+      </w:r>
+      <w:r>
+        <w:t xml:space="preserve"> </w:t>
+      </w:r>
+      <w:r>
+        <w:t>The first stage</w:t>
+      </w:r>
+      <w:r>
+        <w:t xml:space="preserve"> of modelling</w:t>
+      </w:r>
+      <w:r>
+        <w:t xml:space="preserve"> involved feature selection. I </w:t>
+      </w:r>
+      <w:r>
+        <w:t>identified 15 features which I believed would have the greatest impact on the result and used these variables to train a model. This model had a Mean Absolute Error of £85.34 and an R^2 score of 0.51.</w:t>
+      </w:r>
+      <w:r>
+        <w:t xml:space="preserve"> Next, I performed Coefficient Analysis, identifying which of the selected features provided the largest impact on the models results. This stage involved first grouping the previously One-Hot Encoded features back into grouped and summing the absolute value of the coefficient into a </w:t>
+      </w:r>
+      <w:r>
+        <w:rPr>
+          <w:b/>
+          <w:bCs/>
+        </w:rPr>
+        <w:t>Grouped_Impact</w:t>
+      </w:r>
+      <w:r>
+        <w:t xml:space="preserve"> column.</w:t>
+      </w:r>
+    </w:p>
+    <w:tbl>
+      <w:tblPr>
+        <w:tblStyle w:val="TableGrid"/>
+        <w:tblW w:w="0" w:type="auto"/>
+        <w:tblBorders>
+          <w:top w:val="none" w:sz="0" w:space="0" w:color="auto"/>
+          <w:left w:val="none" w:sz="0" w:space="0" w:color="auto"/>
+          <w:bottom w:val="none" w:sz="0" w:space="0" w:color="auto"/>
+          <w:right w:val="none" w:sz="0" w:space="0" w:color="auto"/>
+          <w:insideH w:val="none" w:sz="0" w:space="0" w:color="auto"/>
+          <w:insideV w:val="none" w:sz="0" w:space="0" w:color="auto"/>
+        </w:tblBorders>
+        <w:tblLook w:val="04A0" w:firstRow="1" w:lastRow="0" w:firstColumn="1" w:lastColumn="0" w:noHBand="0" w:noVBand="1"/>
+      </w:tblPr>
+      <w:tblGrid>
+        <w:gridCol w:w="1704"/>
+        <w:gridCol w:w="5207"/>
+        <w:gridCol w:w="2105"/>
+        <w:gridCol w:w="10"/>
+      </w:tblGrid>
+      <w:tr>
+        <w:trPr>
+          <w:gridAfter w:val="1"/>
+          <w:wAfter w:w="10" w:type="dxa"/>
+        </w:trPr>
+        <w:tc>
+          <w:tcPr>
+            <w:tcW w:w="9016" w:type="dxa"/>
+            <w:gridSpan w:val="3"/>
+          </w:tcPr>
+          <w:p>
+            <w:pPr>
+              <w:jc w:val="center"/>
+            </w:pPr>
+            <w:r>
+              <w:rPr>
+                <w:noProof/>
+              </w:rPr>
+              <w:drawing>
+                <wp:inline distT="0" distB="0" distL="0" distR="0" wp14:anchorId="1B1BA1C9" wp14:editId="5C83E1DE">
+                  <wp:extent cx="5296394" cy="3707475"/>
+                  <wp:effectExtent l="0" t="0" r="0" b="7620"/>
+                  <wp:docPr id="38553991" name="Picture 1"/>
+                  <wp:cNvGraphicFramePr>
+                    <a:graphicFrameLocks xmlns:a="http://schemas.openxmlformats.org/drawingml/2006/main" noChangeAspect="1"/>
+                  </wp:cNvGraphicFramePr>
+                  <a:graphic xmlns:a="http://schemas.openxmlformats.org/drawingml/2006/main">
+                    <a:graphicData uri="http://schemas.openxmlformats.org/drawingml/2006/picture">
+                      <pic:pic xmlns:pic="http://schemas.openxmlformats.org/drawingml/2006/picture">
+                        <pic:nvPicPr>
+                          <pic:cNvPr id="38553991" name="Picture 1"/>
+                          <pic:cNvPicPr>
+                            <a:picLocks noChangeAspect="1" noChangeArrowheads="1"/>
+                          </pic:cNvPicPr>
+                        </pic:nvPicPr>
+                        <pic:blipFill>
+                          <a:blip r:embed="rId12" cstate="print">
+                            <a:extLst>
+                              <a:ext uri="{28A0092B-C50C-407E-A947-70E740481C1C}">
+                                <a14:useLocalDpi xmlns:a14="http://schemas.microsoft.com/office/drawing/2010/main" val="0"/>
+                              </a:ext>
+                            </a:extLst>
+                          </a:blip>
+                          <a:stretch>
+                            <a:fillRect/>
+                          </a:stretch>
+                        </pic:blipFill>
+                        <pic:spPr bwMode="auto">
+                          <a:xfrm>
+                            <a:off x="0" y="0"/>
+                            <a:ext cx="5310557" cy="3717389"/>
+                          </a:xfrm>
+                          <a:prstGeom prst="rect">
+                            <a:avLst/>
+                          </a:prstGeom>
+                          <a:noFill/>
+                          <a:ln>
+                            <a:noFill/>
+                          </a:ln>
+                        </pic:spPr>
+                      </pic:pic>
+                    </a:graphicData>
+                  </a:graphic>
+                </wp:inline>
+              </w:drawing>
+            </w:r>
+          </w:p>
+        </w:tc>
+      </w:tr>
+      <w:tr>
+        <w:tblPrEx>
+          <w:tblCellMar>
+            <w:left w:w="227" w:type="dxa"/>
+            <w:right w:w="227" w:type="dxa"/>
+          </w:tblCellMar>
+        </w:tblPrEx>
+        <w:tc>
+          <w:tcPr>
+            <w:tcW w:w="1704" w:type="dxa"/>
+          </w:tcPr>
+          <w:p>
+            <w:pPr>
+              <w:rPr>
+                <w:b/>
+                <w:bCs/>
+              </w:rPr>
+            </w:pPr>
+          </w:p>
+          <w:p>
+            <w:pPr>
+              <w:rPr>
+                <w:b/>
+                <w:bCs/>
+              </w:rPr>
+            </w:pPr>
+            <w:r>
+              <w:rPr>
+                <w:b/>
+                <w:bCs/>
+              </w:rPr>
+              <w:t>Feature</w:t>
+            </w:r>
+          </w:p>
+        </w:tc>
+        <w:tc>
+          <w:tcPr>
+            <w:tcW w:w="5207" w:type="dxa"/>
+          </w:tcPr>
+          <w:p>
+            <w:pPr>
+              <w:rPr>
+                <w:b/>
+                <w:bCs/>
+              </w:rPr>
+            </w:pPr>
+          </w:p>
+        </w:tc>
+        <w:tc>
+          <w:tcPr>
+            <w:tcW w:w="2115" w:type="dxa"/>
+            <w:gridSpan w:val="2"/>
+          </w:tcPr>
+          <w:p>
+            <w:pPr>
+              <w:rPr>
+                <w:b/>
+                <w:bCs/>
+              </w:rPr>
+            </w:pPr>
+            <w:r>
+              <w:rPr>
+                <w:b/>
+                <w:bCs/>
+              </w:rPr>
+              <w:t>Grouped Impact</w:t>
+            </w:r>
+          </w:p>
+        </w:tc>
+      </w:tr>
+      <w:tr>
+        <w:tblPrEx>
+          <w:tblCellMar>
+            <w:left w:w="227" w:type="dxa"/>
+            <w:right w:w="227" w:type="dxa"/>
+          </w:tblCellMar>
+        </w:tblPrEx>
+        <w:tc>
+          <w:tcPr>
+            <w:tcW w:w="1704" w:type="dxa"/>
+          </w:tcPr>
+          <w:p>
+            <w:r>
+              <w:t>NSECM20</w:t>
+            </w:r>
+          </w:p>
+        </w:tc>
+        <w:tc>
+          <w:tcPr>
+            <w:tcW w:w="5207" w:type="dxa"/>
+          </w:tcPr>
+          <w:p>
+            <w:r>
+              <w:t>NS SEC SOC2020 based operational categories</w:t>
+            </w:r>
+          </w:p>
+        </w:tc>
+        <w:tc>
+          <w:tcPr>
+            <w:tcW w:w="2115" w:type="dxa"/>
+            <w:gridSpan w:val="2"/>
+          </w:tcPr>
+          <w:p>
+            <w:r>
+              <w:t>862.12</w:t>
+            </w:r>
+          </w:p>
+        </w:tc>
+      </w:tr>
+      <w:tr>
+        <w:tblPrEx>
+          <w:tblCellMar>
+            <w:left w:w="227" w:type="dxa"/>
+            <w:right w:w="227" w:type="dxa"/>
+          </w:tblCellMar>
+        </w:tblPrEx>
+        <w:tc>
+          <w:tcPr>
+            <w:tcW w:w="1704" w:type="dxa"/>
+          </w:tcPr>
+          <w:p>
+            <w:r>
+              <w:t>EDAGEBAND</w:t>
+            </w:r>
+          </w:p>
+        </w:tc>
+        <w:tc>
+          <w:tcPr>
+            <w:tcW w:w="5207" w:type="dxa"/>
+          </w:tcPr>
+          <w:p>
+            <w:r>
+              <w:t>Age when compltd cont. FT education-banded</w:t>
+            </w:r>
+          </w:p>
+        </w:tc>
+        <w:tc>
+          <w:tcPr>
+            <w:tcW w:w="2115" w:type="dxa"/>
+            <w:gridSpan w:val="2"/>
+          </w:tcPr>
+          <w:p>
+            <w:r>
+              <w:t>683.24</w:t>
+            </w:r>
+          </w:p>
+        </w:tc>
+      </w:tr>
+      <w:tr>
+        <w:tblPrEx>
+          <w:tblCellMar>
+            <w:left w:w="227" w:type="dxa"/>
+            <w:right w:w="227" w:type="dxa"/>
+          </w:tblCellMar>
+        </w:tblPrEx>
+        <w:tc>
+          <w:tcPr>
+            <w:tcW w:w="1704" w:type="dxa"/>
+          </w:tcPr>
+          <w:p>
+            <w:r>
+              <w:t>SNGDEGB</w:t>
+            </w:r>
+          </w:p>
+        </w:tc>
+        <w:tc>
+          <w:tcPr>
+            <w:tcW w:w="5207" w:type="dxa"/>
+          </w:tcPr>
+          <w:p>
+            <w:r>
+              <w:t>Single subject of degree (banded)</w:t>
+            </w:r>
+          </w:p>
+        </w:tc>
+        <w:tc>
+          <w:tcPr>
+            <w:tcW w:w="2115" w:type="dxa"/>
+            <w:gridSpan w:val="2"/>
+          </w:tcPr>
+          <w:p>
+            <w:r>
+              <w:t>647.93</w:t>
+            </w:r>
+          </w:p>
+        </w:tc>
+      </w:tr>
+      <w:tr>
+        <w:tblPrEx>
+          <w:tblCellMar>
+            <w:left w:w="227" w:type="dxa"/>
+            <w:right w:w="227" w:type="dxa"/>
+          </w:tblCellMar>
+        </w:tblPrEx>
+        <w:tc>
+          <w:tcPr>
+            <w:tcW w:w="1704" w:type="dxa"/>
+          </w:tcPr>
+          <w:p>
+            <w:r>
+              <w:t>FTPTW</w:t>
+            </w:r>
+          </w:p>
+        </w:tc>
+        <w:tc>
+          <w:tcPr>
+            <w:tcW w:w="5207" w:type="dxa"/>
+          </w:tcPr>
+          <w:p>
+            <w:r>
+              <w:t>Whether working full or part Time</w:t>
+            </w:r>
+          </w:p>
+        </w:tc>
+        <w:tc>
+          <w:tcPr>
+            <w:tcW w:w="2115" w:type="dxa"/>
+            <w:gridSpan w:val="2"/>
+          </w:tcPr>
+          <w:p>
+            <w:r>
+              <w:t>584.32</w:t>
+            </w:r>
+          </w:p>
+        </w:tc>
+      </w:tr>
+      <w:tr>
+        <w:tblPrEx>
+          <w:tblCellMar>
+            <w:left w:w="227" w:type="dxa"/>
+            <w:right w:w="227" w:type="dxa"/>
+          </w:tblCellMar>
+        </w:tblPrEx>
+        <w:tc>
+          <w:tcPr>
+            <w:tcW w:w="1704" w:type="dxa"/>
+          </w:tcPr>
+          <w:p>
+            <w:r>
+              <w:t>SC20MMJ</w:t>
+            </w:r>
+          </w:p>
+        </w:tc>
+        <w:tc>
+          <w:tcPr>
+            <w:tcW w:w="5207" w:type="dxa"/>
+          </w:tcPr>
+          <w:p>
+            <w:r>
+              <w:t>Occupation in Main Job SOC2020 Major Group</w:t>
+            </w:r>
+          </w:p>
+        </w:tc>
+        <w:tc>
+          <w:tcPr>
+            <w:tcW w:w="2115" w:type="dxa"/>
+            <w:gridSpan w:val="2"/>
+          </w:tcPr>
+          <w:p>
+            <w:r>
+              <w:t>348.79</w:t>
+            </w:r>
+          </w:p>
+        </w:tc>
+      </w:tr>
+      <w:tr>
+        <w:tblPrEx>
+          <w:tblCellMar>
+            <w:left w:w="227" w:type="dxa"/>
+            <w:right w:w="227" w:type="dxa"/>
+          </w:tblCellMar>
+        </w:tblPrEx>
+        <w:tc>
+          <w:tcPr>
+            <w:tcW w:w="1704" w:type="dxa"/>
+          </w:tcPr>
+          <w:p>
+            <w:r>
+              <w:t>MANAGER</w:t>
+            </w:r>
+          </w:p>
+        </w:tc>
+        <w:tc>
+          <w:tcPr>
+            <w:tcW w:w="5207" w:type="dxa"/>
+          </w:tcPr>
+          <w:p>
+            <w:r>
+              <w:t>Managerial status (reported)</w:t>
+            </w:r>
+          </w:p>
+        </w:tc>
+        <w:tc>
+          <w:tcPr>
+            <w:tcW w:w="2115" w:type="dxa"/>
+            <w:gridSpan w:val="2"/>
+          </w:tcPr>
+          <w:p>
+            <w:r>
+              <w:t>86.26</w:t>
+            </w:r>
+          </w:p>
+        </w:tc>
+      </w:tr>
+      <w:tr>
+        <w:tblPrEx>
+          <w:tblCellMar>
+            <w:left w:w="227" w:type="dxa"/>
+            <w:right w:w="227" w:type="dxa"/>
+          </w:tblCellMar>
+        </w:tblPrEx>
+        <w:tc>
+          <w:tcPr>
+            <w:tcW w:w="1704" w:type="dxa"/>
+          </w:tcPr>
+          <w:p>
+            <w:r>
+              <w:t>HIQUL22D</w:t>
+            </w:r>
+          </w:p>
+        </w:tc>
+        <w:tc>
+          <w:tcPr>
+            <w:tcW w:w="5207" w:type="dxa"/>
+          </w:tcPr>
+          <w:p>
+            <w:r>
+              <w:t>Highest qualification (detailed grouping)</w:t>
+            </w:r>
+          </w:p>
+        </w:tc>
+        <w:tc>
+          <w:tcPr>
+            <w:tcW w:w="2115" w:type="dxa"/>
+            <w:gridSpan w:val="2"/>
+          </w:tcPr>
+          <w:p>
+            <w:r>
+              <w:t>33.88</w:t>
+            </w:r>
+          </w:p>
+        </w:tc>
+      </w:tr>
+      <w:tr>
+        <w:tblPrEx>
+          <w:tblCellMar>
+            <w:left w:w="227" w:type="dxa"/>
+            <w:right w:w="227" w:type="dxa"/>
+          </w:tblCellMar>
+        </w:tblPrEx>
+        <w:tc>
+          <w:tcPr>
+            <w:tcW w:w="1704" w:type="dxa"/>
+          </w:tcPr>
+          <w:p>
+            <w:r>
+              <w:t>SEX</w:t>
+            </w:r>
+          </w:p>
+        </w:tc>
+        <w:tc>
+          <w:tcPr>
+            <w:tcW w:w="5207" w:type="dxa"/>
+          </w:tcPr>
+          <w:p>
+            <w:r>
+              <w:t>Sex of respondent</w:t>
+            </w:r>
+          </w:p>
+        </w:tc>
+        <w:tc>
+          <w:tcPr>
+            <w:tcW w:w="2115" w:type="dxa"/>
+            <w:gridSpan w:val="2"/>
+          </w:tcPr>
+          <w:p>
+            <w:r>
+              <w:t>12.78</w:t>
+            </w:r>
+          </w:p>
+        </w:tc>
+      </w:tr>
+      <w:tr>
+        <w:tblPrEx>
+          <w:tblCellMar>
+            <w:left w:w="227" w:type="dxa"/>
+            <w:right w:w="227" w:type="dxa"/>
+          </w:tblCellMar>
+        </w:tblPrEx>
+        <w:tc>
+          <w:tcPr>
+            <w:tcW w:w="1704" w:type="dxa"/>
+          </w:tcPr>
+          <w:p>
+            <w:r>
+              <w:t>PUBLICR</w:t>
+            </w:r>
+          </w:p>
+        </w:tc>
+        <w:tc>
+          <w:tcPr>
+            <w:tcW w:w="5207" w:type="dxa"/>
+          </w:tcPr>
+          <w:p>
+            <w:r>
+              <w:t>Public or private sector (reported)</w:t>
+            </w:r>
+          </w:p>
+        </w:tc>
+        <w:tc>
+          <w:tcPr>
+            <w:tcW w:w="2115" w:type="dxa"/>
+            <w:gridSpan w:val="2"/>
+          </w:tcPr>
+          <w:p>
+            <w:r>
+              <w:t>9.05</w:t>
+            </w:r>
+          </w:p>
+        </w:tc>
+      </w:tr>
+      <w:tr>
+        <w:tblPrEx>
+          <w:tblCellMar>
+            <w:left w:w="227" w:type="dxa"/>
+            <w:right w:w="227" w:type="dxa"/>
+          </w:tblCellMar>
+        </w:tblPrEx>
+        <w:tc>
+          <w:tcPr>
+            <w:tcW w:w="1704" w:type="dxa"/>
+          </w:tcPr>
+          <w:p>
+            <w:r>
+              <w:t>EMPLEN</w:t>
+            </w:r>
+          </w:p>
+        </w:tc>
+        <w:tc>
+          <w:tcPr>
+            <w:tcW w:w="5207" w:type="dxa"/>
+          </w:tcPr>
+          <w:p>
+            <w:r>
+              <w:t>Length of time with current employer</w:t>
+            </w:r>
+          </w:p>
+        </w:tc>
+        <w:tc>
+          <w:tcPr>
+            <w:tcW w:w="2115" w:type="dxa"/>
+            <w:gridSpan w:val="2"/>
+          </w:tcPr>
+          <w:p>
+            <w:r>
+              <w:t>8.05</w:t>
+            </w:r>
+          </w:p>
+        </w:tc>
+      </w:tr>
+      <w:tr>
+        <w:tblPrEx>
+          <w:tblCellMar>
+            <w:left w:w="227" w:type="dxa"/>
+            <w:right w:w="227" w:type="dxa"/>
+          </w:tblCellMar>
+        </w:tblPrEx>
+        <w:tc>
+          <w:tcPr>
+            <w:tcW w:w="1704" w:type="dxa"/>
+          </w:tcPr>
+          <w:p>
+            <w:r>
+              <w:t>MPNR02</w:t>
+            </w:r>
+          </w:p>
+        </w:tc>
+        <w:tc>
+          <w:tcPr>
+            <w:tcW w:w="5207" w:type="dxa"/>
+          </w:tcPr>
+          <w:p>
+            <w:r>
+              <w:t>Number of employees at workplace</w:t>
+            </w:r>
+          </w:p>
+        </w:tc>
+        <w:tc>
+          <w:tcPr>
+            <w:tcW w:w="2115" w:type="dxa"/>
+            <w:gridSpan w:val="2"/>
+          </w:tcPr>
+          <w:p>
+            <w:r>
+              <w:t>5.87</w:t>
+            </w:r>
+          </w:p>
+        </w:tc>
+      </w:tr>
+      <w:tr>
+        <w:tblPrEx>
+          <w:tblCellMar>
+            <w:left w:w="227" w:type="dxa"/>
+            <w:right w:w="227" w:type="dxa"/>
+          </w:tblCellMar>
+        </w:tblPrEx>
+        <w:tc>
+          <w:tcPr>
+            <w:tcW w:w="1704" w:type="dxa"/>
+          </w:tcPr>
+          <w:p>
+            <w:r>
+              <w:t>POTHR</w:t>
+            </w:r>
+          </w:p>
+        </w:tc>
+        <w:tc>
+          <w:tcPr>
+            <w:tcW w:w="5207" w:type="dxa"/>
+          </w:tcPr>
+          <w:p>
+            <w:r>
+              <w:t>Usual hours of paid overtime</w:t>
+            </w:r>
+          </w:p>
+        </w:tc>
+        <w:tc>
+          <w:tcPr>
+            <w:tcW w:w="2115" w:type="dxa"/>
+            <w:gridSpan w:val="2"/>
+          </w:tcPr>
+          <w:p>
+            <w:r>
+              <w:t>0.83</w:t>
+            </w:r>
+          </w:p>
+        </w:tc>
+      </w:tr>
+      <w:tr>
+        <w:tblPrEx>
+          <w:tblCellMar>
+            <w:left w:w="227" w:type="dxa"/>
+            <w:right w:w="227" w:type="dxa"/>
+          </w:tblCellMar>
+        </w:tblPrEx>
+        <w:tc>
+          <w:tcPr>
+            <w:tcW w:w="1704" w:type="dxa"/>
+          </w:tcPr>
+          <w:p>
+            <w:r>
+              <w:t>ACTHR</w:t>
+            </w:r>
+          </w:p>
+        </w:tc>
+        <w:tc>
+          <w:tcPr>
+            <w:tcW w:w="5207" w:type="dxa"/>
+          </w:tcPr>
+          <w:p>
+            <w:r>
+              <w:t>Actual hours (excluding overtime)</w:t>
+            </w:r>
+          </w:p>
+        </w:tc>
+        <w:tc>
+          <w:tcPr>
+            <w:tcW w:w="2115" w:type="dxa"/>
+            <w:gridSpan w:val="2"/>
+          </w:tcPr>
+          <w:p>
+            <w:r>
+              <w:t>0.77</w:t>
+            </w:r>
+          </w:p>
+        </w:tc>
+      </w:tr>
+      <w:tr>
+        <w:tblPrEx>
+          <w:tblCellMar>
+            <w:left w:w="227" w:type="dxa"/>
+            <w:right w:w="227" w:type="dxa"/>
+          </w:tblCellMar>
+        </w:tblPrEx>
+        <w:tc>
+          <w:tcPr>
+            <w:tcW w:w="1704" w:type="dxa"/>
+          </w:tcPr>
+          <w:p>
+            <w:r>
+              <w:t>AAGE</w:t>
+            </w:r>
+          </w:p>
+        </w:tc>
+        <w:tc>
+          <w:tcPr>
+            <w:tcW w:w="5207" w:type="dxa"/>
+          </w:tcPr>
+          <w:p>
+            <w:r>
+              <w:t>Age Bands</w:t>
+            </w:r>
+          </w:p>
+        </w:tc>
+        <w:tc>
+          <w:tcPr>
+            <w:tcW w:w="2115" w:type="dxa"/>
+            <w:gridSpan w:val="2"/>
+          </w:tcPr>
+          <w:p>
+            <w:r>
+              <w:t>0.73</w:t>
+            </w:r>
+          </w:p>
+        </w:tc>
+      </w:tr>
+      <w:tr>
+        <w:tblPrEx>
+          <w:tblCellMar>
+            <w:left w:w="227" w:type="dxa"/>
+            <w:right w:w="227" w:type="dxa"/>
+          </w:tblCellMar>
+        </w:tblPrEx>
+        <w:tc>
+          <w:tcPr>
+            <w:tcW w:w="1704" w:type="dxa"/>
+          </w:tcPr>
+          <w:p>
+            <w:r>
+              <w:t>TOTAC2</w:t>
+            </w:r>
+          </w:p>
+        </w:tc>
+        <w:tc>
+          <w:tcPr>
+            <w:tcW w:w="5207" w:type="dxa"/>
+          </w:tcPr>
+          <w:p>
+            <w:r>
+              <w:t>Actual hours worked including paid and unpaid overtime</w:t>
+            </w:r>
+          </w:p>
+        </w:tc>
+        <w:tc>
+          <w:tcPr>
+            <w:tcW w:w="2115" w:type="dxa"/>
+            <w:gridSpan w:val="2"/>
+          </w:tcPr>
+          <w:p>
+            <w:r>
+              <w:t>0.54</w:t>
+            </w:r>
+          </w:p>
+        </w:tc>
+      </w:tr>
+    </w:tbl>
+    <w:p>
+      <w:r>
+        <w:lastRenderedPageBreak/>
+        <w:t>From these results, I could select the most impactful features to be used in the final model, using a total of  29,537 rows across 66 columns (after One-Hot Encoding). By dropping data which didn’t significantly add to the information of the model, the computational complexity and risk of overfitting the data were both reduced. The model still retained an R^2 score of 0.50 [-0.01] and a Mean Absolute Error of £100.80 [+£15.46].</w:t>
+      </w:r>
+      <w:r>
+        <w:t xml:space="preserve"> </w:t>
+      </w:r>
+    </w:p>
+    <w:p>
+      <w:r>
+        <w:t>I believe that this increase in MAE is not</w:t>
+      </w:r>
+      <w:r>
+        <w:t xml:space="preserve"> statistically</w:t>
+      </w:r>
+      <w:r>
+        <w:t xml:space="preserve"> significant and is an acceptable trade-off for a “cheaper”, less complex model.</w:t>
+      </w:r>
+      <w:r>
+        <w:t xml:space="preserve"> An R^2 value of 0.5 is considered “acceptable in social science research only when some or most of the explanatory variables are statistically significant”</w:t>
+      </w:r>
+      <w:r>
+        <w:t> (</w:t>
+      </w:r>
+      <w:proofErr w:type="spellStart"/>
+      <w:r>
+        <w:t>Ozili</w:t>
+      </w:r>
+      <w:proofErr w:type="spellEnd"/>
+      <w:r>
+        <w:t>, 2023)</w:t>
+      </w:r>
+      <w:r>
+        <w:t>. Given the high significance of variables such as NSECM20 and EDAGEBAND as proven by the coefficient analysis, this model meets the criteria listed.</w:t>
+      </w:r>
+    </w:p>
+    <w:p>
+      <w:r>
+        <w:t>The results show that socio-economic factors seem to influence results more than demographic factors; professional classification was the primary factor of wage resilience during the pandemic recovery period.</w:t>
+      </w:r>
+    </w:p>
+    <w:tbl>
+      <w:tblPr>
+        <w:tblStyle w:val="TableGrid"/>
+        <w:tblW w:w="0" w:type="auto"/>
+        <w:tblBorders>
+          <w:top w:val="none" w:sz="0" w:space="0" w:color="auto"/>
+          <w:left w:val="none" w:sz="0" w:space="0" w:color="auto"/>
+          <w:bottom w:val="none" w:sz="0" w:space="0" w:color="auto"/>
+          <w:right w:val="none" w:sz="0" w:space="0" w:color="auto"/>
+          <w:insideH w:val="none" w:sz="0" w:space="0" w:color="auto"/>
+          <w:insideV w:val="none" w:sz="0" w:space="0" w:color="auto"/>
+        </w:tblBorders>
+        <w:tblLook w:val="04A0" w:firstRow="1" w:lastRow="0" w:firstColumn="1" w:lastColumn="0" w:noHBand="0" w:noVBand="1"/>
+      </w:tblPr>
+      <w:tblGrid>
+        <w:gridCol w:w="9016"/>
+      </w:tblGrid>
+      <w:tr>
+        <w:tc>
+          <w:tcPr>
+            <w:tcW w:w="9016" w:type="dxa"/>
+          </w:tcPr>
+          <w:p>
+            <w:pPr>
+              <w:jc w:val="center"/>
+            </w:pPr>
+            <w:r>
+              <w:rPr>
+                <w:noProof/>
+              </w:rPr>
+              <w:drawing>
+                <wp:inline distT="0" distB="0" distL="0" distR="0" wp14:anchorId="2A54CD39" wp14:editId="1A76D987">
+                  <wp:extent cx="5544000" cy="3168000"/>
+                  <wp:effectExtent l="0" t="0" r="0" b="0"/>
+                  <wp:docPr id="1722886294" name="Picture 2"/>
+                  <wp:cNvGraphicFramePr>
+                    <a:graphicFrameLocks xmlns:a="http://schemas.openxmlformats.org/drawingml/2006/main" noChangeAspect="1"/>
+                  </wp:cNvGraphicFramePr>
+                  <a:graphic xmlns:a="http://schemas.openxmlformats.org/drawingml/2006/main">
+                    <a:graphicData uri="http://schemas.openxmlformats.org/drawingml/2006/picture">
+                      <pic:pic xmlns:pic="http://schemas.openxmlformats.org/drawingml/2006/picture">
+                        <pic:nvPicPr>
+                          <pic:cNvPr id="0" name="Picture 2"/>
+                          <pic:cNvPicPr>
+                            <a:picLocks noChangeAspect="1" noChangeArrowheads="1"/>
+                          </pic:cNvPicPr>
+                        </pic:nvPicPr>
+                        <pic:blipFill>
+                          <a:blip r:embed="rId13" cstate="print">
+                            <a:extLst>
+                              <a:ext uri="{28A0092B-C50C-407E-A947-70E740481C1C}">
+                                <a14:useLocalDpi xmlns:a14="http://schemas.microsoft.com/office/drawing/2010/main" val="0"/>
+                              </a:ext>
+                            </a:extLst>
+                          </a:blip>
+                          <a:srcRect/>
+                          <a:stretch>
+                            <a:fillRect/>
+                          </a:stretch>
+                        </pic:blipFill>
+                        <pic:spPr bwMode="auto">
+                          <a:xfrm>
+                            <a:off x="0" y="0"/>
+                            <a:ext cx="5544000" cy="3168000"/>
+                          </a:xfrm>
+                          <a:prstGeom prst="rect">
+                            <a:avLst/>
+                          </a:prstGeom>
+                          <a:noFill/>
+                          <a:ln>
+                            <a:noFill/>
+                          </a:ln>
+                        </pic:spPr>
+                      </pic:pic>
+                    </a:graphicData>
+                  </a:graphic>
+                </wp:inline>
+              </w:drawing>
+            </w:r>
+          </w:p>
+        </w:tc>
+      </w:tr>
+    </w:tbl>
+    <w:p>
+      <w:pPr>
+        <w:tabs>
+          <w:tab w:val="left" w:pos="1845"/>
+        </w:tabs>
+      </w:pPr>
+      <w:r>
+        <w:t xml:space="preserve">An observation that can me made from the above graph is an apparent data-ceiling, where the reported actual pay appears to be capped at ~£790 - other distinct clusters can also be found across the graph, such as at ~£580 and ~£690. This means that the model may not be suited for analysing the </w:t>
+      </w:r>
+      <w:r>
+        <w:t xml:space="preserve">economic </w:t>
+      </w:r>
+      <w:r>
+        <w:t>impacts on top-earners</w:t>
+      </w:r>
+      <w:r>
+        <w:t>, meaning that whilst it could be used to inform decisions on economic interventions for low and middle income individuals, it should not be used to inform policy decisions regarding high-earners.</w:t>
+      </w:r>
+    </w:p>
+    <w:p>
+      <w:r>
+        <w:br w:type="page"/>
+      </w:r>
+    </w:p>
+    <w:p>
+      <w:pPr>
+        <w:pStyle w:val="Heading4"/>
+      </w:pPr>
+      <w:r>
+        <w:lastRenderedPageBreak/>
+        <w:t>Random Forest Classification</w:t>
+      </w:r>
+    </w:p>
+    <w:p>
+      <w:r>
+        <w:t xml:space="preserve">Whilst the Linear Regression model </w:t>
+      </w:r>
+      <w:r>
+        <w:t>provides</w:t>
+      </w:r>
+      <w:r>
+        <w:t xml:space="preserve"> a predictive analysis on Gross Weekly Pay, the Random Forest Classifier instead uses largely demographic features to predict the economic status of an individual</w:t>
+      </w:r>
+      <w:r>
+        <w:t>. T</w:t>
+      </w:r>
+      <w:r>
+        <w:t xml:space="preserve">he </w:t>
+      </w:r>
+      <w:r>
+        <w:t xml:space="preserve">primary </w:t>
+      </w:r>
+      <w:r>
+        <w:t xml:space="preserve">aim </w:t>
+      </w:r>
+      <w:r>
+        <w:t xml:space="preserve">is to </w:t>
+      </w:r>
+      <w:r>
+        <w:t xml:space="preserve">identify hotspots of economic inactivity during the </w:t>
+      </w:r>
+      <w:r>
+        <w:t xml:space="preserve">pandemic to inform </w:t>
+      </w:r>
+      <w:r>
+        <w:t>“</w:t>
+      </w:r>
+      <w:r>
+        <w:t>return to work</w:t>
+      </w:r>
+      <w:r>
+        <w:t>”</w:t>
+      </w:r>
+      <w:r>
+        <w:t xml:space="preserve"> policy decisions </w:t>
+      </w:r>
+      <w:r>
+        <w:t>and</w:t>
+      </w:r>
+      <w:r>
+        <w:t xml:space="preserve"> identify demographics that may require </w:t>
+      </w:r>
+      <w:r>
+        <w:t xml:space="preserve">additional </w:t>
+      </w:r>
+      <w:r>
+        <w:t>economic intervention</w:t>
+      </w:r>
+      <w:r>
+        <w:t>s</w:t>
+      </w:r>
+      <w:r>
+        <w:t>.</w:t>
+      </w:r>
+    </w:p>
+    <w:p>
+      <w:r>
+        <w:t>This stage required additional pre-processing:</w:t>
+      </w:r>
+    </w:p>
+    <w:p>
+      <w:pPr>
+        <w:pStyle w:val="ListParagraph"/>
+        <w:numPr>
+          <w:ilvl w:val="0"/>
+          <w:numId w:val="2"/>
+        </w:numPr>
+      </w:pPr>
+      <w:r>
+        <w:t>To handle missing data, n</w:t>
+      </w:r>
+      <w:r>
+        <w:t>ull values from the selected feature columns were dropped.</w:t>
+      </w:r>
+    </w:p>
+    <w:p>
+      <w:pPr>
+        <w:pStyle w:val="ListParagraph"/>
+        <w:numPr>
+          <w:ilvl w:val="0"/>
+          <w:numId w:val="2"/>
+        </w:numPr>
+      </w:pPr>
+      <w:r>
+        <w:t xml:space="preserve">The target variable </w:t>
+      </w:r>
+      <w:r>
+        <w:rPr>
+          <w:b/>
+          <w:bCs/>
+        </w:rPr>
+        <w:t>INECAC05</w:t>
+      </w:r>
+      <w:r>
+        <w:t xml:space="preserve"> was re-mapped into three distinct bins, with the value held in </w:t>
+      </w:r>
+      <w:r>
+        <w:rPr>
+          <w:b/>
+          <w:bCs/>
+        </w:rPr>
+        <w:t>Status_Grouped</w:t>
+      </w:r>
+      <w:r>
+        <w:t>: Employed, Unemployed and Inactive. By combining the various Inactive categories, the model reduces the noise from small sample size sub-categories into one primary cover-all category.</w:t>
+      </w:r>
+    </w:p>
+    <w:p>
+      <w:r>
+        <w:t>Unlike the Linear Regression model, Random Forest Classifiers can capture interactions between features, demonstrating the impact of a disability may vary depending on a second variable such as age band.</w:t>
+      </w:r>
+    </w:p>
+    <w:p>
+      <w:r>
+        <w:t xml:space="preserve">The </w:t>
+      </w:r>
+      <w:r>
+        <w:t xml:space="preserve">initial </w:t>
+      </w:r>
+      <w:r>
+        <w:t>model achieved an overall weighted accuracy score of 7</w:t>
+      </w:r>
+      <w:r>
+        <w:t>5.9</w:t>
+      </w:r>
+      <w:r>
+        <w:t xml:space="preserve">%, evidencing a strong general capability for correctly classifying the economic status of respondents, however, it shows a clear disparity of accuracy between the three groups. </w:t>
+      </w:r>
+    </w:p>
+    <w:p>
+      <w:r>
+        <w:t xml:space="preserve">The model is most accurate at classifying </w:t>
+      </w:r>
+      <w:r>
+        <w:t>E</w:t>
+      </w:r>
+      <w:r>
+        <w:t>mployed respondents</w:t>
+      </w:r>
+      <w:r>
+        <w:t xml:space="preserve"> (</w:t>
+      </w:r>
+      <w:r>
+        <w:t>F1</w:t>
+      </w:r>
+      <w:r>
+        <w:t>: 0</w:t>
+      </w:r>
+      <w:r>
+        <w:t>.84</w:t>
+      </w:r>
+      <w:r>
+        <w:t>)</w:t>
+      </w:r>
+      <w:r>
+        <w:t xml:space="preserve">, showing that demographic factors strongly influence the status of active employment. There is moderate accuracy at identifying economically Inactive respondents, with an </w:t>
+      </w:r>
+      <w:r>
+        <w:t>(</w:t>
+      </w:r>
+      <w:r>
+        <w:t>F</w:t>
+      </w:r>
+      <w:r>
+        <w:t>:</w:t>
+      </w:r>
+      <w:r>
+        <w:t xml:space="preserve"> 0.59</w:t>
+      </w:r>
+      <w:r>
+        <w:t>)</w:t>
+      </w:r>
+      <w:r>
+        <w:t xml:space="preserve">. The performance for identifying Unemployed respondents was the weakest substantially </w:t>
+      </w:r>
+      <w:r>
+        <w:t>(</w:t>
+      </w:r>
+      <w:r>
+        <w:t>F1</w:t>
+      </w:r>
+      <w:r>
+        <w:t>:</w:t>
+      </w:r>
+      <w:r>
+        <w:t xml:space="preserve"> 0.03</w:t>
+      </w:r>
+      <w:r>
+        <w:t>)</w:t>
+      </w:r>
+      <w:r>
+        <w:t>; this is the category with the lowest amount of supporting data, further highlighting the requirement to combined Inactive sub-categories</w:t>
+      </w:r>
+      <w:r>
+        <w:t>.</w:t>
+      </w:r>
+      <w:r>
+        <w:t xml:space="preserve"> From 56,292 values, there is a 39,374-15,605-1,313 split across the three respective categories.</w:t>
+      </w:r>
+    </w:p>
+    <w:tbl>
+      <w:tblPr>
+        <w:tblStyle w:val="TableGrid"/>
+        <w:tblW w:w="0" w:type="auto"/>
+        <w:tblBorders>
+          <w:top w:val="none" w:sz="0" w:space="0" w:color="auto"/>
+          <w:left w:val="none" w:sz="0" w:space="0" w:color="auto"/>
+          <w:bottom w:val="none" w:sz="0" w:space="0" w:color="auto"/>
+          <w:right w:val="none" w:sz="0" w:space="0" w:color="auto"/>
+          <w:insideH w:val="none" w:sz="0" w:space="0" w:color="auto"/>
+        </w:tblBorders>
+        <w:tblLook w:val="04A0" w:firstRow="1" w:lastRow="0" w:firstColumn="1" w:lastColumn="0" w:noHBand="0" w:noVBand="1"/>
+      </w:tblPr>
+      <w:tblGrid>
+        <w:gridCol w:w="2254"/>
+        <w:gridCol w:w="2254"/>
+        <w:gridCol w:w="2254"/>
+        <w:gridCol w:w="2254"/>
+      </w:tblGrid>
+      <w:tr>
+        <w:tc>
+          <w:tcPr>
+            <w:tcW w:w="2254" w:type="dxa"/>
+          </w:tcPr>
+          <w:p>
+            <w:pPr>
+              <w:jc w:val="center"/>
+              <w:rPr>
+                <w:b/>
+                <w:bCs/>
+              </w:rPr>
+            </w:pPr>
+          </w:p>
+        </w:tc>
+        <w:tc>
+          <w:tcPr>
+            <w:tcW w:w="2254" w:type="dxa"/>
+          </w:tcPr>
+          <w:p>
+            <w:pPr>
+              <w:jc w:val="center"/>
+              <w:rPr>
+                <w:b/>
+                <w:bCs/>
+              </w:rPr>
+            </w:pPr>
+            <w:r>
+              <w:rPr>
+                <w:b/>
+                <w:bCs/>
+              </w:rPr>
+              <w:t>Precision</w:t>
+            </w:r>
+          </w:p>
+        </w:tc>
+        <w:tc>
+          <w:tcPr>
+            <w:tcW w:w="2254" w:type="dxa"/>
+          </w:tcPr>
+          <w:p>
+            <w:pPr>
+              <w:jc w:val="center"/>
+              <w:rPr>
+                <w:b/>
+                <w:bCs/>
+              </w:rPr>
+            </w:pPr>
+            <w:r>
+              <w:rPr>
+                <w:b/>
+                <w:bCs/>
+              </w:rPr>
+              <w:t>Recall</w:t>
+            </w:r>
+          </w:p>
+        </w:tc>
+        <w:tc>
+          <w:tcPr>
+            <w:tcW w:w="2254" w:type="dxa"/>
+          </w:tcPr>
+          <w:p>
+            <w:pPr>
+              <w:jc w:val="center"/>
+              <w:rPr>
+                <w:b/>
+                <w:bCs/>
+              </w:rPr>
+            </w:pPr>
+            <w:r>
+              <w:rPr>
+                <w:b/>
+                <w:bCs/>
+              </w:rPr>
+              <w:t>F1 Score</w:t>
+            </w:r>
+          </w:p>
+        </w:tc>
+      </w:tr>
+      <w:tr>
+        <w:tc>
+          <w:tcPr>
+            <w:tcW w:w="2254" w:type="dxa"/>
+          </w:tcPr>
+          <w:p>
+            <w:pPr>
+              <w:jc w:val="center"/>
+              <w:rPr>
+                <w:b/>
+                <w:bCs/>
+              </w:rPr>
+            </w:pPr>
+            <w:r>
+              <w:rPr>
+                <w:b/>
+                <w:bCs/>
+              </w:rPr>
+              <w:t>Employed</w:t>
+            </w:r>
+          </w:p>
+        </w:tc>
+        <w:tc>
+          <w:tcPr>
+            <w:tcW w:w="2254" w:type="dxa"/>
+          </w:tcPr>
+          <w:p>
+            <w:pPr>
+              <w:jc w:val="center"/>
+            </w:pPr>
+            <w:r>
+              <w:t>0.82</w:t>
+            </w:r>
+          </w:p>
+        </w:tc>
+        <w:tc>
+          <w:tcPr>
+            <w:tcW w:w="2254" w:type="dxa"/>
+          </w:tcPr>
+          <w:p>
+            <w:pPr>
+              <w:jc w:val="center"/>
+            </w:pPr>
+            <w:r>
+              <w:t>0.86</w:t>
+            </w:r>
+          </w:p>
+        </w:tc>
+        <w:tc>
+          <w:tcPr>
+            <w:tcW w:w="2254" w:type="dxa"/>
+          </w:tcPr>
+          <w:p>
+            <w:pPr>
+              <w:jc w:val="center"/>
+            </w:pPr>
+            <w:r>
+              <w:t>0.84</w:t>
+            </w:r>
+          </w:p>
+        </w:tc>
+      </w:tr>
+      <w:tr>
+        <w:tc>
+          <w:tcPr>
+            <w:tcW w:w="2254" w:type="dxa"/>
+          </w:tcPr>
+          <w:p>
+            <w:pPr>
+              <w:jc w:val="center"/>
+              <w:rPr>
+                <w:b/>
+                <w:bCs/>
+              </w:rPr>
+            </w:pPr>
+            <w:r>
+              <w:rPr>
+                <w:b/>
+                <w:bCs/>
+              </w:rPr>
+              <w:t>Inactive</w:t>
+            </w:r>
+          </w:p>
+        </w:tc>
+        <w:tc>
+          <w:tcPr>
+            <w:tcW w:w="2254" w:type="dxa"/>
+          </w:tcPr>
+          <w:p>
+            <w:pPr>
+              <w:jc w:val="center"/>
+            </w:pPr>
+            <w:r>
+              <w:t>0.61</w:t>
+            </w:r>
+          </w:p>
+        </w:tc>
+        <w:tc>
+          <w:tcPr>
+            <w:tcW w:w="2254" w:type="dxa"/>
+          </w:tcPr>
+          <w:p>
+            <w:pPr>
+              <w:jc w:val="center"/>
+            </w:pPr>
+            <w:r>
+              <w:t>0.57</w:t>
+            </w:r>
+          </w:p>
+        </w:tc>
+        <w:tc>
+          <w:tcPr>
+            <w:tcW w:w="2254" w:type="dxa"/>
+          </w:tcPr>
+          <w:p>
+            <w:pPr>
+              <w:jc w:val="center"/>
+            </w:pPr>
+            <w:r>
+              <w:t>0.59</w:t>
+            </w:r>
+          </w:p>
+        </w:tc>
+      </w:tr>
+      <w:tr>
+        <w:tc>
+          <w:tcPr>
+            <w:tcW w:w="2254" w:type="dxa"/>
+          </w:tcPr>
+          <w:p>
+            <w:pPr>
+              <w:jc w:val="center"/>
+              <w:rPr>
+                <w:b/>
+                <w:bCs/>
+              </w:rPr>
+            </w:pPr>
+            <w:r>
+              <w:rPr>
+                <w:b/>
+                <w:bCs/>
+              </w:rPr>
+              <w:t>Unemployed</w:t>
+            </w:r>
+          </w:p>
+        </w:tc>
+        <w:tc>
+          <w:tcPr>
+            <w:tcW w:w="2254" w:type="dxa"/>
+          </w:tcPr>
+          <w:p>
+            <w:pPr>
+              <w:jc w:val="center"/>
+            </w:pPr>
+            <w:r>
+              <w:t>0.08</w:t>
+            </w:r>
+          </w:p>
+        </w:tc>
+        <w:tc>
+          <w:tcPr>
+            <w:tcW w:w="2254" w:type="dxa"/>
+          </w:tcPr>
+          <w:p>
+            <w:pPr>
+              <w:jc w:val="center"/>
+            </w:pPr>
+            <w:r>
+              <w:t>0.02</w:t>
+            </w:r>
+          </w:p>
+        </w:tc>
+        <w:tc>
+          <w:tcPr>
+            <w:tcW w:w="2254" w:type="dxa"/>
+          </w:tcPr>
+          <w:p>
+            <w:pPr>
+              <w:jc w:val="center"/>
+            </w:pPr>
+            <w:r>
+              <w:t>0.03</w:t>
+            </w:r>
+          </w:p>
+        </w:tc>
+      </w:tr>
+    </w:tbl>
     <w:p/>
     <w:p>
+      <w:r>
+        <w:t xml:space="preserve">The confusion matrix </w:t>
+      </w:r>
+      <w:r>
+        <w:t>provides</w:t>
+      </w:r>
+      <w:r>
+        <w:t xml:space="preserve"> a visualisation of the models successful and unsuccessful </w:t>
+      </w:r>
+      <w:r>
+        <w:t>classifications</w:t>
+      </w:r>
+      <w:r>
+        <w:t xml:space="preserve">. A strong model </w:t>
+      </w:r>
+      <w:r>
+        <w:t>would</w:t>
+      </w:r>
+      <w:r>
+        <w:t xml:space="preserve"> display a negative diagonal line, with cells off of this line representing misclassifications. Due to the imbalance in data, this model has a clear bias towards the Employed and Inactive classes.</w:t>
+      </w:r>
+    </w:p>
+    <w:p>
+      <w:r>
+        <w:t>As the confusion matrix demonstrated that the model wasn’t able to reliably differentiate between Unemployed and Inactive respondent, the decision was made to combine these categories.</w:t>
+      </w:r>
+    </w:p>
+    <w:p>
+      <w:r>
+        <w:t xml:space="preserve">This moves the focus onto more statistically </w:t>
+      </w:r>
+      <w:r>
+        <w:t>significant groups, rather than maintaining sub-categories that add noise to the model without providing sufficient informational value or support. Even with this change, accuracy remained similar due to the insignificance of the removed category, where the new accuracy rating rose to 76.7% [+0.8].</w:t>
+      </w:r>
+    </w:p>
+    <w:tbl>
+      <w:tblPr>
+        <w:tblStyle w:val="TableGrid"/>
+        <w:tblW w:w="0" w:type="auto"/>
+        <w:tblBorders>
+          <w:top w:val="none" w:sz="0" w:space="0" w:color="auto"/>
+          <w:left w:val="none" w:sz="0" w:space="0" w:color="auto"/>
+          <w:bottom w:val="none" w:sz="0" w:space="0" w:color="auto"/>
+          <w:right w:val="none" w:sz="0" w:space="0" w:color="auto"/>
+          <w:insideH w:val="none" w:sz="0" w:space="0" w:color="auto"/>
+          <w:insideV w:val="none" w:sz="0" w:space="0" w:color="auto"/>
+        </w:tblBorders>
+        <w:tblLook w:val="04A0" w:firstRow="1" w:lastRow="0" w:firstColumn="1" w:lastColumn="0" w:noHBand="0" w:noVBand="1"/>
+      </w:tblPr>
+      <w:tblGrid>
+        <w:gridCol w:w="9016"/>
+      </w:tblGrid>
+      <w:tr>
+        <w:tc>
+          <w:tcPr>
+            <w:tcW w:w="9016" w:type="dxa"/>
+          </w:tcPr>
+          <w:p>
+            <w:pPr>
+              <w:jc w:val="center"/>
+            </w:pPr>
+            <w:r>
+              <w:rPr>
+                <w:noProof/>
+              </w:rPr>
+              <w:lastRenderedPageBreak/>
+              <w:drawing>
+                <wp:inline distT="0" distB="0" distL="0" distR="0" wp14:anchorId="5939F8D2" wp14:editId="59B76EA2">
+                  <wp:extent cx="5400000" cy="4320000"/>
+                  <wp:effectExtent l="0" t="0" r="0" b="4445"/>
+                  <wp:docPr id="188618453" name="Picture 3"/>
+                  <wp:cNvGraphicFramePr>
+                    <a:graphicFrameLocks xmlns:a="http://schemas.openxmlformats.org/drawingml/2006/main" noChangeAspect="1"/>
+                  </wp:cNvGraphicFramePr>
+                  <a:graphic xmlns:a="http://schemas.openxmlformats.org/drawingml/2006/main">
+                    <a:graphicData uri="http://schemas.openxmlformats.org/drawingml/2006/picture">
+                      <pic:pic xmlns:pic="http://schemas.openxmlformats.org/drawingml/2006/picture">
+                        <pic:nvPicPr>
+                          <pic:cNvPr id="188618453" name="Picture 3"/>
+                          <pic:cNvPicPr>
+                            <a:picLocks noChangeAspect="1" noChangeArrowheads="1"/>
+                          </pic:cNvPicPr>
+                        </pic:nvPicPr>
+                        <pic:blipFill>
+                          <a:blip r:embed="rId14" cstate="print">
+                            <a:extLst>
+                              <a:ext uri="{28A0092B-C50C-407E-A947-70E740481C1C}">
+                                <a14:useLocalDpi xmlns:a14="http://schemas.microsoft.com/office/drawing/2010/main" val="0"/>
+                              </a:ext>
+                            </a:extLst>
+                          </a:blip>
+                          <a:stretch>
+                            <a:fillRect/>
+                          </a:stretch>
+                        </pic:blipFill>
+                        <pic:spPr bwMode="auto">
+                          <a:xfrm>
+                            <a:off x="0" y="0"/>
+                            <a:ext cx="5400000" cy="4320000"/>
+                          </a:xfrm>
+                          <a:prstGeom prst="rect">
+                            <a:avLst/>
+                          </a:prstGeom>
+                          <a:noFill/>
+                          <a:ln>
+                            <a:noFill/>
+                          </a:ln>
+                        </pic:spPr>
+                      </pic:pic>
+                    </a:graphicData>
+                  </a:graphic>
+                </wp:inline>
+              </w:drawing>
+            </w:r>
+          </w:p>
+        </w:tc>
+      </w:tr>
+      <w:tr>
+        <w:tc>
+          <w:tcPr>
+            <w:tcW w:w="9016" w:type="dxa"/>
+          </w:tcPr>
+          <w:p>
+            <w:pPr>
+              <w:jc w:val="center"/>
+            </w:pPr>
+            <w:r>
+              <w:rPr>
+                <w:noProof/>
+              </w:rPr>
+              <w:drawing>
+                <wp:inline distT="0" distB="0" distL="0" distR="0" wp14:anchorId="7E8EDA97" wp14:editId="5FD2C748">
+                  <wp:extent cx="5400000" cy="4323600"/>
+                  <wp:effectExtent l="0" t="0" r="0" b="1270"/>
+                  <wp:docPr id="782278961" name="Picture 4"/>
+                  <wp:cNvGraphicFramePr>
+                    <a:graphicFrameLocks xmlns:a="http://schemas.openxmlformats.org/drawingml/2006/main" noChangeAspect="1"/>
+                  </wp:cNvGraphicFramePr>
+                  <a:graphic xmlns:a="http://schemas.openxmlformats.org/drawingml/2006/main">
+                    <a:graphicData uri="http://schemas.openxmlformats.org/drawingml/2006/picture">
+                      <pic:pic xmlns:pic="http://schemas.openxmlformats.org/drawingml/2006/picture">
+                        <pic:nvPicPr>
+                          <pic:cNvPr id="0" name="Picture 4"/>
+                          <pic:cNvPicPr>
+                            <a:picLocks noChangeAspect="1" noChangeArrowheads="1"/>
+                          </pic:cNvPicPr>
+                        </pic:nvPicPr>
+                        <pic:blipFill>
+                          <a:blip r:embed="rId15" cstate="print">
+                            <a:extLst>
+                              <a:ext uri="{28A0092B-C50C-407E-A947-70E740481C1C}">
+                                <a14:useLocalDpi xmlns:a14="http://schemas.microsoft.com/office/drawing/2010/main" val="0"/>
+                              </a:ext>
+                            </a:extLst>
+                          </a:blip>
+                          <a:srcRect/>
+                          <a:stretch>
+                            <a:fillRect/>
+                          </a:stretch>
+                        </pic:blipFill>
+                        <pic:spPr bwMode="auto">
+                          <a:xfrm>
+                            <a:off x="0" y="0"/>
+                            <a:ext cx="5400000" cy="4323600"/>
+                          </a:xfrm>
+                          <a:prstGeom prst="rect">
+                            <a:avLst/>
+                          </a:prstGeom>
+                          <a:noFill/>
+                          <a:ln>
+                            <a:noFill/>
+                          </a:ln>
+                        </pic:spPr>
+                      </pic:pic>
+                    </a:graphicData>
+                  </a:graphic>
+                </wp:inline>
+              </w:drawing>
+            </w:r>
+          </w:p>
+        </w:tc>
+      </w:tr>
+    </w:tbl>
+    <w:p/>
+    <w:p>
+      <w:r>
+        <w:lastRenderedPageBreak/>
+        <w:t xml:space="preserve">Now that groups had been finalised, a Variable Importance analysis </w:t>
+      </w:r>
+      <w:r>
+        <w:t>provided insights into the primary factors influencing (or being influenced by) economic status.</w:t>
+      </w:r>
+    </w:p>
+    <w:tbl>
+      <w:tblPr>
+        <w:tblStyle w:val="TableGrid"/>
+        <w:tblW w:w="0" w:type="auto"/>
+        <w:tblBorders>
+          <w:top w:val="none" w:sz="0" w:space="0" w:color="auto"/>
+          <w:left w:val="none" w:sz="0" w:space="0" w:color="auto"/>
+          <w:bottom w:val="none" w:sz="0" w:space="0" w:color="auto"/>
+          <w:right w:val="none" w:sz="0" w:space="0" w:color="auto"/>
+          <w:insideH w:val="none" w:sz="0" w:space="0" w:color="auto"/>
+          <w:insideV w:val="none" w:sz="0" w:space="0" w:color="auto"/>
+        </w:tblBorders>
+        <w:tblLook w:val="04A0" w:firstRow="1" w:lastRow="0" w:firstColumn="1" w:lastColumn="0" w:noHBand="0" w:noVBand="1"/>
+      </w:tblPr>
+      <w:tblGrid>
+        <w:gridCol w:w="9016"/>
+      </w:tblGrid>
+      <w:tr>
+        <w:tc>
+          <w:tcPr>
+            <w:tcW w:w="9016" w:type="dxa"/>
+          </w:tcPr>
+          <w:p>
+            <w:pPr>
+              <w:jc w:val="center"/>
+            </w:pPr>
+            <w:r>
+              <w:rPr>
+                <w:noProof/>
+              </w:rPr>
+              <w:drawing>
+                <wp:inline distT="0" distB="0" distL="0" distR="0" wp14:anchorId="2F41E077" wp14:editId="6A965652">
+                  <wp:extent cx="5544000" cy="3700800"/>
+                  <wp:effectExtent l="0" t="0" r="0" b="0"/>
+                  <wp:docPr id="1824280095" name="Picture 5"/>
+                  <wp:cNvGraphicFramePr>
+                    <a:graphicFrameLocks xmlns:a="http://schemas.openxmlformats.org/drawingml/2006/main" noChangeAspect="1"/>
+                  </wp:cNvGraphicFramePr>
+                  <a:graphic xmlns:a="http://schemas.openxmlformats.org/drawingml/2006/main">
+                    <a:graphicData uri="http://schemas.openxmlformats.org/drawingml/2006/picture">
+                      <pic:pic xmlns:pic="http://schemas.openxmlformats.org/drawingml/2006/picture">
+                        <pic:nvPicPr>
+                          <pic:cNvPr id="0" name="Picture 5"/>
+                          <pic:cNvPicPr>
+                            <a:picLocks noChangeAspect="1" noChangeArrowheads="1"/>
+                          </pic:cNvPicPr>
+                        </pic:nvPicPr>
+                        <pic:blipFill>
+                          <a:blip r:embed="rId16" cstate="print">
+                            <a:extLst>
+                              <a:ext uri="{28A0092B-C50C-407E-A947-70E740481C1C}">
+                                <a14:useLocalDpi xmlns:a14="http://schemas.microsoft.com/office/drawing/2010/main" val="0"/>
+                              </a:ext>
+                            </a:extLst>
+                          </a:blip>
+                          <a:srcRect/>
+                          <a:stretch>
+                            <a:fillRect/>
+                          </a:stretch>
+                        </pic:blipFill>
+                        <pic:spPr bwMode="auto">
+                          <a:xfrm>
+                            <a:off x="0" y="0"/>
+                            <a:ext cx="5544000" cy="3700800"/>
+                          </a:xfrm>
+                          <a:prstGeom prst="rect">
+                            <a:avLst/>
+                          </a:prstGeom>
+                          <a:noFill/>
+                          <a:ln>
+                            <a:noFill/>
+                          </a:ln>
+                        </pic:spPr>
+                      </pic:pic>
+                    </a:graphicData>
+                  </a:graphic>
+                </wp:inline>
+              </w:drawing>
+            </w:r>
+          </w:p>
+        </w:tc>
+      </w:tr>
+    </w:tbl>
+    <w:p>
+      <w:r>
+        <w:t>The main factor influencing economic status is age (AAGE) with a variable importance score of 0.25, representing that 25% of the reduction of uncertainty is derived from this feature. This seems to indicate that workforce participation largely relates to life-stage, capturing the information detailing transitions between education and career, and career and retirement.</w:t>
+      </w:r>
+    </w:p>
+    <w:tbl>
+      <w:tblPr>
+        <w:tblStyle w:val="TableGrid"/>
+        <w:tblW w:w="0" w:type="auto"/>
+        <w:tblBorders>
+          <w:top w:val="none" w:sz="0" w:space="0" w:color="auto"/>
+          <w:left w:val="none" w:sz="0" w:space="0" w:color="auto"/>
+          <w:bottom w:val="none" w:sz="0" w:space="0" w:color="auto"/>
+          <w:right w:val="none" w:sz="0" w:space="0" w:color="auto"/>
+          <w:insideH w:val="none" w:sz="0" w:space="0" w:color="auto"/>
+          <w:insideV w:val="none" w:sz="0" w:space="0" w:color="auto"/>
+        </w:tblBorders>
+        <w:tblLook w:val="04A0" w:firstRow="1" w:lastRow="0" w:firstColumn="1" w:lastColumn="0" w:noHBand="0" w:noVBand="1"/>
+      </w:tblPr>
+      <w:tblGrid>
+        <w:gridCol w:w="9016"/>
+      </w:tblGrid>
+      <w:tr>
+        <w:tc>
+          <w:tcPr>
+            <w:tcW w:w="9016" w:type="dxa"/>
+          </w:tcPr>
+          <w:p>
+            <w:pPr>
+              <w:jc w:val="center"/>
+            </w:pPr>
+            <w:r>
+              <w:rPr>
+                <w:noProof/>
+              </w:rPr>
+              <w:drawing>
+                <wp:inline distT="0" distB="0" distL="0" distR="0" wp14:anchorId="30596EAE" wp14:editId="7753F2CB">
+                  <wp:extent cx="5544000" cy="3330000"/>
+                  <wp:effectExtent l="0" t="0" r="0" b="3810"/>
+                  <wp:docPr id="496497513" name="Picture 6"/>
+                  <wp:cNvGraphicFramePr>
+                    <a:graphicFrameLocks xmlns:a="http://schemas.openxmlformats.org/drawingml/2006/main" noChangeAspect="1"/>
+                  </wp:cNvGraphicFramePr>
+                  <a:graphic xmlns:a="http://schemas.openxmlformats.org/drawingml/2006/main">
+                    <a:graphicData uri="http://schemas.openxmlformats.org/drawingml/2006/picture">
+                      <pic:pic xmlns:pic="http://schemas.openxmlformats.org/drawingml/2006/picture">
+                        <pic:nvPicPr>
+                          <pic:cNvPr id="0" name="Picture 6"/>
+                          <pic:cNvPicPr>
+                            <a:picLocks noChangeAspect="1" noChangeArrowheads="1"/>
+                          </pic:cNvPicPr>
+                        </pic:nvPicPr>
+                        <pic:blipFill>
+                          <a:blip r:embed="rId17" cstate="print">
+                            <a:extLst>
+                              <a:ext uri="{28A0092B-C50C-407E-A947-70E740481C1C}">
+                                <a14:useLocalDpi xmlns:a14="http://schemas.microsoft.com/office/drawing/2010/main" val="0"/>
+                              </a:ext>
+                            </a:extLst>
+                          </a:blip>
+                          <a:srcRect/>
+                          <a:stretch>
+                            <a:fillRect/>
+                          </a:stretch>
+                        </pic:blipFill>
+                        <pic:spPr bwMode="auto">
+                          <a:xfrm>
+                            <a:off x="0" y="0"/>
+                            <a:ext cx="5544000" cy="3330000"/>
+                          </a:xfrm>
+                          <a:prstGeom prst="rect">
+                            <a:avLst/>
+                          </a:prstGeom>
+                          <a:noFill/>
+                          <a:ln>
+                            <a:noFill/>
+                          </a:ln>
+                        </pic:spPr>
+                      </pic:pic>
+                    </a:graphicData>
+                  </a:graphic>
+                </wp:inline>
+              </w:drawing>
+            </w:r>
+          </w:p>
+        </w:tc>
+      </w:tr>
+    </w:tbl>
+    <w:p>
+      <w:r>
+        <w:lastRenderedPageBreak/>
+        <w:t xml:space="preserve">Another significant feature is the </w:t>
+      </w:r>
+      <w:r>
+        <w:rPr>
+          <w:b/>
+          <w:bCs/>
+        </w:rPr>
+        <w:t>FILEYEAR</w:t>
+      </w:r>
+      <w:r>
+        <w:t xml:space="preserve"> variable, with a variable importance score of ~0.125. This high ranking is particularly significant for this task as it captures the event-driven “shocks” to workforce participation over the course of the pandemic.</w:t>
+      </w:r>
+    </w:p>
+    <w:tbl>
+      <w:tblPr>
+        <w:tblStyle w:val="TableGrid"/>
+        <w:tblW w:w="0" w:type="auto"/>
+        <w:tblBorders>
+          <w:top w:val="none" w:sz="0" w:space="0" w:color="auto"/>
+          <w:left w:val="none" w:sz="0" w:space="0" w:color="auto"/>
+          <w:bottom w:val="none" w:sz="0" w:space="0" w:color="auto"/>
+          <w:right w:val="none" w:sz="0" w:space="0" w:color="auto"/>
+          <w:insideH w:val="none" w:sz="0" w:space="0" w:color="auto"/>
+          <w:insideV w:val="none" w:sz="0" w:space="0" w:color="auto"/>
+        </w:tblBorders>
+        <w:tblLook w:val="04A0" w:firstRow="1" w:lastRow="0" w:firstColumn="1" w:lastColumn="0" w:noHBand="0" w:noVBand="1"/>
+      </w:tblPr>
+      <w:tblGrid>
+        <w:gridCol w:w="9016"/>
+      </w:tblGrid>
+      <w:tr>
+        <w:tc>
+          <w:tcPr>
+            <w:tcW w:w="9016" w:type="dxa"/>
+          </w:tcPr>
+          <w:p>
+            <w:pPr>
+              <w:jc w:val="center"/>
+            </w:pPr>
+            <w:r>
+              <w:rPr>
+                <w:noProof/>
+              </w:rPr>
+              <w:drawing>
+                <wp:inline distT="0" distB="0" distL="0" distR="0" wp14:anchorId="3A360737" wp14:editId="7F2DE637">
+                  <wp:extent cx="5400000" cy="3243600"/>
+                  <wp:effectExtent l="0" t="0" r="0" b="0"/>
+                  <wp:docPr id="318039229" name="Picture 7"/>
+                  <wp:cNvGraphicFramePr>
+                    <a:graphicFrameLocks xmlns:a="http://schemas.openxmlformats.org/drawingml/2006/main" noChangeAspect="1"/>
+                  </wp:cNvGraphicFramePr>
+                  <a:graphic xmlns:a="http://schemas.openxmlformats.org/drawingml/2006/main">
+                    <a:graphicData uri="http://schemas.openxmlformats.org/drawingml/2006/picture">
+                      <pic:pic xmlns:pic="http://schemas.openxmlformats.org/drawingml/2006/picture">
+                        <pic:nvPicPr>
+                          <pic:cNvPr id="0" name="Picture 7"/>
+                          <pic:cNvPicPr>
+                            <a:picLocks noChangeAspect="1" noChangeArrowheads="1"/>
+                          </pic:cNvPicPr>
+                        </pic:nvPicPr>
+                        <pic:blipFill>
+                          <a:blip r:embed="rId18" cstate="print">
+                            <a:extLst>
+                              <a:ext uri="{28A0092B-C50C-407E-A947-70E740481C1C}">
+                                <a14:useLocalDpi xmlns:a14="http://schemas.microsoft.com/office/drawing/2010/main" val="0"/>
+                              </a:ext>
+                            </a:extLst>
+                          </a:blip>
+                          <a:srcRect/>
+                          <a:stretch>
+                            <a:fillRect/>
+                          </a:stretch>
+                        </pic:blipFill>
+                        <pic:spPr bwMode="auto">
+                          <a:xfrm>
+                            <a:off x="0" y="0"/>
+                            <a:ext cx="5400000" cy="3243600"/>
+                          </a:xfrm>
+                          <a:prstGeom prst="rect">
+                            <a:avLst/>
+                          </a:prstGeom>
+                          <a:noFill/>
+                          <a:ln>
+                            <a:noFill/>
+                          </a:ln>
+                        </pic:spPr>
+                      </pic:pic>
+                    </a:graphicData>
+                  </a:graphic>
+                </wp:inline>
+              </w:drawing>
+            </w:r>
+          </w:p>
+        </w:tc>
+      </w:tr>
+    </w:tbl>
+    <w:p>
+      <w:r>
+        <w:t xml:space="preserve">Whilst the classifier model identifies satisfaction (SATIS) as important to the </w:t>
+      </w:r>
+      <w:r>
+        <w:t>reduction</w:t>
+      </w:r>
+      <w:r>
+        <w:t xml:space="preserve"> of </w:t>
+      </w:r>
+      <w:r>
+        <w:t xml:space="preserve">the models </w:t>
+      </w:r>
+      <w:r>
+        <w:t xml:space="preserve">uncertainty, it is more likely that this relationship displays reverse causality. </w:t>
+      </w:r>
+      <w:r>
+        <w:t>I</w:t>
+      </w:r>
+      <w:r>
+        <w:t>t is more probable that the security</w:t>
+      </w:r>
+      <w:r>
+        <w:t xml:space="preserve"> and social engagement of employment influence satisfaction levels. Employment percentages peak at a satisfaction level of 7/10, before falling. This fall at high satisfaction levels possibly reflects an increase in retirees who are economically inactive but still have a high satisfaction level. Conversely, at the lower end of the scale (&lt;3.0), respondents were more likely to be economically inactive than active. This is </w:t>
+      </w:r>
+      <w:r>
+        <w:t>likely</w:t>
+      </w:r>
+      <w:r>
+        <w:t xml:space="preserve"> influenced by multi-variate factors such as </w:t>
+      </w:r>
+      <w:r>
+        <w:t>disability, alongside employment status</w:t>
+      </w:r>
+      <w:r>
+        <w:t>.</w:t>
+      </w:r>
+    </w:p>
+    <w:tbl>
+      <w:tblPr>
+        <w:tblStyle w:val="TableGrid"/>
+        <w:tblW w:w="0" w:type="auto"/>
+        <w:tblBorders>
+          <w:top w:val="none" w:sz="0" w:space="0" w:color="auto"/>
+          <w:left w:val="none" w:sz="0" w:space="0" w:color="auto"/>
+          <w:bottom w:val="none" w:sz="0" w:space="0" w:color="auto"/>
+          <w:right w:val="none" w:sz="0" w:space="0" w:color="auto"/>
+          <w:insideH w:val="none" w:sz="0" w:space="0" w:color="auto"/>
+          <w:insideV w:val="none" w:sz="0" w:space="0" w:color="auto"/>
+        </w:tblBorders>
+        <w:tblLook w:val="04A0" w:firstRow="1" w:lastRow="0" w:firstColumn="1" w:lastColumn="0" w:noHBand="0" w:noVBand="1"/>
+      </w:tblPr>
+      <w:tblGrid>
+        <w:gridCol w:w="9016"/>
+      </w:tblGrid>
+      <w:tr>
+        <w:tc>
+          <w:tcPr>
+            <w:tcW w:w="9016" w:type="dxa"/>
+          </w:tcPr>
+          <w:p>
+            <w:pPr>
+              <w:jc w:val="center"/>
+            </w:pPr>
+            <w:r>
+              <w:rPr>
+                <w:noProof/>
+              </w:rPr>
+              <w:drawing>
+                <wp:inline distT="0" distB="0" distL="0" distR="0" wp14:anchorId="0870087F" wp14:editId="028D3B70">
+                  <wp:extent cx="5400000" cy="3243600"/>
+                  <wp:effectExtent l="0" t="0" r="0" b="0"/>
+                  <wp:docPr id="39999160" name="Picture 8"/>
+                  <wp:cNvGraphicFramePr>
+                    <a:graphicFrameLocks xmlns:a="http://schemas.openxmlformats.org/drawingml/2006/main" noChangeAspect="1"/>
+                  </wp:cNvGraphicFramePr>
+                  <a:graphic xmlns:a="http://schemas.openxmlformats.org/drawingml/2006/main">
+                    <a:graphicData uri="http://schemas.openxmlformats.org/drawingml/2006/picture">
+                      <pic:pic xmlns:pic="http://schemas.openxmlformats.org/drawingml/2006/picture">
+                        <pic:nvPicPr>
+                          <pic:cNvPr id="0" name="Picture 8"/>
+                          <pic:cNvPicPr>
+                            <a:picLocks noChangeAspect="1" noChangeArrowheads="1"/>
+                          </pic:cNvPicPr>
+                        </pic:nvPicPr>
+                        <pic:blipFill>
+                          <a:blip r:embed="rId19" cstate="print">
+                            <a:extLst>
+                              <a:ext uri="{28A0092B-C50C-407E-A947-70E740481C1C}">
+                                <a14:useLocalDpi xmlns:a14="http://schemas.microsoft.com/office/drawing/2010/main" val="0"/>
+                              </a:ext>
+                            </a:extLst>
+                          </a:blip>
+                          <a:srcRect/>
+                          <a:stretch>
+                            <a:fillRect/>
+                          </a:stretch>
+                        </pic:blipFill>
+                        <pic:spPr bwMode="auto">
+                          <a:xfrm>
+                            <a:off x="0" y="0"/>
+                            <a:ext cx="5400000" cy="3243600"/>
+                          </a:xfrm>
+                          <a:prstGeom prst="rect">
+                            <a:avLst/>
+                          </a:prstGeom>
+                          <a:noFill/>
+                          <a:ln>
+                            <a:noFill/>
+                          </a:ln>
+                        </pic:spPr>
+                      </pic:pic>
+                    </a:graphicData>
+                  </a:graphic>
+                </wp:inline>
+              </w:drawing>
+            </w:r>
+          </w:p>
+        </w:tc>
+      </w:tr>
+    </w:tbl>
+    <w:p/>
+    <w:p>
       <w:pPr>
         <w:pStyle w:val="Heading2"/>
       </w:pPr>
       <w:r>
-        <w:lastRenderedPageBreak/>
-        <w:t>Results</w:t>
+        <w:t>Conclusion</w:t>
       </w:r>
     </w:p>
     <w:p/>
@@ -1662,15 +3685,6 @@
         <w:pStyle w:val="Heading2"/>
       </w:pPr>
       <w:r>
-        <w:t>Conclusion</w:t>
-      </w:r>
-    </w:p>
-    <w:p/>
-    <w:p>
-      <w:pPr>
-        <w:pStyle w:val="Heading2"/>
-      </w:pPr>
-      <w:r>
         <w:t>References</w:t>
       </w:r>
     </w:p>
@@ -1679,7 +3693,34 @@
         <w:t>Evans, J. D. (1996). Straightforward statistics for the behavioral sciences. Thomson Brooks/Cole Publishing Co.</w:t>
       </w:r>
     </w:p>
-    <w:p/>
+    <w:p>
+      <w:proofErr w:type="spellStart"/>
+      <w:r>
+        <w:t>Ozili</w:t>
+      </w:r>
+      <w:proofErr w:type="spellEnd"/>
+      <w:r>
+        <w:t>, P.K. (2023). The Acceptable R-Square in Empirical Modelling for Social Science Research. </w:t>
+      </w:r>
+      <w:r>
+        <w:rPr>
+          <w:i/>
+          <w:iCs/>
+        </w:rPr>
+        <w:t>SSRN Electronic Journal</w:t>
+      </w:r>
+      <w:r>
+        <w:t xml:space="preserve">, [online] 115769(115769). </w:t>
+      </w:r>
+      <w:proofErr w:type="spellStart"/>
+      <w:r>
+        <w:t>doi:https</w:t>
+      </w:r>
+      <w:proofErr w:type="spellEnd"/>
+      <w:r>
+        <w:t>://doi.org/10.2139/ssrn.4128165.</w:t>
+      </w:r>
+    </w:p>
     <w:sectPr>
       <w:pgSz w:w="11906" w:h="16838"/>
       <w:pgMar w:top="1440" w:right="1440" w:bottom="1440" w:left="1440" w:header="708" w:footer="708" w:gutter="0"/>

--- a/Report.docx
+++ b/Report.docx
@@ -2,6 +2,29 @@
 <file path=word/document.xml><?xml version="1.0" encoding="utf-8"?>
 <w:document xmlns:wpc="http://schemas.microsoft.com/office/word/2010/wordprocessingCanvas" xmlns:cx="http://schemas.microsoft.com/office/drawing/2014/chartex" xmlns:cx1="http://schemas.microsoft.com/office/drawing/2015/9/8/chartex" xmlns:cx2="http://schemas.microsoft.com/office/drawing/2015/10/21/chartex" xmlns:cx3="http://schemas.microsoft.com/office/drawing/2016/5/9/chartex" xmlns:cx4="http://schemas.microsoft.com/office/drawing/2016/5/10/chartex" xmlns:cx5="http://schemas.microsoft.com/office/drawing/2016/5/11/chartex" xmlns:cx6="http://schemas.microsoft.com/office/drawing/2016/5/12/chartex" xmlns:cx7="http://schemas.microsoft.com/office/drawing/2016/5/13/chartex" xmlns:cx8="http://schemas.microsoft.com/office/drawing/2016/5/14/chartex" xmlns:mc="http://schemas.openxmlformats.org/markup-compatibility/2006" xmlns:aink="http://schemas.microsoft.com/office/drawing/2016/ink" xmlns:am3d="http://schemas.microsoft.com/office/drawing/2017/model3d" xmlns:o="urn:schemas-microsoft-com:office:office" xmlns:oel="http://schemas.microsoft.com/office/2019/extlst" xmlns:r="http://schemas.openxmlformats.org/officeDocument/2006/relationships" xmlns:m="http://schemas.openxmlformats.org/officeDocument/2006/math" xmlns:v="urn:schemas-microsoft-com:vml" xmlns:wp14="http://schemas.microsoft.com/office/word/2010/wordprocessingDrawing" xmlns:wp="http://schemas.openxmlformats.org/drawingml/2006/wordprocessingDrawing" xmlns:w10="urn:schemas-microsoft-com:office:word" xmlns:w="http://schemas.openxmlformats.org/wordprocessingml/2006/main" xmlns:w14="http://schemas.microsoft.com/office/word/2010/wordml" xmlns:w15="http://schemas.microsoft.com/office/word/2012/wordml" xmlns:w16cex="http://schemas.microsoft.com/office/word/2018/wordml/cex" xmlns:w16cid="http://schemas.microsoft.com/office/word/2016/wordml/cid" xmlns:w16="http://schemas.microsoft.com/office/word/2018/wordml" xmlns:w16du="http://schemas.microsoft.com/office/word/2023/wordml/word16du" xmlns:w16sdtdh="http://schemas.microsoft.com/office/word/2020/wordml/sdtdatahash" xmlns:w16sdtfl="http://schemas.microsoft.com/office/word/2024/wordml/sdtformatlock" xmlns:w16se="http://schemas.microsoft.com/office/word/2015/wordml/symex" xmlns:wpg="http://schemas.microsoft.com/office/word/2010/wordprocessingGroup" xmlns:wpi="http://schemas.microsoft.com/office/word/2010/wordprocessingInk" xmlns:wne="http://schemas.microsoft.com/office/word/2006/wordml" xmlns:wps="http://schemas.microsoft.com/office/word/2010/wordprocessingShape" mc:Ignorable="w14 w15 w16se w16cid w16 w16cex w16sdtdh w16sdtfl w16du wp14">
   <w:body>
+    <w:p>
+      <w:pPr>
+        <w:pStyle w:val="Heading1"/>
+      </w:pPr>
+      <w:bookmarkStart w:id="0" w:name="_Toc228397129"/>
+      <w:r>
+        <w:t>C</w:t>
+      </w:r>
+      <w:r>
+        <w:t>OMP3008 CW2 Report</w:t>
+      </w:r>
+      <w:bookmarkEnd w:id="0"/>
+    </w:p>
+    <w:p>
+      <w:pPr>
+        <w:pStyle w:val="Heading2"/>
+      </w:pPr>
+      <w:bookmarkStart w:id="1" w:name="_Toc228397130"/>
+      <w:r>
+        <w:t>Word Count</w:t>
+      </w:r>
+      <w:bookmarkEnd w:id="1"/>
+    </w:p>
     <w:p>
       <w:pPr>
         <w:rPr>
@@ -9,217 +32,1468 @@
         </w:rPr>
       </w:pPr>
       <w:r>
+        <w:t>Word Count:</w:t>
+      </w:r>
+      <w:r>
+        <w:t xml:space="preserve"> 3491</w:t>
+      </w:r>
+    </w:p>
+    <w:sdt>
+      <w:sdtPr>
+        <w:id w:val="364183560"/>
+        <w:docPartObj>
+          <w:docPartGallery w:val="Table of Contents"/>
+          <w:docPartUnique/>
+        </w:docPartObj>
+      </w:sdtPr>
+      <w:sdtEndPr>
         <w:rPr>
-          <w:color w:val="EE0000"/>
+          <w:rFonts w:asciiTheme="minorHAnsi" w:eastAsiaTheme="minorHAnsi" w:hAnsiTheme="minorHAnsi" w:cstheme="minorBidi"/>
+          <w:b/>
+          <w:bCs/>
+          <w:noProof/>
+          <w:color w:val="auto"/>
+          <w:sz w:val="22"/>
+          <w:szCs w:val="22"/>
+          <w:lang w:val="en-GB"/>
         </w:rPr>
-        <w:t>You have been provided with data from the UK Annual Population Survey from January 2019 to December 2024 in two separate csv files. The UK government wants to understand how the COVID-19 pandemic has impacted employment patterns and regional economies.</w:t>
-      </w:r>
-    </w:p>
-    <w:p>
-      <w:pPr>
-        <w:rPr>
-          <w:color w:val="EE0000"/>
-        </w:rPr>
-      </w:pPr>
-      <w:r>
-        <w:rPr>
-          <w:color w:val="EE0000"/>
-        </w:rPr>
-        <w:t>To do this you need to use a range of big data analysis techniques. The report should contain commentary on the results of each of the analysis techniques you apply to the data and your final insights and recommendations, with justification.</w:t>
-      </w:r>
-    </w:p>
-    <w:p>
-      <w:pPr>
-        <w:rPr>
-          <w:color w:val="EE0000"/>
-        </w:rPr>
-      </w:pPr>
-      <w:r>
-        <w:rPr>
-          <w:color w:val="EE0000"/>
-        </w:rPr>
-        <w:t xml:space="preserve">Your report should include how the data has been pre-processed, at least three different methods for exploratory analysis and at least two methods for predictive modelling, where you need to comment on the suitability and accuracy of each of the methods. </w:t>
-      </w:r>
-    </w:p>
-    <w:p>
-      <w:pPr>
-        <w:rPr>
-          <w:color w:val="EE0000"/>
-        </w:rPr>
-      </w:pPr>
-      <w:r>
-        <w:rPr>
-          <w:color w:val="EE0000"/>
-        </w:rPr>
-        <w:t xml:space="preserve">The length of the report should be 3500 words (+/-10%). Include a word count immediately after your report title - </w:t>
-      </w:r>
-      <w:r>
-        <w:rPr>
-          <w:i/>
-          <w:iCs/>
-          <w:color w:val="EE0000"/>
-        </w:rPr>
-        <w:t>*a penalty of 5 marks will be applied for omitting the word count*</w:t>
-      </w:r>
-      <w:r>
-        <w:rPr>
-          <w:color w:val="EE0000"/>
-        </w:rPr>
-        <w:t xml:space="preserve">. Reports exceeding the maximum word length will be penalised. Your reference list is not included in the word count. If you produce appendices, these are not included in the word count. </w:t>
-      </w:r>
-    </w:p>
-    <w:p>
-      <w:pPr>
-        <w:rPr>
-          <w:color w:val="EE0000"/>
-        </w:rPr>
-      </w:pPr>
-      <w:r>
-        <w:rPr>
-          <w:color w:val="EE0000"/>
-        </w:rPr>
-        <w:t>- Literature review (10 Marks</w:t>
-      </w:r>
-      <w:r>
-        <w:rPr>
-          <w:color w:val="EE0000"/>
-        </w:rPr>
-        <w:t>, 500 words</w:t>
-      </w:r>
-      <w:r>
-        <w:rPr>
-          <w:color w:val="EE0000"/>
-        </w:rPr>
-        <w:t>)</w:t>
-      </w:r>
-      <w:r>
-        <w:rPr>
-          <w:color w:val="EE0000"/>
-        </w:rPr>
-        <w:br/>
-        <w:t>- Overview of the methods used in report (10 Marks</w:t>
-      </w:r>
-      <w:r>
-        <w:rPr>
-          <w:color w:val="EE0000"/>
-        </w:rPr>
-        <w:t>, 500 words</w:t>
-      </w:r>
-      <w:r>
-        <w:rPr>
-          <w:color w:val="EE0000"/>
-        </w:rPr>
-        <w:t>)</w:t>
-      </w:r>
-      <w:r>
-        <w:rPr>
-          <w:color w:val="EE0000"/>
-        </w:rPr>
-        <w:br/>
-        <w:t>- Pre-processing of the data (10 Marks</w:t>
-      </w:r>
-      <w:r>
-        <w:rPr>
-          <w:color w:val="EE0000"/>
-        </w:rPr>
-        <w:t>, 500 words</w:t>
-      </w:r>
-      <w:r>
-        <w:rPr>
-          <w:color w:val="EE0000"/>
-        </w:rPr>
-        <w:t>)</w:t>
-      </w:r>
-      <w:r>
-        <w:rPr>
-          <w:color w:val="EE0000"/>
-        </w:rPr>
-        <w:br/>
-        <w:t>- Application of the methods (20 Marks</w:t>
-      </w:r>
-      <w:r>
-        <w:rPr>
-          <w:color w:val="EE0000"/>
-        </w:rPr>
-        <w:t>, 1000 words</w:t>
-      </w:r>
-      <w:r>
-        <w:rPr>
-          <w:color w:val="EE0000"/>
-        </w:rPr>
-        <w:t>)</w:t>
-      </w:r>
-      <w:r>
-        <w:rPr>
-          <w:color w:val="EE0000"/>
-        </w:rPr>
-        <w:br/>
-        <w:t>- Results (10 Marks</w:t>
-      </w:r>
-      <w:r>
-        <w:rPr>
-          <w:color w:val="EE0000"/>
-        </w:rPr>
-        <w:t>, 500 words</w:t>
-      </w:r>
-      <w:r>
-        <w:rPr>
-          <w:color w:val="EE0000"/>
-        </w:rPr>
-        <w:t>)</w:t>
-      </w:r>
-      <w:r>
-        <w:rPr>
-          <w:color w:val="EE0000"/>
-        </w:rPr>
-        <w:br/>
-        <w:t>- Conclusion (5 Marks</w:t>
-      </w:r>
-      <w:r>
-        <w:rPr>
-          <w:color w:val="EE0000"/>
-        </w:rPr>
-        <w:t>, 250 words</w:t>
-      </w:r>
-      <w:r>
-        <w:rPr>
-          <w:color w:val="EE0000"/>
-        </w:rPr>
-        <w:t>)</w:t>
-      </w:r>
-      <w:r>
-        <w:rPr>
-          <w:color w:val="EE0000"/>
-        </w:rPr>
-        <w:br/>
-        <w:t>- Reference list (5 Marks</w:t>
-      </w:r>
-      <w:r>
-        <w:rPr>
-          <w:color w:val="EE0000"/>
-        </w:rPr>
-        <w:t>, 250 words?</w:t>
-      </w:r>
-      <w:r>
-        <w:rPr>
-          <w:color w:val="EE0000"/>
-        </w:rPr>
-        <w:t>)</w:t>
-      </w:r>
-    </w:p>
-    <w:p>
-      <w:pPr>
-        <w:rPr>
-          <w:color w:val="EE0000"/>
-        </w:rPr>
-      </w:pPr>
-      <w:r>
-        <w:rPr>
-          <w:color w:val="EE0000"/>
-        </w:rPr>
-        <w:t>3500 / (10+10+10+20+10+5+5) = ~50 words per mark</w:t>
-      </w:r>
-    </w:p>
+      </w:sdtEndPr>
+      <w:sdtContent>
+        <w:p>
+          <w:pPr>
+            <w:pStyle w:val="TOCHeading"/>
+          </w:pPr>
+          <w:r>
+            <w:t>Contents</w:t>
+          </w:r>
+        </w:p>
+        <w:p>
+          <w:pPr>
+            <w:pStyle w:val="TOC1"/>
+            <w:tabs>
+              <w:tab w:val="right" w:leader="dot" w:pos="9016"/>
+            </w:tabs>
+            <w:rPr>
+              <w:rFonts w:eastAsiaTheme="minorEastAsia"/>
+              <w:noProof/>
+              <w:kern w:val="2"/>
+              <w:sz w:val="24"/>
+              <w:szCs w:val="24"/>
+              <w:lang w:eastAsia="en-GB"/>
+              <w14:ligatures w14:val="standardContextual"/>
+            </w:rPr>
+          </w:pPr>
+          <w:r>
+            <w:fldChar w:fldCharType="begin"/>
+          </w:r>
+          <w:r>
+            <w:instrText xml:space="preserve"> TOC \o "1-3" \h \z \u </w:instrText>
+          </w:r>
+          <w:r>
+            <w:fldChar w:fldCharType="separate"/>
+          </w:r>
+          <w:hyperlink w:anchor="_Toc228397129" w:history="1">
+            <w:r>
+              <w:rPr>
+                <w:rStyle w:val="Hyperlink"/>
+                <w:noProof/>
+              </w:rPr>
+              <w:t>COMP3008 CW2 Report</w:t>
+            </w:r>
+            <w:r>
+              <w:rPr>
+                <w:noProof/>
+                <w:webHidden/>
+              </w:rPr>
+              <w:tab/>
+            </w:r>
+            <w:r>
+              <w:rPr>
+                <w:noProof/>
+                <w:webHidden/>
+              </w:rPr>
+              <w:fldChar w:fldCharType="begin"/>
+            </w:r>
+            <w:r>
+              <w:rPr>
+                <w:noProof/>
+                <w:webHidden/>
+              </w:rPr>
+              <w:instrText xml:space="preserve"> PAGEREF _Toc228397129 \h </w:instrText>
+            </w:r>
+            <w:r>
+              <w:rPr>
+                <w:noProof/>
+                <w:webHidden/>
+              </w:rPr>
+            </w:r>
+            <w:r>
+              <w:rPr>
+                <w:noProof/>
+                <w:webHidden/>
+              </w:rPr>
+              <w:fldChar w:fldCharType="separate"/>
+            </w:r>
+            <w:r>
+              <w:rPr>
+                <w:noProof/>
+                <w:webHidden/>
+              </w:rPr>
+              <w:t>1</w:t>
+            </w:r>
+            <w:r>
+              <w:rPr>
+                <w:noProof/>
+                <w:webHidden/>
+              </w:rPr>
+              <w:fldChar w:fldCharType="end"/>
+            </w:r>
+          </w:hyperlink>
+        </w:p>
+        <w:p>
+          <w:pPr>
+            <w:pStyle w:val="TOC2"/>
+            <w:tabs>
+              <w:tab w:val="right" w:leader="dot" w:pos="9016"/>
+            </w:tabs>
+            <w:rPr>
+              <w:rFonts w:eastAsiaTheme="minorEastAsia"/>
+              <w:noProof/>
+              <w:kern w:val="2"/>
+              <w:sz w:val="24"/>
+              <w:szCs w:val="24"/>
+              <w:lang w:eastAsia="en-GB"/>
+              <w14:ligatures w14:val="standardContextual"/>
+            </w:rPr>
+          </w:pPr>
+          <w:hyperlink w:anchor="_Toc228397130" w:history="1">
+            <w:r>
+              <w:rPr>
+                <w:rStyle w:val="Hyperlink"/>
+                <w:noProof/>
+              </w:rPr>
+              <w:t>Word Count</w:t>
+            </w:r>
+            <w:r>
+              <w:rPr>
+                <w:noProof/>
+                <w:webHidden/>
+              </w:rPr>
+              <w:tab/>
+            </w:r>
+            <w:r>
+              <w:rPr>
+                <w:noProof/>
+                <w:webHidden/>
+              </w:rPr>
+              <w:fldChar w:fldCharType="begin"/>
+            </w:r>
+            <w:r>
+              <w:rPr>
+                <w:noProof/>
+                <w:webHidden/>
+              </w:rPr>
+              <w:instrText xml:space="preserve"> PAGEREF _Toc228397130 \h </w:instrText>
+            </w:r>
+            <w:r>
+              <w:rPr>
+                <w:noProof/>
+                <w:webHidden/>
+              </w:rPr>
+            </w:r>
+            <w:r>
+              <w:rPr>
+                <w:noProof/>
+                <w:webHidden/>
+              </w:rPr>
+              <w:fldChar w:fldCharType="separate"/>
+            </w:r>
+            <w:r>
+              <w:rPr>
+                <w:noProof/>
+                <w:webHidden/>
+              </w:rPr>
+              <w:t>1</w:t>
+            </w:r>
+            <w:r>
+              <w:rPr>
+                <w:noProof/>
+                <w:webHidden/>
+              </w:rPr>
+              <w:fldChar w:fldCharType="end"/>
+            </w:r>
+          </w:hyperlink>
+        </w:p>
+        <w:p>
+          <w:pPr>
+            <w:pStyle w:val="TOC1"/>
+            <w:tabs>
+              <w:tab w:val="right" w:leader="dot" w:pos="9016"/>
+            </w:tabs>
+            <w:rPr>
+              <w:rFonts w:eastAsiaTheme="minorEastAsia"/>
+              <w:noProof/>
+              <w:kern w:val="2"/>
+              <w:sz w:val="24"/>
+              <w:szCs w:val="24"/>
+              <w:lang w:eastAsia="en-GB"/>
+              <w14:ligatures w14:val="standardContextual"/>
+            </w:rPr>
+          </w:pPr>
+          <w:hyperlink w:anchor="_Toc228397131" w:history="1">
+            <w:r>
+              <w:rPr>
+                <w:rStyle w:val="Hyperlink"/>
+                <w:noProof/>
+              </w:rPr>
+              <w:t>Literature Review</w:t>
+            </w:r>
+            <w:r>
+              <w:rPr>
+                <w:noProof/>
+                <w:webHidden/>
+              </w:rPr>
+              <w:tab/>
+            </w:r>
+            <w:r>
+              <w:rPr>
+                <w:noProof/>
+                <w:webHidden/>
+              </w:rPr>
+              <w:fldChar w:fldCharType="begin"/>
+            </w:r>
+            <w:r>
+              <w:rPr>
+                <w:noProof/>
+                <w:webHidden/>
+              </w:rPr>
+              <w:instrText xml:space="preserve"> PAGEREF _Toc228397131 \h </w:instrText>
+            </w:r>
+            <w:r>
+              <w:rPr>
+                <w:noProof/>
+                <w:webHidden/>
+              </w:rPr>
+            </w:r>
+            <w:r>
+              <w:rPr>
+                <w:noProof/>
+                <w:webHidden/>
+              </w:rPr>
+              <w:fldChar w:fldCharType="separate"/>
+            </w:r>
+            <w:r>
+              <w:rPr>
+                <w:noProof/>
+                <w:webHidden/>
+              </w:rPr>
+              <w:t>1</w:t>
+            </w:r>
+            <w:r>
+              <w:rPr>
+                <w:noProof/>
+                <w:webHidden/>
+              </w:rPr>
+              <w:fldChar w:fldCharType="end"/>
+            </w:r>
+          </w:hyperlink>
+        </w:p>
+        <w:p>
+          <w:pPr>
+            <w:pStyle w:val="TOC1"/>
+            <w:tabs>
+              <w:tab w:val="right" w:leader="dot" w:pos="9016"/>
+            </w:tabs>
+            <w:rPr>
+              <w:rFonts w:eastAsiaTheme="minorEastAsia"/>
+              <w:noProof/>
+              <w:kern w:val="2"/>
+              <w:sz w:val="24"/>
+              <w:szCs w:val="24"/>
+              <w:lang w:eastAsia="en-GB"/>
+              <w14:ligatures w14:val="standardContextual"/>
+            </w:rPr>
+          </w:pPr>
+          <w:hyperlink w:anchor="_Toc228397132" w:history="1">
+            <w:r>
+              <w:rPr>
+                <w:rStyle w:val="Hyperlink"/>
+                <w:noProof/>
+              </w:rPr>
+              <w:t>Overview of Methods Used</w:t>
+            </w:r>
+            <w:r>
+              <w:rPr>
+                <w:noProof/>
+                <w:webHidden/>
+              </w:rPr>
+              <w:tab/>
+            </w:r>
+            <w:r>
+              <w:rPr>
+                <w:noProof/>
+                <w:webHidden/>
+              </w:rPr>
+              <w:fldChar w:fldCharType="begin"/>
+            </w:r>
+            <w:r>
+              <w:rPr>
+                <w:noProof/>
+                <w:webHidden/>
+              </w:rPr>
+              <w:instrText xml:space="preserve"> PAGEREF _Toc228397132 \h </w:instrText>
+            </w:r>
+            <w:r>
+              <w:rPr>
+                <w:noProof/>
+                <w:webHidden/>
+              </w:rPr>
+            </w:r>
+            <w:r>
+              <w:rPr>
+                <w:noProof/>
+                <w:webHidden/>
+              </w:rPr>
+              <w:fldChar w:fldCharType="separate"/>
+            </w:r>
+            <w:r>
+              <w:rPr>
+                <w:noProof/>
+                <w:webHidden/>
+              </w:rPr>
+              <w:t>2</w:t>
+            </w:r>
+            <w:r>
+              <w:rPr>
+                <w:noProof/>
+                <w:webHidden/>
+              </w:rPr>
+              <w:fldChar w:fldCharType="end"/>
+            </w:r>
+          </w:hyperlink>
+        </w:p>
+        <w:p>
+          <w:pPr>
+            <w:pStyle w:val="TOC1"/>
+            <w:tabs>
+              <w:tab w:val="right" w:leader="dot" w:pos="9016"/>
+            </w:tabs>
+            <w:rPr>
+              <w:rFonts w:eastAsiaTheme="minorEastAsia"/>
+              <w:noProof/>
+              <w:kern w:val="2"/>
+              <w:sz w:val="24"/>
+              <w:szCs w:val="24"/>
+              <w:lang w:eastAsia="en-GB"/>
+              <w14:ligatures w14:val="standardContextual"/>
+            </w:rPr>
+          </w:pPr>
+          <w:hyperlink w:anchor="_Toc228397133" w:history="1">
+            <w:r>
+              <w:rPr>
+                <w:rStyle w:val="Hyperlink"/>
+                <w:noProof/>
+              </w:rPr>
+              <w:t>Pre-Processing of the Data</w:t>
+            </w:r>
+            <w:r>
+              <w:rPr>
+                <w:noProof/>
+                <w:webHidden/>
+              </w:rPr>
+              <w:tab/>
+            </w:r>
+            <w:r>
+              <w:rPr>
+                <w:noProof/>
+                <w:webHidden/>
+              </w:rPr>
+              <w:fldChar w:fldCharType="begin"/>
+            </w:r>
+            <w:r>
+              <w:rPr>
+                <w:noProof/>
+                <w:webHidden/>
+              </w:rPr>
+              <w:instrText xml:space="preserve"> PAGEREF _Toc228397133 \h </w:instrText>
+            </w:r>
+            <w:r>
+              <w:rPr>
+                <w:noProof/>
+                <w:webHidden/>
+              </w:rPr>
+            </w:r>
+            <w:r>
+              <w:rPr>
+                <w:noProof/>
+                <w:webHidden/>
+              </w:rPr>
+              <w:fldChar w:fldCharType="separate"/>
+            </w:r>
+            <w:r>
+              <w:rPr>
+                <w:noProof/>
+                <w:webHidden/>
+              </w:rPr>
+              <w:t>4</w:t>
+            </w:r>
+            <w:r>
+              <w:rPr>
+                <w:noProof/>
+                <w:webHidden/>
+              </w:rPr>
+              <w:fldChar w:fldCharType="end"/>
+            </w:r>
+          </w:hyperlink>
+        </w:p>
+        <w:p>
+          <w:pPr>
+            <w:pStyle w:val="TOC1"/>
+            <w:tabs>
+              <w:tab w:val="right" w:leader="dot" w:pos="9016"/>
+            </w:tabs>
+            <w:rPr>
+              <w:rFonts w:eastAsiaTheme="minorEastAsia"/>
+              <w:noProof/>
+              <w:kern w:val="2"/>
+              <w:sz w:val="24"/>
+              <w:szCs w:val="24"/>
+              <w:lang w:eastAsia="en-GB"/>
+              <w14:ligatures w14:val="standardContextual"/>
+            </w:rPr>
+          </w:pPr>
+          <w:hyperlink w:anchor="_Toc228397134" w:history="1">
+            <w:r>
+              <w:rPr>
+                <w:rStyle w:val="Hyperlink"/>
+                <w:noProof/>
+              </w:rPr>
+              <w:t>Application and Analysis of the Methods</w:t>
+            </w:r>
+            <w:r>
+              <w:rPr>
+                <w:noProof/>
+                <w:webHidden/>
+              </w:rPr>
+              <w:tab/>
+            </w:r>
+            <w:r>
+              <w:rPr>
+                <w:noProof/>
+                <w:webHidden/>
+              </w:rPr>
+              <w:fldChar w:fldCharType="begin"/>
+            </w:r>
+            <w:r>
+              <w:rPr>
+                <w:noProof/>
+                <w:webHidden/>
+              </w:rPr>
+              <w:instrText xml:space="preserve"> PAGEREF _Toc228397134 \h </w:instrText>
+            </w:r>
+            <w:r>
+              <w:rPr>
+                <w:noProof/>
+                <w:webHidden/>
+              </w:rPr>
+            </w:r>
+            <w:r>
+              <w:rPr>
+                <w:noProof/>
+                <w:webHidden/>
+              </w:rPr>
+              <w:fldChar w:fldCharType="separate"/>
+            </w:r>
+            <w:r>
+              <w:rPr>
+                <w:noProof/>
+                <w:webHidden/>
+              </w:rPr>
+              <w:t>5</w:t>
+            </w:r>
+            <w:r>
+              <w:rPr>
+                <w:noProof/>
+                <w:webHidden/>
+              </w:rPr>
+              <w:fldChar w:fldCharType="end"/>
+            </w:r>
+          </w:hyperlink>
+        </w:p>
+        <w:p>
+          <w:pPr>
+            <w:pStyle w:val="TOC2"/>
+            <w:tabs>
+              <w:tab w:val="right" w:leader="dot" w:pos="9016"/>
+            </w:tabs>
+            <w:rPr>
+              <w:rFonts w:eastAsiaTheme="minorEastAsia"/>
+              <w:noProof/>
+              <w:kern w:val="2"/>
+              <w:sz w:val="24"/>
+              <w:szCs w:val="24"/>
+              <w:lang w:eastAsia="en-GB"/>
+              <w14:ligatures w14:val="standardContextual"/>
+            </w:rPr>
+          </w:pPr>
+          <w:hyperlink w:anchor="_Toc228397135" w:history="1">
+            <w:r>
+              <w:rPr>
+                <w:rStyle w:val="Hyperlink"/>
+                <w:noProof/>
+              </w:rPr>
+              <w:t>Exploratory Data Analysis (EDA) Methods</w:t>
+            </w:r>
+            <w:r>
+              <w:rPr>
+                <w:noProof/>
+                <w:webHidden/>
+              </w:rPr>
+              <w:tab/>
+            </w:r>
+            <w:r>
+              <w:rPr>
+                <w:noProof/>
+                <w:webHidden/>
+              </w:rPr>
+              <w:fldChar w:fldCharType="begin"/>
+            </w:r>
+            <w:r>
+              <w:rPr>
+                <w:noProof/>
+                <w:webHidden/>
+              </w:rPr>
+              <w:instrText xml:space="preserve"> PAGEREF _Toc228397135 \h </w:instrText>
+            </w:r>
+            <w:r>
+              <w:rPr>
+                <w:noProof/>
+                <w:webHidden/>
+              </w:rPr>
+            </w:r>
+            <w:r>
+              <w:rPr>
+                <w:noProof/>
+                <w:webHidden/>
+              </w:rPr>
+              <w:fldChar w:fldCharType="separate"/>
+            </w:r>
+            <w:r>
+              <w:rPr>
+                <w:noProof/>
+                <w:webHidden/>
+              </w:rPr>
+              <w:t>5</w:t>
+            </w:r>
+            <w:r>
+              <w:rPr>
+                <w:noProof/>
+                <w:webHidden/>
+              </w:rPr>
+              <w:fldChar w:fldCharType="end"/>
+            </w:r>
+          </w:hyperlink>
+        </w:p>
+        <w:p>
+          <w:pPr>
+            <w:pStyle w:val="TOC3"/>
+            <w:tabs>
+              <w:tab w:val="right" w:leader="dot" w:pos="9016"/>
+            </w:tabs>
+            <w:rPr>
+              <w:rFonts w:eastAsiaTheme="minorEastAsia"/>
+              <w:noProof/>
+              <w:kern w:val="2"/>
+              <w:sz w:val="24"/>
+              <w:szCs w:val="24"/>
+              <w:lang w:eastAsia="en-GB"/>
+              <w14:ligatures w14:val="standardContextual"/>
+            </w:rPr>
+          </w:pPr>
+          <w:hyperlink w:anchor="_Toc228397136" w:history="1">
+            <w:r>
+              <w:rPr>
+                <w:rStyle w:val="Hyperlink"/>
+                <w:noProof/>
+              </w:rPr>
+              <w:t>Correlation Heatmap</w:t>
+            </w:r>
+            <w:r>
+              <w:rPr>
+                <w:noProof/>
+                <w:webHidden/>
+              </w:rPr>
+              <w:tab/>
+            </w:r>
+            <w:r>
+              <w:rPr>
+                <w:noProof/>
+                <w:webHidden/>
+              </w:rPr>
+              <w:fldChar w:fldCharType="begin"/>
+            </w:r>
+            <w:r>
+              <w:rPr>
+                <w:noProof/>
+                <w:webHidden/>
+              </w:rPr>
+              <w:instrText xml:space="preserve"> PAGEREF _Toc228397136 \h </w:instrText>
+            </w:r>
+            <w:r>
+              <w:rPr>
+                <w:noProof/>
+                <w:webHidden/>
+              </w:rPr>
+            </w:r>
+            <w:r>
+              <w:rPr>
+                <w:noProof/>
+                <w:webHidden/>
+              </w:rPr>
+              <w:fldChar w:fldCharType="separate"/>
+            </w:r>
+            <w:r>
+              <w:rPr>
+                <w:noProof/>
+                <w:webHidden/>
+              </w:rPr>
+              <w:t>5</w:t>
+            </w:r>
+            <w:r>
+              <w:rPr>
+                <w:noProof/>
+                <w:webHidden/>
+              </w:rPr>
+              <w:fldChar w:fldCharType="end"/>
+            </w:r>
+          </w:hyperlink>
+        </w:p>
+        <w:p>
+          <w:pPr>
+            <w:pStyle w:val="TOC3"/>
+            <w:tabs>
+              <w:tab w:val="right" w:leader="dot" w:pos="9016"/>
+            </w:tabs>
+            <w:rPr>
+              <w:rFonts w:eastAsiaTheme="minorEastAsia"/>
+              <w:noProof/>
+              <w:kern w:val="2"/>
+              <w:sz w:val="24"/>
+              <w:szCs w:val="24"/>
+              <w:lang w:eastAsia="en-GB"/>
+              <w14:ligatures w14:val="standardContextual"/>
+            </w:rPr>
+          </w:pPr>
+          <w:hyperlink w:anchor="_Toc228397137" w:history="1">
+            <w:r>
+              <w:rPr>
+                <w:rStyle w:val="Hyperlink"/>
+                <w:noProof/>
+              </w:rPr>
+              <w:t>Time-Series Analysis</w:t>
+            </w:r>
+            <w:r>
+              <w:rPr>
+                <w:noProof/>
+                <w:webHidden/>
+              </w:rPr>
+              <w:tab/>
+            </w:r>
+            <w:r>
+              <w:rPr>
+                <w:noProof/>
+                <w:webHidden/>
+              </w:rPr>
+              <w:fldChar w:fldCharType="begin"/>
+            </w:r>
+            <w:r>
+              <w:rPr>
+                <w:noProof/>
+                <w:webHidden/>
+              </w:rPr>
+              <w:instrText xml:space="preserve"> PAGEREF _Toc228397137 \h </w:instrText>
+            </w:r>
+            <w:r>
+              <w:rPr>
+                <w:noProof/>
+                <w:webHidden/>
+              </w:rPr>
+            </w:r>
+            <w:r>
+              <w:rPr>
+                <w:noProof/>
+                <w:webHidden/>
+              </w:rPr>
+              <w:fldChar w:fldCharType="separate"/>
+            </w:r>
+            <w:r>
+              <w:rPr>
+                <w:noProof/>
+                <w:webHidden/>
+              </w:rPr>
+              <w:t>6</w:t>
+            </w:r>
+            <w:r>
+              <w:rPr>
+                <w:noProof/>
+                <w:webHidden/>
+              </w:rPr>
+              <w:fldChar w:fldCharType="end"/>
+            </w:r>
+          </w:hyperlink>
+        </w:p>
+        <w:p>
+          <w:pPr>
+            <w:pStyle w:val="TOC3"/>
+            <w:tabs>
+              <w:tab w:val="right" w:leader="dot" w:pos="9016"/>
+            </w:tabs>
+            <w:rPr>
+              <w:rFonts w:eastAsiaTheme="minorEastAsia"/>
+              <w:noProof/>
+              <w:kern w:val="2"/>
+              <w:sz w:val="24"/>
+              <w:szCs w:val="24"/>
+              <w:lang w:eastAsia="en-GB"/>
+              <w14:ligatures w14:val="standardContextual"/>
+            </w:rPr>
+          </w:pPr>
+          <w:hyperlink w:anchor="_Toc228397138" w:history="1">
+            <w:r>
+              <w:rPr>
+                <w:rStyle w:val="Hyperlink"/>
+                <w:noProof/>
+              </w:rPr>
+              <w:t>Regional Comparative Analysis</w:t>
+            </w:r>
+            <w:r>
+              <w:rPr>
+                <w:noProof/>
+                <w:webHidden/>
+              </w:rPr>
+              <w:tab/>
+            </w:r>
+            <w:r>
+              <w:rPr>
+                <w:noProof/>
+                <w:webHidden/>
+              </w:rPr>
+              <w:fldChar w:fldCharType="begin"/>
+            </w:r>
+            <w:r>
+              <w:rPr>
+                <w:noProof/>
+                <w:webHidden/>
+              </w:rPr>
+              <w:instrText xml:space="preserve"> PAGEREF _Toc228397138 \h </w:instrText>
+            </w:r>
+            <w:r>
+              <w:rPr>
+                <w:noProof/>
+                <w:webHidden/>
+              </w:rPr>
+            </w:r>
+            <w:r>
+              <w:rPr>
+                <w:noProof/>
+                <w:webHidden/>
+              </w:rPr>
+              <w:fldChar w:fldCharType="separate"/>
+            </w:r>
+            <w:r>
+              <w:rPr>
+                <w:noProof/>
+                <w:webHidden/>
+              </w:rPr>
+              <w:t>8</w:t>
+            </w:r>
+            <w:r>
+              <w:rPr>
+                <w:noProof/>
+                <w:webHidden/>
+              </w:rPr>
+              <w:fldChar w:fldCharType="end"/>
+            </w:r>
+          </w:hyperlink>
+        </w:p>
+        <w:p>
+          <w:pPr>
+            <w:pStyle w:val="TOC2"/>
+            <w:tabs>
+              <w:tab w:val="right" w:leader="dot" w:pos="9016"/>
+            </w:tabs>
+            <w:rPr>
+              <w:rFonts w:eastAsiaTheme="minorEastAsia"/>
+              <w:noProof/>
+              <w:kern w:val="2"/>
+              <w:sz w:val="24"/>
+              <w:szCs w:val="24"/>
+              <w:lang w:eastAsia="en-GB"/>
+              <w14:ligatures w14:val="standardContextual"/>
+            </w:rPr>
+          </w:pPr>
+          <w:hyperlink w:anchor="_Toc228397139" w:history="1">
+            <w:r>
+              <w:rPr>
+                <w:rStyle w:val="Hyperlink"/>
+                <w:noProof/>
+              </w:rPr>
+              <w:t>Predictive Modelling</w:t>
+            </w:r>
+            <w:r>
+              <w:rPr>
+                <w:noProof/>
+                <w:webHidden/>
+              </w:rPr>
+              <w:tab/>
+            </w:r>
+            <w:r>
+              <w:rPr>
+                <w:noProof/>
+                <w:webHidden/>
+              </w:rPr>
+              <w:fldChar w:fldCharType="begin"/>
+            </w:r>
+            <w:r>
+              <w:rPr>
+                <w:noProof/>
+                <w:webHidden/>
+              </w:rPr>
+              <w:instrText xml:space="preserve"> PAGEREF _Toc228397139 \h </w:instrText>
+            </w:r>
+            <w:r>
+              <w:rPr>
+                <w:noProof/>
+                <w:webHidden/>
+              </w:rPr>
+            </w:r>
+            <w:r>
+              <w:rPr>
+                <w:noProof/>
+                <w:webHidden/>
+              </w:rPr>
+              <w:fldChar w:fldCharType="separate"/>
+            </w:r>
+            <w:r>
+              <w:rPr>
+                <w:noProof/>
+                <w:webHidden/>
+              </w:rPr>
+              <w:t>9</w:t>
+            </w:r>
+            <w:r>
+              <w:rPr>
+                <w:noProof/>
+                <w:webHidden/>
+              </w:rPr>
+              <w:fldChar w:fldCharType="end"/>
+            </w:r>
+          </w:hyperlink>
+        </w:p>
+        <w:p>
+          <w:pPr>
+            <w:pStyle w:val="TOC3"/>
+            <w:tabs>
+              <w:tab w:val="right" w:leader="dot" w:pos="9016"/>
+            </w:tabs>
+            <w:rPr>
+              <w:rFonts w:eastAsiaTheme="minorEastAsia"/>
+              <w:noProof/>
+              <w:kern w:val="2"/>
+              <w:sz w:val="24"/>
+              <w:szCs w:val="24"/>
+              <w:lang w:eastAsia="en-GB"/>
+              <w14:ligatures w14:val="standardContextual"/>
+            </w:rPr>
+          </w:pPr>
+          <w:hyperlink w:anchor="_Toc228397140" w:history="1">
+            <w:r>
+              <w:rPr>
+                <w:rStyle w:val="Hyperlink"/>
+                <w:noProof/>
+              </w:rPr>
+              <w:t>Linear Regression</w:t>
+            </w:r>
+            <w:r>
+              <w:rPr>
+                <w:noProof/>
+                <w:webHidden/>
+              </w:rPr>
+              <w:tab/>
+            </w:r>
+            <w:r>
+              <w:rPr>
+                <w:noProof/>
+                <w:webHidden/>
+              </w:rPr>
+              <w:fldChar w:fldCharType="begin"/>
+            </w:r>
+            <w:r>
+              <w:rPr>
+                <w:noProof/>
+                <w:webHidden/>
+              </w:rPr>
+              <w:instrText xml:space="preserve"> PAGEREF _Toc228397140 \h </w:instrText>
+            </w:r>
+            <w:r>
+              <w:rPr>
+                <w:noProof/>
+                <w:webHidden/>
+              </w:rPr>
+            </w:r>
+            <w:r>
+              <w:rPr>
+                <w:noProof/>
+                <w:webHidden/>
+              </w:rPr>
+              <w:fldChar w:fldCharType="separate"/>
+            </w:r>
+            <w:r>
+              <w:rPr>
+                <w:noProof/>
+                <w:webHidden/>
+              </w:rPr>
+              <w:t>9</w:t>
+            </w:r>
+            <w:r>
+              <w:rPr>
+                <w:noProof/>
+                <w:webHidden/>
+              </w:rPr>
+              <w:fldChar w:fldCharType="end"/>
+            </w:r>
+          </w:hyperlink>
+        </w:p>
+        <w:p>
+          <w:pPr>
+            <w:pStyle w:val="TOC3"/>
+            <w:tabs>
+              <w:tab w:val="right" w:leader="dot" w:pos="9016"/>
+            </w:tabs>
+            <w:rPr>
+              <w:rFonts w:eastAsiaTheme="minorEastAsia"/>
+              <w:noProof/>
+              <w:kern w:val="2"/>
+              <w:sz w:val="24"/>
+              <w:szCs w:val="24"/>
+              <w:lang w:eastAsia="en-GB"/>
+              <w14:ligatures w14:val="standardContextual"/>
+            </w:rPr>
+          </w:pPr>
+          <w:hyperlink w:anchor="_Toc228397141" w:history="1">
+            <w:r>
+              <w:rPr>
+                <w:rStyle w:val="Hyperlink"/>
+                <w:noProof/>
+              </w:rPr>
+              <w:t>Random Forest Classification</w:t>
+            </w:r>
+            <w:r>
+              <w:rPr>
+                <w:noProof/>
+                <w:webHidden/>
+              </w:rPr>
+              <w:tab/>
+            </w:r>
+            <w:r>
+              <w:rPr>
+                <w:noProof/>
+                <w:webHidden/>
+              </w:rPr>
+              <w:fldChar w:fldCharType="begin"/>
+            </w:r>
+            <w:r>
+              <w:rPr>
+                <w:noProof/>
+                <w:webHidden/>
+              </w:rPr>
+              <w:instrText xml:space="preserve"> PAGEREF _Toc228397141 \h </w:instrText>
+            </w:r>
+            <w:r>
+              <w:rPr>
+                <w:noProof/>
+                <w:webHidden/>
+              </w:rPr>
+            </w:r>
+            <w:r>
+              <w:rPr>
+                <w:noProof/>
+                <w:webHidden/>
+              </w:rPr>
+              <w:fldChar w:fldCharType="separate"/>
+            </w:r>
+            <w:r>
+              <w:rPr>
+                <w:noProof/>
+                <w:webHidden/>
+              </w:rPr>
+              <w:t>12</w:t>
+            </w:r>
+            <w:r>
+              <w:rPr>
+                <w:noProof/>
+                <w:webHidden/>
+              </w:rPr>
+              <w:fldChar w:fldCharType="end"/>
+            </w:r>
+          </w:hyperlink>
+        </w:p>
+        <w:p>
+          <w:pPr>
+            <w:pStyle w:val="TOC2"/>
+            <w:tabs>
+              <w:tab w:val="right" w:leader="dot" w:pos="9016"/>
+            </w:tabs>
+            <w:rPr>
+              <w:rFonts w:eastAsiaTheme="minorEastAsia"/>
+              <w:noProof/>
+              <w:kern w:val="2"/>
+              <w:sz w:val="24"/>
+              <w:szCs w:val="24"/>
+              <w:lang w:eastAsia="en-GB"/>
+              <w14:ligatures w14:val="standardContextual"/>
+            </w:rPr>
+          </w:pPr>
+          <w:hyperlink w:anchor="_Toc228397142" w:history="1">
+            <w:r>
+              <w:rPr>
+                <w:rStyle w:val="Hyperlink"/>
+                <w:noProof/>
+              </w:rPr>
+              <w:t>EDA: Temporal Heatmaps</w:t>
+            </w:r>
+            <w:r>
+              <w:rPr>
+                <w:noProof/>
+                <w:webHidden/>
+              </w:rPr>
+              <w:tab/>
+            </w:r>
+            <w:r>
+              <w:rPr>
+                <w:noProof/>
+                <w:webHidden/>
+              </w:rPr>
+              <w:fldChar w:fldCharType="begin"/>
+            </w:r>
+            <w:r>
+              <w:rPr>
+                <w:noProof/>
+                <w:webHidden/>
+              </w:rPr>
+              <w:instrText xml:space="preserve"> PAGEREF _Toc228397142 \h </w:instrText>
+            </w:r>
+            <w:r>
+              <w:rPr>
+                <w:noProof/>
+                <w:webHidden/>
+              </w:rPr>
+            </w:r>
+            <w:r>
+              <w:rPr>
+                <w:noProof/>
+                <w:webHidden/>
+              </w:rPr>
+              <w:fldChar w:fldCharType="separate"/>
+            </w:r>
+            <w:r>
+              <w:rPr>
+                <w:noProof/>
+                <w:webHidden/>
+              </w:rPr>
+              <w:t>16</w:t>
+            </w:r>
+            <w:r>
+              <w:rPr>
+                <w:noProof/>
+                <w:webHidden/>
+              </w:rPr>
+              <w:fldChar w:fldCharType="end"/>
+            </w:r>
+          </w:hyperlink>
+        </w:p>
+        <w:p>
+          <w:pPr>
+            <w:pStyle w:val="TOC1"/>
+            <w:tabs>
+              <w:tab w:val="right" w:leader="dot" w:pos="9016"/>
+            </w:tabs>
+            <w:rPr>
+              <w:rFonts w:eastAsiaTheme="minorEastAsia"/>
+              <w:noProof/>
+              <w:kern w:val="2"/>
+              <w:sz w:val="24"/>
+              <w:szCs w:val="24"/>
+              <w:lang w:eastAsia="en-GB"/>
+              <w14:ligatures w14:val="standardContextual"/>
+            </w:rPr>
+          </w:pPr>
+          <w:hyperlink w:anchor="_Toc228397143" w:history="1">
+            <w:r>
+              <w:rPr>
+                <w:rStyle w:val="Hyperlink"/>
+                <w:noProof/>
+              </w:rPr>
+              <w:t>Conclusion</w:t>
+            </w:r>
+            <w:r>
+              <w:rPr>
+                <w:noProof/>
+                <w:webHidden/>
+              </w:rPr>
+              <w:tab/>
+            </w:r>
+            <w:r>
+              <w:rPr>
+                <w:noProof/>
+                <w:webHidden/>
+              </w:rPr>
+              <w:fldChar w:fldCharType="begin"/>
+            </w:r>
+            <w:r>
+              <w:rPr>
+                <w:noProof/>
+                <w:webHidden/>
+              </w:rPr>
+              <w:instrText xml:space="preserve"> PAGEREF _Toc228397143 \h </w:instrText>
+            </w:r>
+            <w:r>
+              <w:rPr>
+                <w:noProof/>
+                <w:webHidden/>
+              </w:rPr>
+            </w:r>
+            <w:r>
+              <w:rPr>
+                <w:noProof/>
+                <w:webHidden/>
+              </w:rPr>
+              <w:fldChar w:fldCharType="separate"/>
+            </w:r>
+            <w:r>
+              <w:rPr>
+                <w:noProof/>
+                <w:webHidden/>
+              </w:rPr>
+              <w:t>20</w:t>
+            </w:r>
+            <w:r>
+              <w:rPr>
+                <w:noProof/>
+                <w:webHidden/>
+              </w:rPr>
+              <w:fldChar w:fldCharType="end"/>
+            </w:r>
+          </w:hyperlink>
+        </w:p>
+        <w:p>
+          <w:pPr>
+            <w:pStyle w:val="TOC1"/>
+            <w:tabs>
+              <w:tab w:val="right" w:leader="dot" w:pos="9016"/>
+            </w:tabs>
+            <w:rPr>
+              <w:rFonts w:eastAsiaTheme="minorEastAsia"/>
+              <w:noProof/>
+              <w:kern w:val="2"/>
+              <w:sz w:val="24"/>
+              <w:szCs w:val="24"/>
+              <w:lang w:eastAsia="en-GB"/>
+              <w14:ligatures w14:val="standardContextual"/>
+            </w:rPr>
+          </w:pPr>
+          <w:hyperlink w:anchor="_Toc228397144" w:history="1">
+            <w:r>
+              <w:rPr>
+                <w:rStyle w:val="Hyperlink"/>
+                <w:noProof/>
+              </w:rPr>
+              <w:t>References</w:t>
+            </w:r>
+            <w:r>
+              <w:rPr>
+                <w:noProof/>
+                <w:webHidden/>
+              </w:rPr>
+              <w:tab/>
+            </w:r>
+            <w:r>
+              <w:rPr>
+                <w:noProof/>
+                <w:webHidden/>
+              </w:rPr>
+              <w:fldChar w:fldCharType="begin"/>
+            </w:r>
+            <w:r>
+              <w:rPr>
+                <w:noProof/>
+                <w:webHidden/>
+              </w:rPr>
+              <w:instrText xml:space="preserve"> PAGEREF _Toc228397144 \h </w:instrText>
+            </w:r>
+            <w:r>
+              <w:rPr>
+                <w:noProof/>
+                <w:webHidden/>
+              </w:rPr>
+            </w:r>
+            <w:r>
+              <w:rPr>
+                <w:noProof/>
+                <w:webHidden/>
+              </w:rPr>
+              <w:fldChar w:fldCharType="separate"/>
+            </w:r>
+            <w:r>
+              <w:rPr>
+                <w:noProof/>
+                <w:webHidden/>
+              </w:rPr>
+              <w:t>21</w:t>
+            </w:r>
+            <w:r>
+              <w:rPr>
+                <w:noProof/>
+                <w:webHidden/>
+              </w:rPr>
+              <w:fldChar w:fldCharType="end"/>
+            </w:r>
+          </w:hyperlink>
+        </w:p>
+        <w:p>
+          <w:pPr>
+            <w:pStyle w:val="TOC1"/>
+            <w:tabs>
+              <w:tab w:val="right" w:leader="dot" w:pos="9016"/>
+            </w:tabs>
+            <w:rPr>
+              <w:rFonts w:eastAsiaTheme="minorEastAsia"/>
+              <w:noProof/>
+              <w:kern w:val="2"/>
+              <w:sz w:val="24"/>
+              <w:szCs w:val="24"/>
+              <w:lang w:eastAsia="en-GB"/>
+              <w14:ligatures w14:val="standardContextual"/>
+            </w:rPr>
+          </w:pPr>
+          <w:hyperlink w:anchor="_Toc228397145" w:history="1">
+            <w:r>
+              <w:rPr>
+                <w:rStyle w:val="Hyperlink"/>
+                <w:noProof/>
+              </w:rPr>
+              <w:t>Appendices</w:t>
+            </w:r>
+            <w:r>
+              <w:rPr>
+                <w:noProof/>
+                <w:webHidden/>
+              </w:rPr>
+              <w:tab/>
+            </w:r>
+            <w:r>
+              <w:rPr>
+                <w:noProof/>
+                <w:webHidden/>
+              </w:rPr>
+              <w:fldChar w:fldCharType="begin"/>
+            </w:r>
+            <w:r>
+              <w:rPr>
+                <w:noProof/>
+                <w:webHidden/>
+              </w:rPr>
+              <w:instrText xml:space="preserve"> PAGEREF _Toc228397145 \h </w:instrText>
+            </w:r>
+            <w:r>
+              <w:rPr>
+                <w:noProof/>
+                <w:webHidden/>
+              </w:rPr>
+            </w:r>
+            <w:r>
+              <w:rPr>
+                <w:noProof/>
+                <w:webHidden/>
+              </w:rPr>
+              <w:fldChar w:fldCharType="separate"/>
+            </w:r>
+            <w:r>
+              <w:rPr>
+                <w:noProof/>
+                <w:webHidden/>
+              </w:rPr>
+              <w:t>22</w:t>
+            </w:r>
+            <w:r>
+              <w:rPr>
+                <w:noProof/>
+                <w:webHidden/>
+              </w:rPr>
+              <w:fldChar w:fldCharType="end"/>
+            </w:r>
+          </w:hyperlink>
+        </w:p>
+        <w:p>
+          <w:pPr>
+            <w:pStyle w:val="TOC2"/>
+            <w:tabs>
+              <w:tab w:val="right" w:leader="dot" w:pos="9016"/>
+            </w:tabs>
+            <w:rPr>
+              <w:rFonts w:eastAsiaTheme="minorEastAsia"/>
+              <w:noProof/>
+              <w:kern w:val="2"/>
+              <w:sz w:val="24"/>
+              <w:szCs w:val="24"/>
+              <w:lang w:eastAsia="en-GB"/>
+              <w14:ligatures w14:val="standardContextual"/>
+            </w:rPr>
+          </w:pPr>
+          <w:hyperlink w:anchor="_Toc228397146" w:history="1">
+            <w:r>
+              <w:rPr>
+                <w:rStyle w:val="Hyperlink"/>
+                <w:noProof/>
+              </w:rPr>
+              <w:t>Graphs</w:t>
+            </w:r>
+            <w:r>
+              <w:rPr>
+                <w:noProof/>
+                <w:webHidden/>
+              </w:rPr>
+              <w:tab/>
+            </w:r>
+            <w:r>
+              <w:rPr>
+                <w:noProof/>
+                <w:webHidden/>
+              </w:rPr>
+              <w:fldChar w:fldCharType="begin"/>
+            </w:r>
+            <w:r>
+              <w:rPr>
+                <w:noProof/>
+                <w:webHidden/>
+              </w:rPr>
+              <w:instrText xml:space="preserve"> PAGEREF _Toc228397146 \h </w:instrText>
+            </w:r>
+            <w:r>
+              <w:rPr>
+                <w:noProof/>
+                <w:webHidden/>
+              </w:rPr>
+            </w:r>
+            <w:r>
+              <w:rPr>
+                <w:noProof/>
+                <w:webHidden/>
+              </w:rPr>
+              <w:fldChar w:fldCharType="separate"/>
+            </w:r>
+            <w:r>
+              <w:rPr>
+                <w:noProof/>
+                <w:webHidden/>
+              </w:rPr>
+              <w:t>22</w:t>
+            </w:r>
+            <w:r>
+              <w:rPr>
+                <w:noProof/>
+                <w:webHidden/>
+              </w:rPr>
+              <w:fldChar w:fldCharType="end"/>
+            </w:r>
+          </w:hyperlink>
+        </w:p>
+        <w:p>
+          <w:pPr>
+            <w:pStyle w:val="TOC2"/>
+            <w:tabs>
+              <w:tab w:val="right" w:leader="dot" w:pos="9016"/>
+            </w:tabs>
+            <w:rPr>
+              <w:rFonts w:eastAsiaTheme="minorEastAsia"/>
+              <w:noProof/>
+              <w:kern w:val="2"/>
+              <w:sz w:val="24"/>
+              <w:szCs w:val="24"/>
+              <w:lang w:eastAsia="en-GB"/>
+              <w14:ligatures w14:val="standardContextual"/>
+            </w:rPr>
+          </w:pPr>
+          <w:hyperlink w:anchor="_Toc228397147" w:history="1">
+            <w:r>
+              <w:rPr>
+                <w:rStyle w:val="Hyperlink"/>
+                <w:noProof/>
+              </w:rPr>
+              <w:t>Use of AI Declaration</w:t>
+            </w:r>
+            <w:r>
+              <w:rPr>
+                <w:noProof/>
+                <w:webHidden/>
+              </w:rPr>
+              <w:tab/>
+            </w:r>
+            <w:r>
+              <w:rPr>
+                <w:noProof/>
+                <w:webHidden/>
+              </w:rPr>
+              <w:fldChar w:fldCharType="begin"/>
+            </w:r>
+            <w:r>
+              <w:rPr>
+                <w:noProof/>
+                <w:webHidden/>
+              </w:rPr>
+              <w:instrText xml:space="preserve"> PAGEREF _Toc228397147 \h </w:instrText>
+            </w:r>
+            <w:r>
+              <w:rPr>
+                <w:noProof/>
+                <w:webHidden/>
+              </w:rPr>
+            </w:r>
+            <w:r>
+              <w:rPr>
+                <w:noProof/>
+                <w:webHidden/>
+              </w:rPr>
+              <w:fldChar w:fldCharType="separate"/>
+            </w:r>
+            <w:r>
+              <w:rPr>
+                <w:noProof/>
+                <w:webHidden/>
+              </w:rPr>
+              <w:t>22</w:t>
+            </w:r>
+            <w:r>
+              <w:rPr>
+                <w:noProof/>
+                <w:webHidden/>
+              </w:rPr>
+              <w:fldChar w:fldCharType="end"/>
+            </w:r>
+          </w:hyperlink>
+        </w:p>
+        <w:p>
+          <w:r>
+            <w:rPr>
+              <w:b/>
+              <w:bCs/>
+              <w:noProof/>
+            </w:rPr>
+            <w:fldChar w:fldCharType="end"/>
+          </w:r>
+        </w:p>
+      </w:sdtContent>
+    </w:sdt>
     <w:p>
       <w:pPr>
         <w:rPr>
@@ -229,6 +1503,7 @@
           <w:szCs w:val="40"/>
         </w:rPr>
       </w:pPr>
+      <w:bookmarkStart w:id="2" w:name="_Toc228397131"/>
       <w:r>
         <w:br w:type="page"/>
       </w:r>
@@ -239,43 +1514,192 @@
       </w:pPr>
       <w:r>
         <w:lastRenderedPageBreak/>
-        <w:t>COMP3008 CW2 Report</w:t>
+        <w:t>Literature Review</w:t>
+      </w:r>
+      <w:bookmarkEnd w:id="2"/>
+    </w:p>
+    <w:p>
+      <w:r>
+        <w:t xml:space="preserve">Demographic features such as age and qualification levels have been deemed as the primary influences of economic resilience during the </w:t>
+      </w:r>
+      <w:r>
+        <w:t xml:space="preserve">COVID-19 </w:t>
+      </w:r>
+      <w:r>
+        <w:t xml:space="preserve">pandemic period. </w:t>
+      </w:r>
+    </w:p>
+    <w:p>
+      <w:r>
+        <w:t xml:space="preserve">As young people are more likely to work in sectors </w:t>
+      </w:r>
+      <w:r>
+        <w:t xml:space="preserve">that were effectively </w:t>
+      </w:r>
+      <w:r>
+        <w:t>shut down by the pandemic, such as hospitality</w:t>
+      </w:r>
+      <w:r>
+        <w:t xml:space="preserve"> or leisure</w:t>
+      </w:r>
+      <w:r>
+        <w:t>, they were disproportionately affected compared to older employees (CIPD, 2020).</w:t>
       </w:r>
     </w:p>
     <w:p>
       <w:pPr>
-        <w:pStyle w:val="Heading2"/>
+        <w:pStyle w:val="Quote"/>
       </w:pPr>
       <w:r>
-        <w:t>Word Count</w:t>
+        <w:t>“</w:t>
+      </w:r>
+      <w:r>
+        <w:t>Between April and August, almost 1.9 million young people were furloughed at some</w:t>
+      </w:r>
+      <w:r>
+        <w:t xml:space="preserve"> </w:t>
+      </w:r>
+      <w:r>
+        <w:t>point, representing 47% of eligible jobs compared with 29% of jobs held by those aged 25 or</w:t>
+      </w:r>
+      <w:r>
+        <w:t xml:space="preserve"> </w:t>
+      </w:r>
+      <w:r>
+        <w:t>over.</w:t>
+      </w:r>
+      <w:r>
+        <w:t>”</w:t>
+      </w:r>
+    </w:p>
+    <w:p>
+      <w:r>
+        <w:t xml:space="preserve">This increase in youth employment could results in long-term “wage-scarring” effects due to the disruption caused to early careers, with an estimated 7% reduction in hourly pay two years after leaving education </w:t>
+      </w:r>
+      <w:r>
+        <w:t>(CIPD, 2020)</w:t>
+      </w:r>
+      <w:r>
+        <w:t>.</w:t>
       </w:r>
     </w:p>
     <w:p>
       <w:pPr>
-        <w:rPr>
-          <w:color w:val="EE0000"/>
-        </w:rPr>
+        <w:pStyle w:val="Quote"/>
       </w:pPr>
       <w:r>
-        <w:t xml:space="preserve">Word Count: </w:t>
-      </w:r>
-      <w:r>
-        <w:rPr>
-          <w:color w:val="EE0000"/>
-        </w:rPr>
-        <w:t>TODO</w:t>
-      </w:r>
-    </w:p>
-    <w:p/>
+        <w:t>“</w:t>
+      </w:r>
+      <w:r>
+        <w:t>The study also estimated the likelihood of wage-scarring for those who do manage to find work,</w:t>
+      </w:r>
+      <w:r>
+        <w:t xml:space="preserve"> e</w:t>
+      </w:r>
+      <w:r>
+        <w:t>stimating a 7% reduction in hourly pay two years out from leaving education</w:t>
+      </w:r>
+      <w:r>
+        <w:t>”</w:t>
+      </w:r>
+    </w:p>
+    <w:p>
+      <w:r>
+        <w:t xml:space="preserve">The pandemic </w:t>
+      </w:r>
+      <w:r>
+        <w:t>accelerated the transition to</w:t>
+      </w:r>
+      <w:r>
+        <w:t xml:space="preserve"> “Remote Working”, with those with degrees more likely to be holding </w:t>
+      </w:r>
+      <w:r>
+        <w:t xml:space="preserve">“knowledge-intensive” </w:t>
+      </w:r>
+      <w:r>
+        <w:t>roles that could transition to remote environments (</w:t>
+      </w:r>
+      <w:r>
+        <w:t>Marcus, J.S.</w:t>
+      </w:r>
+      <w:r>
+        <w:t>, 2022)</w:t>
+      </w:r>
+      <w:r>
+        <w:t>, such as office jobs</w:t>
+      </w:r>
+      <w:r>
+        <w:t>.</w:t>
+      </w:r>
+      <w:r>
+        <w:t xml:space="preserve"> </w:t>
+      </w:r>
+    </w:p>
+    <w:p>
+      <w:r>
+        <w:t xml:space="preserve">Those with lower education levels working manual or high-contact/face-to-face service jobs faced two primary disadvantages. Firstly, a higher risk of job loss or furlough during the pandemic, leading to financial instability during the pandemic. </w:t>
+      </w:r>
+    </w:p>
     <w:p>
       <w:pPr>
-        <w:pStyle w:val="Heading2"/>
+        <w:pStyle w:val="Quote"/>
       </w:pPr>
       <w:r>
-        <w:t>Literature Review</w:t>
-      </w:r>
-    </w:p>
-    <w:p/>
+        <w:t>“</w:t>
+      </w:r>
+      <w:r>
+        <w:t>While those with higher incomes were more able to work from home during the pandemic, they probably also benefitted in that they were less likely to find themselves out of work, or working fewer hours, than those in jobs that required physical presence.</w:t>
+      </w:r>
+      <w:r>
+        <w:t>”</w:t>
+      </w:r>
+    </w:p>
+    <w:p>
+      <w:r>
+        <w:t xml:space="preserve">Secondly, this group experienced lower </w:t>
+      </w:r>
+      <w:r>
+        <w:t xml:space="preserve">real </w:t>
+      </w:r>
+      <w:r>
+        <w:t xml:space="preserve">wage growth during the initial post-pandemic recovery. </w:t>
+      </w:r>
+      <w:r>
+        <w:t xml:space="preserve">The Low Pay Commission (2022) found that “growth in wages and pay settlements has not kept pace with inflation”, </w:t>
+      </w:r>
+      <w:r>
+        <w:t>and</w:t>
+      </w:r>
+      <w:r>
+        <w:t xml:space="preserve"> many firms had frozen pay during the pandemic.</w:t>
+      </w:r>
+      <w:r>
+        <w:t xml:space="preserve"> Whilst later</w:t>
+      </w:r>
+      <w:r>
+        <w:t xml:space="preserve"> increases to minimum wage </w:t>
+      </w:r>
+      <w:r>
+        <w:t xml:space="preserve">raised </w:t>
+      </w:r>
+      <w:r>
+        <w:t>rates</w:t>
+      </w:r>
+      <w:r>
+        <w:t xml:space="preserve"> for lower-paid workers</w:t>
+      </w:r>
+      <w:r>
+        <w:t xml:space="preserve">, </w:t>
+      </w:r>
+      <w:r>
+        <w:t>these increases would not be enough to cover the widened gap due to the disadvantages faced during the pandemic.</w:t>
+      </w:r>
+    </w:p>
+    <w:p>
+      <w:r>
+        <w:t>As the literature shows that economic impacts are a result of non-linear factors, a Random Forest model would be suitable analytical tool to identify to importance of each variable to capture the multi-variate sources of the long-term economic scars that will result from the pandemic.</w:t>
+      </w:r>
+    </w:p>
     <w:p>
       <w:r>
         <w:br w:type="page"/>
@@ -283,12 +1707,14 @@
     </w:p>
     <w:p>
       <w:pPr>
-        <w:pStyle w:val="Heading2"/>
+        <w:pStyle w:val="Heading1"/>
       </w:pPr>
+      <w:bookmarkStart w:id="3" w:name="_Toc228397132"/>
       <w:r>
         <w:lastRenderedPageBreak/>
         <w:t>Overview of Methods Used</w:t>
       </w:r>
+      <w:bookmarkEnd w:id="3"/>
     </w:p>
     <w:p>
       <w:r>
@@ -302,123 +1728,201 @@
     </w:p>
     <w:p>
       <w:pPr>
-        <w:pStyle w:val="Heading3"/>
+        <w:pStyle w:val="ListParagraph"/>
+        <w:numPr>
+          <w:ilvl w:val="0"/>
+          <w:numId w:val="5"/>
+        </w:numPr>
       </w:pPr>
-      <w:r>
-        <w:t>Exploratory Data Analysis (EDA) Methods</w:t>
-      </w:r>
-    </w:p>
-    <w:p>
-      <w:pPr>
-        <w:pStyle w:val="Heading4"/>
-      </w:pPr>
-      <w:r>
-        <w:t>Correlation Heatmap</w:t>
-      </w:r>
-    </w:p>
-    <w:p>
-      <w:pPr>
-        <w:pStyle w:val="Heading4"/>
-      </w:pPr>
-    </w:p>
-    <w:p>
-      <w:pPr>
-        <w:pStyle w:val="Heading4"/>
-      </w:pPr>
-      <w:r>
-        <w:t>Time-Series Analysis</w:t>
-      </w:r>
-    </w:p>
-    <w:p/>
-    <w:p>
-      <w:pPr>
-        <w:pStyle w:val="Heading4"/>
-      </w:pPr>
-      <w:r>
-        <w:t>Regional Comparative Analysis</w:t>
-      </w:r>
-    </w:p>
-    <w:p/>
-    <w:p>
-      <w:r>
-        <w:br w:type="page"/>
-      </w:r>
-    </w:p>
-    <w:p>
-      <w:pPr>
-        <w:pStyle w:val="Heading2"/>
-      </w:pPr>
-      <w:r>
-        <w:lastRenderedPageBreak/>
-        <w:t>Pre-Processing of the Data</w:t>
-      </w:r>
-    </w:p>
-    <w:p>
-      <w:r>
-        <w:t xml:space="preserve">Before exploratory analysis and predictive analysis could be undertaken, a pre-processing phase was required to orchestrate the unification of the two dataset files, combining the data from January 2019 to December 2021 with the data from January 2022 to December 2024. This stage was necessary to ensure naming consistency </w:t>
-      </w:r>
-      <w:r>
-        <w:t xml:space="preserve">between </w:t>
-      </w:r>
-      <w:r>
-        <w:t>the two files and prepare variables for analysis.</w:t>
-      </w:r>
-    </w:p>
-    <w:p>
-      <w:r>
-        <w:t xml:space="preserve">The </w:t>
-      </w:r>
-      <w:r>
-        <w:t xml:space="preserve">first </w:t>
-      </w:r>
-      <w:r>
-        <w:t xml:space="preserve"> stage of pre-processing </w:t>
-      </w:r>
-      <w:r>
-        <w:t xml:space="preserve">involved </w:t>
-      </w:r>
-      <w:r>
-        <w:t xml:space="preserve">understanding the </w:t>
-      </w:r>
-      <w:r>
-        <w:t xml:space="preserve">structure and content of the </w:t>
-      </w:r>
-      <w:r>
-        <w:t xml:space="preserve">data present. This was done through the use of the provided Data Dictionary files, through the inspections of the </w:t>
-      </w:r>
       <w:r>
         <w:rPr>
           <w:b/>
           <w:bCs/>
         </w:rPr>
-        <w:t>shape</w:t>
-      </w:r>
-      <w:r>
-        <w:t xml:space="preserve"> and </w:t>
-      </w:r>
+        <w:t>Correlation Heatmap:</w:t>
+      </w:r>
+      <w:r>
+        <w:t xml:space="preserve"> Used to identify linear relationships between numerical variables for use in dimensionality reduction and feature selection.  It ensured that redundant features were not included in models to reduce computational complexity.</w:t>
+      </w:r>
+    </w:p>
+    <w:p>
+      <w:pPr>
+        <w:pStyle w:val="ListParagraph"/>
+        <w:numPr>
+          <w:ilvl w:val="0"/>
+          <w:numId w:val="5"/>
+        </w:numPr>
+      </w:pPr>
       <w:r>
         <w:rPr>
           <w:b/>
           <w:bCs/>
         </w:rPr>
-        <w:t>columns</w:t>
-      </w:r>
-      <w:r>
-        <w:t xml:space="preserve"> dataframe attributes, as well as </w:t>
-      </w:r>
+        <w:t>Time-Series Analysis:</w:t>
+      </w:r>
+      <w:r>
+        <w:t xml:space="preserve"> Track the temporal impacts of the pandemic across the period covered by the dataset (2019-2024). It allowed for the identification of event-driven impacts of the pandemic.</w:t>
+      </w:r>
+    </w:p>
+    <w:p>
+      <w:pPr>
+        <w:pStyle w:val="ListParagraph"/>
+        <w:numPr>
+          <w:ilvl w:val="0"/>
+          <w:numId w:val="5"/>
+        </w:numPr>
+      </w:pPr>
       <w:r>
         <w:rPr>
           <w:b/>
           <w:bCs/>
         </w:rPr>
-        <w:t>head</w:t>
-      </w:r>
+        <w:t>Regional Comparative Analysis:</w:t>
+      </w:r>
+      <w:r>
+        <w:t xml:space="preserve"> Aggregated data from across UK Nations to highlight geographical difference in the economic recovery during and after the pandemic.</w:t>
+      </w:r>
+    </w:p>
+    <w:p>
+      <w:pPr>
+        <w:pStyle w:val="ListParagraph"/>
+        <w:numPr>
+          <w:ilvl w:val="0"/>
+          <w:numId w:val="5"/>
+        </w:numPr>
+      </w:pPr>
       <w:r>
         <w:rPr>
           <w:b/>
           <w:bCs/>
         </w:rPr>
-        <w:t>()</w:t>
+        <w:t>Linear Regression:</w:t>
+      </w:r>
+      <w:r>
+        <w:t xml:space="preserve"> Used to quantify to influence of socio-economic features on Gross Weekly Pay, highlighting how these factors may influence “Cost of Living” challenges faced to inform government economic interventions and policy decisions.</w:t>
+      </w:r>
+    </w:p>
+    <w:p>
+      <w:pPr>
+        <w:pStyle w:val="ListParagraph"/>
+        <w:numPr>
+          <w:ilvl w:val="0"/>
+          <w:numId w:val="5"/>
+        </w:numPr>
+      </w:pPr>
+      <w:r>
+        <w:rPr>
+          <w:b/>
+          <w:bCs/>
+        </w:rPr>
+        <w:t>Random Forest Classifier:</w:t>
+      </w:r>
+      <w:r>
+        <w:t xml:space="preserve"> Used to </w:t>
+      </w:r>
+      <w:r>
+        <w:t>predict Employment Status based on non-linear and categorical demographic data, to help identify groups which may need more economic intervention to assist with post-pandemic “Return to Work” recovery.</w:t>
+      </w:r>
+    </w:p>
+    <w:p>
+      <w:pPr>
+        <w:pStyle w:val="ListParagraph"/>
+        <w:numPr>
+          <w:ilvl w:val="0"/>
+          <w:numId w:val="5"/>
+        </w:numPr>
+      </w:pPr>
+      <w:r>
+        <w:rPr>
+          <w:b/>
+          <w:bCs/>
+        </w:rPr>
+        <w:t>Temporal Heatmaps:</w:t>
+      </w:r>
+      <w:r>
+        <w:t xml:space="preserve"> Used to visualise “hotspots” of economic activity. Chosen due to the ability to provide on overview of big data models in a single visual, highlighting volatility over the course of the pandemic. </w:t>
+      </w:r>
+    </w:p>
+    <w:p>
+      <w:r>
+        <w:br w:type="page"/>
+      </w:r>
+    </w:p>
+    <w:p>
+      <w:pPr>
+        <w:pStyle w:val="Heading1"/>
+      </w:pPr>
+      <w:bookmarkStart w:id="4" w:name="_Toc228397133"/>
+      <w:r>
+        <w:lastRenderedPageBreak/>
+        <w:t>Pre-Processing of the Data</w:t>
+      </w:r>
+      <w:bookmarkEnd w:id="4"/>
+    </w:p>
+    <w:p>
+      <w:r>
+        <w:t xml:space="preserve">Before exploratory analysis and predictive analysis could be </w:t>
+      </w:r>
+      <w:r>
+        <w:t>carried out</w:t>
+      </w:r>
+      <w:r>
+        <w:t>, a pre-processing phase orchestrate</w:t>
+      </w:r>
+      <w:r>
+        <w:t>d</w:t>
+      </w:r>
+      <w:r>
+        <w:t xml:space="preserve"> the unification of the two dataset files, combining the data from January 2019 to December 2021 with the data from January 2022 to December 2024. This stage was necessary to ensure naming consistency </w:t>
+      </w:r>
+      <w:r>
+        <w:t xml:space="preserve">between </w:t>
+      </w:r>
+      <w:r>
+        <w:t>the two files and prepare variables for analysis.</w:t>
+      </w:r>
+    </w:p>
+    <w:p>
+      <w:r>
+        <w:t xml:space="preserve">The </w:t>
+      </w:r>
+      <w:r>
+        <w:t xml:space="preserve">first </w:t>
+      </w:r>
+      <w:r>
+        <w:t xml:space="preserve">stage of pre-processing </w:t>
+      </w:r>
+      <w:r>
+        <w:t xml:space="preserve">involved </w:t>
+      </w:r>
+      <w:r>
+        <w:t xml:space="preserve">understanding the </w:t>
+      </w:r>
+      <w:r>
+        <w:t xml:space="preserve">structure and content of the </w:t>
+      </w:r>
+      <w:r>
+        <w:t>data present. This was done through the use of the provided Data Dictionary, inspections of the shape and columns dataframe attributes, as well as</w:t>
+      </w:r>
+      <w:r>
+        <w:t xml:space="preserve"> </w:t>
+      </w:r>
+      <w:r>
+        <w:rPr>
+          <w:b/>
+          <w:bCs/>
+        </w:rPr>
+        <w:t>Pandas</w:t>
+      </w:r>
+      <w:r>
+        <w:t xml:space="preserve"> </w:t>
+      </w:r>
+      <w:r>
+        <w:rPr>
+          <w:b/>
+          <w:bCs/>
+        </w:rPr>
+        <w:t>head()</w:t>
       </w:r>
       <w:r>
         <w:t xml:space="preserve"> and </w:t>
@@ -431,7 +1935,13 @@
         <w:t>describe()</w:t>
       </w:r>
       <w:r>
-        <w:t xml:space="preserve"> methods. This informed me that the two datasets had different shapes; the 2019-2021 dataset has 526 columns and the 2022-2024 dataset has 473 columns, </w:t>
+        <w:t xml:space="preserve"> methods. This informed me that the two datasets had different shapes</w:t>
+      </w:r>
+      <w:r>
+        <w:t>. T</w:t>
+      </w:r>
+      <w:r>
+        <w:t xml:space="preserve">he 2019-2021 dataset has 526 columns and the 2022-2024 dataset has 473 columns, </w:t>
       </w:r>
       <w:r>
         <w:t>indicating structural differences between the datasets and suggesting that some variables are unique to one file, or have different names between the files</w:t>
@@ -442,7 +1952,13 @@
     </w:p>
     <w:p>
       <w:r>
-        <w:t xml:space="preserve">Additionally, differences in variable naming conventions were found, notably the </w:t>
+        <w:t>Additionally, differences in variable naming conventions were found</w:t>
+      </w:r>
+      <w:r>
+        <w:t>;</w:t>
+      </w:r>
+      <w:r>
+        <w:t xml:space="preserve"> notably the </w:t>
       </w:r>
       <w:r>
         <w:rPr>
@@ -452,20 +1968,7 @@
         <w:t>FILEYEAR</w:t>
       </w:r>
       <w:r>
-        <w:t xml:space="preserve"> column</w:t>
-      </w:r>
-      <w:r>
-        <w:t xml:space="preserve">, found in the early-pandemic dataset as a lower-case </w:t>
-      </w:r>
-      <w:r>
-        <w:rPr>
-          <w:b/>
-          <w:bCs/>
-        </w:rPr>
-        <w:t>fileyear</w:t>
-      </w:r>
-      <w:r>
-        <w:t>.</w:t>
+        <w:t xml:space="preserve"> column, found in the early-pandemic dataset as a lower-case fileyear.</w:t>
       </w:r>
       <w:r>
         <w:t xml:space="preserve"> The resolution for this was to first cast all column names of each dataset to upper-case before </w:t>
@@ -479,47 +1982,7 @@
     </w:p>
     <w:p>
       <w:r>
-        <w:t>The Population Survey dataset uses negative-float values to represent missing data (</w:t>
-      </w:r>
-      <w:r>
-        <w:rPr>
-          <w:b/>
-          <w:bCs/>
-        </w:rPr>
-        <w:t>-9.0</w:t>
-      </w:r>
-      <w:r>
-        <w:t xml:space="preserve"> representing </w:t>
-      </w:r>
-      <w:r>
-        <w:rPr>
-          <w:b/>
-          <w:bCs/>
-        </w:rPr>
-        <w:t>Does not apply</w:t>
-      </w:r>
-      <w:r>
-        <w:t xml:space="preserve">, </w:t>
-      </w:r>
-      <w:r>
-        <w:rPr>
-          <w:b/>
-          <w:bCs/>
-        </w:rPr>
-        <w:t>-8.0</w:t>
-      </w:r>
-      <w:r>
-        <w:t xml:space="preserve"> representing </w:t>
-      </w:r>
-      <w:r>
-        <w:rPr>
-          <w:b/>
-          <w:bCs/>
-        </w:rPr>
-        <w:t>No answer</w:t>
-      </w:r>
-      <w:r>
-        <w:t xml:space="preserve">). </w:t>
+        <w:t xml:space="preserve">The Population Survey dataset uses negative-float values to represent missing data (-9.0 representing Does not apply, -8.0 representing No answer). </w:t>
       </w:r>
       <w:r>
         <w:t xml:space="preserve">Retaining these values </w:t>
@@ -546,6 +2009,9 @@
         <w:t>, the</w:t>
       </w:r>
       <w:r>
+        <w:t>se</w:t>
+      </w:r>
+      <w:r>
         <w:t xml:space="preserve"> codes were </w:t>
       </w:r>
       <w:r>
@@ -567,17 +2033,7 @@
         <w:t xml:space="preserve"> null</w:t>
       </w:r>
       <w:r>
-        <w:t xml:space="preserve"> </w:t>
-      </w:r>
-      <w:r>
-        <w:rPr>
-          <w:b/>
-          <w:bCs/>
-        </w:rPr>
-        <w:t>NaN</w:t>
-      </w:r>
-      <w:r>
-        <w:t xml:space="preserve"> values, which </w:t>
+        <w:t xml:space="preserve"> NaN values, which </w:t>
       </w:r>
       <w:r>
         <w:t>will be ignored by statistical methods.</w:t>
@@ -587,37 +2043,13 @@
       <w:pPr>
         <w:pStyle w:val="Quote"/>
       </w:pPr>
-      <w:proofErr w:type="spellStart"/>
-      <w:r>
-        <w:t>df_combined.replace</w:t>
-      </w:r>
-      <w:proofErr w:type="spellEnd"/>
-      <w:r>
-        <w:t xml:space="preserve">([ -8.0, -9.0 ], </w:t>
-      </w:r>
-      <w:proofErr w:type="spellStart"/>
-      <w:r>
-        <w:t>np.nan</w:t>
-      </w:r>
-      <w:proofErr w:type="spellEnd"/>
-      <w:r>
-        <w:t xml:space="preserve">, </w:t>
-      </w:r>
-      <w:proofErr w:type="spellStart"/>
-      <w:r>
-        <w:t>inplace</w:t>
-      </w:r>
-      <w:proofErr w:type="spellEnd"/>
-      <w:r>
-        <w:t>=True)</w:t>
-      </w:r>
-    </w:p>
-    <w:p>
-      <w:r>
-        <w:t>To support time-series analysis, new temporal variables were created.</w:t>
-      </w:r>
-      <w:r>
-        <w:t xml:space="preserve"> Two new features were derived as a single timestamp feature was not present.</w:t>
+      <w:r>
+        <w:t>df_combined.replace([ -8.0, -9.0 ], np.nan, inplace=True)</w:t>
+      </w:r>
+    </w:p>
+    <w:p>
+      <w:r>
+        <w:t>To support time-series analysis, new temporal variables were created. Two new features were derived as a single timestamp feature was not present.</w:t>
       </w:r>
     </w:p>
     <w:p>
@@ -696,27 +2128,6 @@
       </w:r>
     </w:p>
     <w:p>
-      <w:pPr>
-        <w:pStyle w:val="Quote"/>
-      </w:pPr>
-      <w:proofErr w:type="spellStart"/>
-      <w:r>
-        <w:t>df_combined</w:t>
-      </w:r>
-      <w:proofErr w:type="spellEnd"/>
-      <w:r>
-        <w:t xml:space="preserve"> = </w:t>
-      </w:r>
-      <w:proofErr w:type="spellStart"/>
-      <w:r>
-        <w:t>df_combined.sort_values</w:t>
-      </w:r>
-      <w:proofErr w:type="spellEnd"/>
-      <w:r>
-        <w:t>("MONTHLY_PERIOD")</w:t>
-      </w:r>
-    </w:p>
-    <w:p>
       <w:r>
         <w:t xml:space="preserve">The final stage of pre-processing </w:t>
       </w:r>
@@ -724,17 +2135,7 @@
         <w:t>involved</w:t>
       </w:r>
       <w:r>
-        <w:t xml:space="preserve"> “feature bridging”. This involved unifying the </w:t>
-      </w:r>
-      <w:r>
-        <w:rPr>
-          <w:b/>
-          <w:bCs/>
-        </w:rPr>
-        <w:t>HIQUL15D</w:t>
-      </w:r>
-      <w:r>
-        <w:t xml:space="preserve"> </w:t>
+        <w:t xml:space="preserve"> “feature bridging”. This involved unifying the HIQUL15D </w:t>
       </w:r>
       <w:r>
         <w:t xml:space="preserve">feature </w:t>
@@ -792,57 +2193,79 @@
     </w:p>
     <w:p>
       <w:r>
+        <w:t>The dataset was now combined, standardised and ordered chronologically, allowing for exploratory data analysis and predictive modelling to follow.</w:t>
+      </w:r>
+    </w:p>
+    <w:p>
+      <w:pPr>
+        <w:pStyle w:val="Heading1"/>
+      </w:pPr>
+      <w:bookmarkStart w:id="5" w:name="_Toc228397134"/>
+      <w:r>
         <w:lastRenderedPageBreak/>
-        <w:t>The dataset was now combined, standardised and ordered chronologically, allowing for exploratory data analysis and predictive modelling to follow.</w:t>
-      </w:r>
-    </w:p>
-    <w:p>
-      <w:pPr>
-        <w:rPr>
-          <w:rFonts w:asciiTheme="majorHAnsi" w:eastAsiaTheme="majorEastAsia" w:hAnsiTheme="majorHAnsi" w:cstheme="majorBidi"/>
-          <w:color w:val="0F4761" w:themeColor="accent1" w:themeShade="BF"/>
-          <w:sz w:val="32"/>
-          <w:szCs w:val="32"/>
-        </w:rPr>
-      </w:pPr>
-      <w:r>
-        <w:br w:type="page"/>
-      </w:r>
+        <w:t xml:space="preserve">Application </w:t>
+      </w:r>
+      <w:r>
+        <w:t xml:space="preserve">and Analysis </w:t>
+      </w:r>
+      <w:r>
+        <w:t>of the Methods</w:t>
+      </w:r>
+      <w:bookmarkEnd w:id="5"/>
     </w:p>
     <w:p>
       <w:pPr>
         <w:pStyle w:val="Heading2"/>
       </w:pPr>
-      <w:r>
-        <w:lastRenderedPageBreak/>
-        <w:t xml:space="preserve">Application </w:t>
-      </w:r>
-      <w:r>
-        <w:t xml:space="preserve">and Analysis </w:t>
-      </w:r>
-      <w:r>
-        <w:t>of the Methods</w:t>
-      </w:r>
+      <w:bookmarkStart w:id="6" w:name="_Toc228397135"/>
+      <w:r>
+        <w:t>Exploratory Data Analysis (EDA) Methods</w:t>
+      </w:r>
+      <w:bookmarkEnd w:id="6"/>
     </w:p>
     <w:p>
       <w:pPr>
         <w:pStyle w:val="Heading3"/>
       </w:pPr>
-      <w:r>
-        <w:t>Exploratory Data Analysis (EDA) Methods</w:t>
-      </w:r>
-    </w:p>
-    <w:p>
-      <w:pPr>
-        <w:pStyle w:val="Heading4"/>
-      </w:pPr>
+      <w:bookmarkStart w:id="7" w:name="_Toc228397136"/>
       <w:r>
         <w:t>Correlation Heatmap</w:t>
       </w:r>
-    </w:p>
-    <w:p>
-      <w:r>
-        <w:t>The first EDA method conducted was Correlation Analysis, visualised using a heatmap. The heatmap was used to examine the relationship between selected variables measured by the survey. A strong correlation can be an indicator of co-linearity, informing feature selection decisions as to what variables can be removed as part of dimensionality reduction and Principal Component Analysis (PCA) methods. Reducing the amount of data being included in the analysis, whilst keeping the most information that can be found within, improves the efficiency and stability of the statistical models.</w:t>
+      <w:bookmarkEnd w:id="7"/>
+    </w:p>
+    <w:p>
+      <w:r>
+        <w:t xml:space="preserve">The first EDA method conducted was Correlation Analysis, visualised using a </w:t>
+      </w:r>
+      <w:r>
+        <w:rPr>
+          <w:b/>
+          <w:bCs/>
+        </w:rPr>
+        <w:t>heatmap</w:t>
+      </w:r>
+      <w:r>
+        <w:t xml:space="preserve">. The heatmap was used to examine the relationship between selected variables measured by the survey. A strong correlation can be an indicator of </w:t>
+      </w:r>
+      <w:r>
+        <w:rPr>
+          <w:b/>
+          <w:bCs/>
+        </w:rPr>
+        <w:t>co-linearity</w:t>
+      </w:r>
+      <w:r>
+        <w:t xml:space="preserve">, informing feature selection decisions as to what variables can be removed as part of dimensionality reduction and </w:t>
+      </w:r>
+      <w:r>
+        <w:rPr>
+          <w:b/>
+          <w:bCs/>
+        </w:rPr>
+        <w:t>Principal Component Analysis (PCA)</w:t>
+      </w:r>
+      <w:r>
+        <w:t xml:space="preserve"> methods. Reducing the amount of data being included in the analysis, whilst keeping the most information that can be found within, improves the efficiency and stability of the statistical models.</w:t>
       </w:r>
     </w:p>
     <w:tbl>
@@ -931,6 +2354,12 @@
     <w:p/>
     <w:p>
       <w:r>
+        <w:br w:type="page"/>
+      </w:r>
+    </w:p>
+    <w:p>
+      <w:r>
+        <w:lastRenderedPageBreak/>
         <w:t>The strongest correlations were found between:</w:t>
       </w:r>
     </w:p>
@@ -943,7 +2372,24 @@
         </w:numPr>
       </w:pPr>
       <w:r>
-        <w:t>BUSHR (Basic usual hours) and USUHR (</w:t>
+        <w:rPr>
+          <w:b/>
+          <w:bCs/>
+        </w:rPr>
+        <w:t>BUSHR</w:t>
+      </w:r>
+      <w:r>
+        <w:t xml:space="preserve"> (Basic usual hours) and </w:t>
+      </w:r>
+      <w:r>
+        <w:rPr>
+          <w:b/>
+          <w:bCs/>
+        </w:rPr>
+        <w:t>USUHR</w:t>
+      </w:r>
+      <w:r>
+        <w:t xml:space="preserve"> (</w:t>
       </w:r>
       <w:r>
         <w:t>Usual hours excluding overtime</w:t>
@@ -961,7 +2407,24 @@
         </w:numPr>
       </w:pPr>
       <w:r>
-        <w:t>AGE (Age of respondent) and AAGE (Age Bands) [0.98]</w:t>
+        <w:rPr>
+          <w:b/>
+          <w:bCs/>
+        </w:rPr>
+        <w:t>AGE</w:t>
+      </w:r>
+      <w:r>
+        <w:t xml:space="preserve"> (Age of respondent) and </w:t>
+      </w:r>
+      <w:r>
+        <w:rPr>
+          <w:b/>
+          <w:bCs/>
+        </w:rPr>
+        <w:t>AAGE</w:t>
+      </w:r>
+      <w:r>
+        <w:t xml:space="preserve"> (Age Bands) [0.98]</w:t>
       </w:r>
     </w:p>
     <w:p>
@@ -973,7 +2436,24 @@
         </w:numPr>
       </w:pPr>
       <w:r>
-        <w:t>BUSHR (Basic usual hours) and TOTAC1 (</w:t>
+        <w:rPr>
+          <w:b/>
+          <w:bCs/>
+        </w:rPr>
+        <w:t>BUSHR</w:t>
+      </w:r>
+      <w:r>
+        <w:t xml:space="preserve"> (Basic usual hours) and </w:t>
+      </w:r>
+      <w:r>
+        <w:rPr>
+          <w:b/>
+          <w:bCs/>
+        </w:rPr>
+        <w:t>TOTAC1</w:t>
+      </w:r>
+      <w:r>
+        <w:t xml:space="preserve"> (</w:t>
       </w:r>
       <w:r>
         <w:t>Total actual hours worked</w:t>
@@ -991,13 +2471,30 @@
         </w:numPr>
       </w:pPr>
       <w:r>
-        <w:t>ACTHR (</w:t>
+        <w:rPr>
+          <w:b/>
+          <w:bCs/>
+        </w:rPr>
+        <w:t>ACTHR</w:t>
+      </w:r>
+      <w:r>
+        <w:t xml:space="preserve"> (</w:t>
       </w:r>
       <w:r>
         <w:t>Actual hours</w:t>
       </w:r>
       <w:r>
-        <w:t xml:space="preserve"> excluding overtime) and BUSHR (Basic usual hours) [0.68]</w:t>
+        <w:t xml:space="preserve"> excluding overtime) and </w:t>
+      </w:r>
+      <w:r>
+        <w:rPr>
+          <w:b/>
+          <w:bCs/>
+        </w:rPr>
+        <w:t>BUSHR</w:t>
+      </w:r>
+      <w:r>
+        <w:t xml:space="preserve"> (Basic usual hours) [0.68]</w:t>
       </w:r>
     </w:p>
     <w:p>
@@ -1009,13 +2506,30 @@
         </w:numPr>
       </w:pPr>
       <w:r>
-        <w:t xml:space="preserve">ACTHR </w:t>
+        <w:rPr>
+          <w:b/>
+          <w:bCs/>
+        </w:rPr>
+        <w:t>ACTHR</w:t>
+      </w:r>
+      <w:r>
+        <w:t xml:space="preserve"> </w:t>
       </w:r>
       <w:r>
         <w:t>Actual hours</w:t>
       </w:r>
       <w:r>
-        <w:t xml:space="preserve"> excluding overtime () and USUHR (</w:t>
+        <w:t xml:space="preserve"> excluding overtime () and </w:t>
+      </w:r>
+      <w:r>
+        <w:rPr>
+          <w:b/>
+          <w:bCs/>
+        </w:rPr>
+        <w:t>USUHR</w:t>
+      </w:r>
+      <w:r>
+        <w:t xml:space="preserve"> (</w:t>
       </w:r>
       <w:r>
         <w:t>Usual hours excluding overtime</w:t>
@@ -1033,13 +2547,30 @@
         </w:numPr>
       </w:pPr>
       <w:r>
-        <w:t>GRSSWK (</w:t>
+        <w:rPr>
+          <w:b/>
+          <w:bCs/>
+        </w:rPr>
+        <w:t>GRSSWK</w:t>
+      </w:r>
+      <w:r>
+        <w:t xml:space="preserve"> (</w:t>
       </w:r>
       <w:r>
         <w:t>Gross weekly pay in main job</w:t>
       </w:r>
       <w:r>
-        <w:t>) and HOURPAY (</w:t>
+        <w:t xml:space="preserve">) and </w:t>
+      </w:r>
+      <w:r>
+        <w:rPr>
+          <w:b/>
+          <w:bCs/>
+        </w:rPr>
+        <w:t>HOURPAY</w:t>
+      </w:r>
+      <w:r>
+        <w:t xml:space="preserve"> (</w:t>
       </w:r>
       <w:r>
         <w:t>Gross hourly pay</w:t>
@@ -1050,14 +2581,73 @@
     </w:p>
     <w:p>
       <w:r>
-        <w:lastRenderedPageBreak/>
         <w:t xml:space="preserve">This demonstrates data redundancy, </w:t>
       </w:r>
       <w:r>
-        <w:t>showing a perfect relationship between BUSHR and USUHR, indicating that both variables are capturing the same information</w:t>
-      </w:r>
-      <w:r>
-        <w:t xml:space="preserve"> and that one could be removed during feature selection to reduce the computational complexity of the models. The same can be said about the relationship between AGE and AAGE, as AAGE is directly derived from the AGE variable.</w:t>
+        <w:t xml:space="preserve">showing a perfect relationship between </w:t>
+      </w:r>
+      <w:r>
+        <w:rPr>
+          <w:b/>
+          <w:bCs/>
+        </w:rPr>
+        <w:t>BUSHR</w:t>
+      </w:r>
+      <w:r>
+        <w:t xml:space="preserve"> and </w:t>
+      </w:r>
+      <w:r>
+        <w:rPr>
+          <w:b/>
+          <w:bCs/>
+        </w:rPr>
+        <w:t>USUHR</w:t>
+      </w:r>
+      <w:r>
+        <w:t>, indicating that both variables are capturing the same information</w:t>
+      </w:r>
+      <w:r>
+        <w:t xml:space="preserve"> and that one could be removed during feature selection to reduce the computational complexity of the models. The same can be said about the relationship between </w:t>
+      </w:r>
+      <w:r>
+        <w:rPr>
+          <w:b/>
+          <w:bCs/>
+        </w:rPr>
+        <w:t>AGE</w:t>
+      </w:r>
+      <w:r>
+        <w:t xml:space="preserve"> and </w:t>
+      </w:r>
+      <w:r>
+        <w:rPr>
+          <w:b/>
+          <w:bCs/>
+        </w:rPr>
+        <w:t>AAGE</w:t>
+      </w:r>
+      <w:r>
+        <w:t xml:space="preserve">, as </w:t>
+      </w:r>
+      <w:r>
+        <w:rPr>
+          <w:b/>
+          <w:bCs/>
+        </w:rPr>
+        <w:t>AAGE</w:t>
+      </w:r>
+      <w:r>
+        <w:t xml:space="preserve"> is directly derived from the </w:t>
+      </w:r>
+      <w:r>
+        <w:rPr>
+          <w:b/>
+          <w:bCs/>
+        </w:rPr>
+        <w:t>AGE</w:t>
+      </w:r>
+      <w:r>
+        <w:t xml:space="preserve"> variable.</w:t>
       </w:r>
     </w:p>
     <w:p>
@@ -1068,7 +2658,14 @@
         <w:t xml:space="preserve"> </w:t>
       </w:r>
       <w:r>
-        <w:t xml:space="preserve">BUSHR-TOTAC1 [0.80] relationship shows that usual contracted hours were had a very strong positive relationship (Evans, </w:t>
+        <w:rPr>
+          <w:b/>
+          <w:bCs/>
+        </w:rPr>
+        <w:t>BUSHR-TOTAC1</w:t>
+      </w:r>
+      <w:r>
+        <w:t xml:space="preserve"> [0.80] relationship shows that usual contracted hours were had a very strong positive relationship (Evans, </w:t>
       </w:r>
       <w:r>
         <w:t>19</w:t>
@@ -1080,7 +2677,17 @@
         <w:t>)</w:t>
       </w:r>
       <w:r>
-        <w:t xml:space="preserve"> with the actual hours worked, although as the relationship is not perfect there is some indication of variation. ACTHR displayed a strong positive relationship (Evans, </w:t>
+        <w:t xml:space="preserve"> with the actual hours worked, although as the relationship is not perfect there is some indication of variation. </w:t>
+      </w:r>
+      <w:r>
+        <w:rPr>
+          <w:b/>
+          <w:bCs/>
+        </w:rPr>
+        <w:t>ACTHR</w:t>
+      </w:r>
+      <w:r>
+        <w:t xml:space="preserve"> displayed a strong positive relationship (Evans, </w:t>
       </w:r>
       <w:r>
         <w:t>19</w:t>
@@ -1092,24 +2699,55 @@
         <w:t>)</w:t>
       </w:r>
       <w:r>
-        <w:t xml:space="preserve"> with BUSHR/USUHR [0.68],</w:t>
+        <w:t xml:space="preserve"> with </w:t>
+      </w:r>
+      <w:r>
+        <w:rPr>
+          <w:b/>
+          <w:bCs/>
+        </w:rPr>
+        <w:t>BUSHR/USUHR</w:t>
+      </w:r>
+      <w:r>
+        <w:t xml:space="preserve"> [0.68],</w:t>
       </w:r>
       <w:r>
         <w:t xml:space="preserve"> suggesting a varied influence between normal  working schedules and actual hours worked. This possibly indicates changes due to reduced working hours or flexible working arrangements derived from the pandemic.</w:t>
       </w:r>
     </w:p>
-    <w:p/>
     <w:p>
       <w:pPr>
-        <w:pStyle w:val="Heading4"/>
+        <w:pStyle w:val="Heading3"/>
       </w:pPr>
+      <w:bookmarkStart w:id="8" w:name="_Toc228397137"/>
       <w:r>
         <w:t>Time-Series Analysis</w:t>
       </w:r>
-    </w:p>
-    <w:p>
-      <w:r>
-        <w:t>A Time-Series Analysis using the ACTHR (Actual hours worked) and GRSSWK (Gross Weekly Pay) variables was used to evaluate the impact of the COVID-19 pandemic throughout the period covered by the survey data.</w:t>
+      <w:bookmarkEnd w:id="8"/>
+    </w:p>
+    <w:p>
+      <w:r>
+        <w:t xml:space="preserve">A Time-Series Analysis using the </w:t>
+      </w:r>
+      <w:r>
+        <w:rPr>
+          <w:b/>
+          <w:bCs/>
+        </w:rPr>
+        <w:t>ACTHR</w:t>
+      </w:r>
+      <w:r>
+        <w:t xml:space="preserve"> (Actual hours worked) and </w:t>
+      </w:r>
+      <w:r>
+        <w:rPr>
+          <w:b/>
+          <w:bCs/>
+        </w:rPr>
+        <w:t>GRSSWK</w:t>
+      </w:r>
+      <w:r>
+        <w:t xml:space="preserve"> (Gross Weekly Pay) variables was used to evaluate the impact of the COVID-19 pandemic throughout the period covered by the survey data.</w:t>
       </w:r>
       <w:r>
         <w:t xml:space="preserve"> </w:t>
@@ -1301,7 +2939,25 @@
     </w:tbl>
     <w:p>
       <w:r>
-        <w:t>Regression lines were calculated and added to the visualisation. ACTHR produced a slope of +0.03 (hours per quarter), showing how over the entire period there was little impact on the hours worked which remain close to the 2019 baseline GRSSWK showed a slope of +4.59 (£ per quarter). Whilst this initially seems disproportionate compared to ACTHR, it is important to note that these values are measured using different units.</w:t>
+        <w:t xml:space="preserve">Regression lines were calculated and added to the visualisation. </w:t>
+      </w:r>
+      <w:r>
+        <w:t>ACTHR</w:t>
+      </w:r>
+      <w:r>
+        <w:t xml:space="preserve"> produced a slope of +0.03 (hours per quarter), showing how over the entire period there was little impact on the hours worked which remain close to the 2019 baseline </w:t>
+      </w:r>
+      <w:r>
+        <w:t>GRSSWK</w:t>
+      </w:r>
+      <w:r>
+        <w:t xml:space="preserve"> showed a slope of +4.59 (£ per quarter). Whilst this initially seems disproportionate compared to </w:t>
+      </w:r>
+      <w:r>
+        <w:t>ACTHR</w:t>
+      </w:r>
+      <w:r>
+        <w:t>, it is important to note that these values are measured using different units.</w:t>
       </w:r>
     </w:p>
     <w:p>
@@ -1414,12 +3070,14 @@
     </w:p>
     <w:p>
       <w:pPr>
-        <w:pStyle w:val="Heading4"/>
+        <w:pStyle w:val="Heading3"/>
       </w:pPr>
+      <w:bookmarkStart w:id="9" w:name="_Toc228397138"/>
       <w:r>
         <w:lastRenderedPageBreak/>
         <w:t>Regional Comparative Analysis</w:t>
       </w:r>
+      <w:bookmarkEnd w:id="9"/>
     </w:p>
     <w:p>
       <w:r>
@@ -1433,7 +3091,27 @@
         <w:t>COUNTRY</w:t>
       </w:r>
       <w:r>
-        <w:t xml:space="preserve"> feature, reconciling a difference in regional granularity by combining the data points from Scotland and Scotland North of Caledonian Canal. This preprocessing step was required due to the volatility of the Scotland North data due to its lower sample size.</w:t>
+        <w:t xml:space="preserve"> feature, reconciling a difference in regional granularity by combining the data points from </w:t>
+      </w:r>
+      <w:r>
+        <w:rPr>
+          <w:b/>
+          <w:bCs/>
+        </w:rPr>
+        <w:t>Scotland</w:t>
+      </w:r>
+      <w:r>
+        <w:t xml:space="preserve"> and </w:t>
+      </w:r>
+      <w:r>
+        <w:rPr>
+          <w:b/>
+          <w:bCs/>
+        </w:rPr>
+        <w:t>Scotland North of Caledonian Canal</w:t>
+      </w:r>
+      <w:r>
+        <w:t>. This preprocessing step was required due to the volatility of the Scotland North data due to its lower sample size.</w:t>
       </w:r>
     </w:p>
     <w:tbl>
@@ -1619,33 +3297,32 @@
     </w:p>
     <w:p>
       <w:pPr>
+        <w:pStyle w:val="Heading2"/>
+      </w:pPr>
+    </w:p>
+    <w:p>
+      <w:pPr>
+        <w:pStyle w:val="Heading2"/>
         <w:rPr>
-          <w:rFonts w:eastAsiaTheme="majorEastAsia" w:cstheme="majorBidi"/>
-          <w:color w:val="0F4761" w:themeColor="accent1" w:themeShade="BF"/>
           <w:sz w:val="28"/>
           <w:szCs w:val="28"/>
         </w:rPr>
       </w:pPr>
-      <w:r>
-        <w:br w:type="page"/>
-      </w:r>
+      <w:bookmarkStart w:id="10" w:name="_Toc228397139"/>
+      <w:r>
+        <w:t>Predictive Modelling</w:t>
+      </w:r>
+      <w:bookmarkEnd w:id="10"/>
     </w:p>
     <w:p>
       <w:pPr>
         <w:pStyle w:val="Heading3"/>
       </w:pPr>
-      <w:r>
-        <w:lastRenderedPageBreak/>
-        <w:t>Predictive Modelling</w:t>
-      </w:r>
-    </w:p>
-    <w:p>
-      <w:pPr>
-        <w:pStyle w:val="Heading4"/>
-      </w:pPr>
+      <w:bookmarkStart w:id="11" w:name="_Toc228397140"/>
       <w:r>
         <w:t>Linear Regression</w:t>
       </w:r>
+      <w:bookmarkEnd w:id="11"/>
     </w:p>
     <w:p>
       <w:r>
@@ -1673,10 +3350,50 @@
         <w:t xml:space="preserve"> involved feature selection. I </w:t>
       </w:r>
       <w:r>
-        <w:t>identified 15 features which I believed would have the greatest impact on the result and used these variables to train a model. This model had a Mean Absolute Error of £85.34 and an R^2 score of 0.51.</w:t>
-      </w:r>
-      <w:r>
-        <w:t xml:space="preserve"> Next, I performed Coefficient Analysis, identifying which of the selected features provided the largest impact on the models results. This stage involved first grouping the previously One-Hot Encoded features back into grouped and summing the absolute value of the coefficient into a </w:t>
+        <w:t xml:space="preserve">identified 15 features which I believed would have the greatest impact on the result and used these variables to train a model. This model had a </w:t>
+      </w:r>
+      <w:r>
+        <w:rPr>
+          <w:b/>
+          <w:bCs/>
+        </w:rPr>
+        <w:t>Mean Absolute Error</w:t>
+      </w:r>
+      <w:r>
+        <w:t xml:space="preserve"> of £85.34 and an </w:t>
+      </w:r>
+      <w:r>
+        <w:rPr>
+          <w:b/>
+          <w:bCs/>
+        </w:rPr>
+        <w:t>R^2</w:t>
+      </w:r>
+      <w:r>
+        <w:t xml:space="preserve"> score of 0.51.</w:t>
+      </w:r>
+      <w:r>
+        <w:t xml:space="preserve"> Next, I performed </w:t>
+      </w:r>
+      <w:r>
+        <w:rPr>
+          <w:b/>
+          <w:bCs/>
+        </w:rPr>
+        <w:t>Coefficient Analysis</w:t>
+      </w:r>
+      <w:r>
+        <w:t xml:space="preserve">, identifying which of the selected features provided the largest impact on the models results. This stage involved first grouping the previously </w:t>
+      </w:r>
+      <w:r>
+        <w:rPr>
+          <w:b/>
+          <w:bCs/>
+        </w:rPr>
+        <w:t>One-Hot Encoded</w:t>
+      </w:r>
+      <w:r>
+        <w:t xml:space="preserve"> features back into grouped and summing the absolute value of the coefficient into a </w:t>
       </w:r>
       <w:r>
         <w:rPr>
@@ -1689,6 +3406,7 @@
         <w:t xml:space="preserve"> column.</w:t>
       </w:r>
     </w:p>
+    <w:p/>
     <w:tbl>
       <w:tblPr>
         <w:tblStyle w:val="TableGrid"/>
@@ -1704,20 +3422,12 @@
         <w:tblLook w:val="04A0" w:firstRow="1" w:lastRow="0" w:firstColumn="1" w:lastColumn="0" w:noHBand="0" w:noVBand="1"/>
       </w:tblPr>
       <w:tblGrid>
-        <w:gridCol w:w="1704"/>
-        <w:gridCol w:w="5207"/>
-        <w:gridCol w:w="2105"/>
-        <w:gridCol w:w="10"/>
+        <w:gridCol w:w="9016"/>
       </w:tblGrid>
       <w:tr>
-        <w:trPr>
-          <w:gridAfter w:val="1"/>
-          <w:wAfter w:w="10" w:type="dxa"/>
-        </w:trPr>
         <w:tc>
           <w:tcPr>
             <w:tcW w:w="9016" w:type="dxa"/>
-            <w:gridSpan w:val="3"/>
           </w:tcPr>
           <w:p>
             <w:pPr>
@@ -1778,13 +3488,36 @@
           </w:p>
         </w:tc>
       </w:tr>
+    </w:tbl>
+    <w:p>
+      <w:r>
+        <w:br w:type="page"/>
+      </w:r>
+    </w:p>
+    <w:tbl>
+      <w:tblPr>
+        <w:tblStyle w:val="TableGrid"/>
+        <w:tblW w:w="0" w:type="auto"/>
+        <w:tblBorders>
+          <w:top w:val="none" w:sz="0" w:space="0" w:color="auto"/>
+          <w:left w:val="none" w:sz="0" w:space="0" w:color="auto"/>
+          <w:bottom w:val="none" w:sz="0" w:space="0" w:color="auto"/>
+          <w:right w:val="none" w:sz="0" w:space="0" w:color="auto"/>
+          <w:insideH w:val="none" w:sz="0" w:space="0" w:color="auto"/>
+          <w:insideV w:val="none" w:sz="0" w:space="0" w:color="auto"/>
+        </w:tblBorders>
+        <w:tblCellMar>
+          <w:left w:w="227" w:type="dxa"/>
+          <w:right w:w="227" w:type="dxa"/>
+        </w:tblCellMar>
+        <w:tblLook w:val="04A0" w:firstRow="1" w:lastRow="0" w:firstColumn="1" w:lastColumn="0" w:noHBand="0" w:noVBand="1"/>
+      </w:tblPr>
+      <w:tblGrid>
+        <w:gridCol w:w="1704"/>
+        <w:gridCol w:w="5207"/>
+        <w:gridCol w:w="2115"/>
+      </w:tblGrid>
       <w:tr>
-        <w:tblPrEx>
-          <w:tblCellMar>
-            <w:left w:w="227" w:type="dxa"/>
-            <w:right w:w="227" w:type="dxa"/>
-          </w:tblCellMar>
-        </w:tblPrEx>
         <w:tc>
           <w:tcPr>
             <w:tcW w:w="1704" w:type="dxa"/>
@@ -1796,26 +3529,32 @@
                 <w:bCs/>
               </w:rPr>
             </w:pPr>
-          </w:p>
-          <w:p>
-            <w:pPr>
+            <w:r>
               <w:rPr>
                 <w:b/>
                 <w:bCs/>
               </w:rPr>
-            </w:pPr>
-            <w:r>
+              <w:lastRenderedPageBreak/>
+              <w:t>Feature</w:t>
+            </w:r>
+          </w:p>
+        </w:tc>
+        <w:tc>
+          <w:tcPr>
+            <w:tcW w:w="5207" w:type="dxa"/>
+          </w:tcPr>
+          <w:p>
+            <w:pPr>
               <w:rPr>
                 <w:b/>
                 <w:bCs/>
               </w:rPr>
-              <w:t>Feature</w:t>
-            </w:r>
-          </w:p>
-        </w:tc>
-        <w:tc>
-          <w:tcPr>
-            <w:tcW w:w="5207" w:type="dxa"/>
+            </w:pPr>
+          </w:p>
+        </w:tc>
+        <w:tc>
+          <w:tcPr>
+            <w:tcW w:w="2115" w:type="dxa"/>
           </w:tcPr>
           <w:p>
             <w:pPr>
@@ -1824,37 +3563,17 @@
                 <w:bCs/>
               </w:rPr>
             </w:pPr>
-          </w:p>
-        </w:tc>
-        <w:tc>
-          <w:tcPr>
-            <w:tcW w:w="2115" w:type="dxa"/>
-            <w:gridSpan w:val="2"/>
-          </w:tcPr>
-          <w:p>
-            <w:pPr>
+            <w:r>
               <w:rPr>
                 <w:b/>
                 <w:bCs/>
               </w:rPr>
-            </w:pPr>
-            <w:r>
-              <w:rPr>
-                <w:b/>
-                <w:bCs/>
-              </w:rPr>
               <w:t>Grouped Impact</w:t>
             </w:r>
           </w:p>
         </w:tc>
       </w:tr>
       <w:tr>
-        <w:tblPrEx>
-          <w:tblCellMar>
-            <w:left w:w="227" w:type="dxa"/>
-            <w:right w:w="227" w:type="dxa"/>
-          </w:tblCellMar>
-        </w:tblPrEx>
         <w:tc>
           <w:tcPr>
             <w:tcW w:w="1704" w:type="dxa"/>
@@ -1878,7 +3597,6 @@
         <w:tc>
           <w:tcPr>
             <w:tcW w:w="2115" w:type="dxa"/>
-            <w:gridSpan w:val="2"/>
           </w:tcPr>
           <w:p>
             <w:r>
@@ -1888,12 +3606,6 @@
         </w:tc>
       </w:tr>
       <w:tr>
-        <w:tblPrEx>
-          <w:tblCellMar>
-            <w:left w:w="227" w:type="dxa"/>
-            <w:right w:w="227" w:type="dxa"/>
-          </w:tblCellMar>
-        </w:tblPrEx>
         <w:tc>
           <w:tcPr>
             <w:tcW w:w="1704" w:type="dxa"/>
@@ -1917,7 +3629,6 @@
         <w:tc>
           <w:tcPr>
             <w:tcW w:w="2115" w:type="dxa"/>
-            <w:gridSpan w:val="2"/>
           </w:tcPr>
           <w:p>
             <w:r>
@@ -1927,12 +3638,6 @@
         </w:tc>
       </w:tr>
       <w:tr>
-        <w:tblPrEx>
-          <w:tblCellMar>
-            <w:left w:w="227" w:type="dxa"/>
-            <w:right w:w="227" w:type="dxa"/>
-          </w:tblCellMar>
-        </w:tblPrEx>
         <w:tc>
           <w:tcPr>
             <w:tcW w:w="1704" w:type="dxa"/>
@@ -1956,7 +3661,6 @@
         <w:tc>
           <w:tcPr>
             <w:tcW w:w="2115" w:type="dxa"/>
-            <w:gridSpan w:val="2"/>
           </w:tcPr>
           <w:p>
             <w:r>
@@ -1966,12 +3670,6 @@
         </w:tc>
       </w:tr>
       <w:tr>
-        <w:tblPrEx>
-          <w:tblCellMar>
-            <w:left w:w="227" w:type="dxa"/>
-            <w:right w:w="227" w:type="dxa"/>
-          </w:tblCellMar>
-        </w:tblPrEx>
         <w:tc>
           <w:tcPr>
             <w:tcW w:w="1704" w:type="dxa"/>
@@ -1995,7 +3693,6 @@
         <w:tc>
           <w:tcPr>
             <w:tcW w:w="2115" w:type="dxa"/>
-            <w:gridSpan w:val="2"/>
           </w:tcPr>
           <w:p>
             <w:r>
@@ -2005,12 +3702,6 @@
         </w:tc>
       </w:tr>
       <w:tr>
-        <w:tblPrEx>
-          <w:tblCellMar>
-            <w:left w:w="227" w:type="dxa"/>
-            <w:right w:w="227" w:type="dxa"/>
-          </w:tblCellMar>
-        </w:tblPrEx>
         <w:tc>
           <w:tcPr>
             <w:tcW w:w="1704" w:type="dxa"/>
@@ -2034,7 +3725,6 @@
         <w:tc>
           <w:tcPr>
             <w:tcW w:w="2115" w:type="dxa"/>
-            <w:gridSpan w:val="2"/>
           </w:tcPr>
           <w:p>
             <w:r>
@@ -2044,12 +3734,6 @@
         </w:tc>
       </w:tr>
       <w:tr>
-        <w:tblPrEx>
-          <w:tblCellMar>
-            <w:left w:w="227" w:type="dxa"/>
-            <w:right w:w="227" w:type="dxa"/>
-          </w:tblCellMar>
-        </w:tblPrEx>
         <w:tc>
           <w:tcPr>
             <w:tcW w:w="1704" w:type="dxa"/>
@@ -2073,7 +3757,6 @@
         <w:tc>
           <w:tcPr>
             <w:tcW w:w="2115" w:type="dxa"/>
-            <w:gridSpan w:val="2"/>
           </w:tcPr>
           <w:p>
             <w:r>
@@ -2083,12 +3766,6 @@
         </w:tc>
       </w:tr>
       <w:tr>
-        <w:tblPrEx>
-          <w:tblCellMar>
-            <w:left w:w="227" w:type="dxa"/>
-            <w:right w:w="227" w:type="dxa"/>
-          </w:tblCellMar>
-        </w:tblPrEx>
         <w:tc>
           <w:tcPr>
             <w:tcW w:w="1704" w:type="dxa"/>
@@ -2112,7 +3789,6 @@
         <w:tc>
           <w:tcPr>
             <w:tcW w:w="2115" w:type="dxa"/>
-            <w:gridSpan w:val="2"/>
           </w:tcPr>
           <w:p>
             <w:r>
@@ -2122,12 +3798,6 @@
         </w:tc>
       </w:tr>
       <w:tr>
-        <w:tblPrEx>
-          <w:tblCellMar>
-            <w:left w:w="227" w:type="dxa"/>
-            <w:right w:w="227" w:type="dxa"/>
-          </w:tblCellMar>
-        </w:tblPrEx>
         <w:tc>
           <w:tcPr>
             <w:tcW w:w="1704" w:type="dxa"/>
@@ -2151,7 +3821,6 @@
         <w:tc>
           <w:tcPr>
             <w:tcW w:w="2115" w:type="dxa"/>
-            <w:gridSpan w:val="2"/>
           </w:tcPr>
           <w:p>
             <w:r>
@@ -2161,12 +3830,6 @@
         </w:tc>
       </w:tr>
       <w:tr>
-        <w:tblPrEx>
-          <w:tblCellMar>
-            <w:left w:w="227" w:type="dxa"/>
-            <w:right w:w="227" w:type="dxa"/>
-          </w:tblCellMar>
-        </w:tblPrEx>
         <w:tc>
           <w:tcPr>
             <w:tcW w:w="1704" w:type="dxa"/>
@@ -2190,7 +3853,6 @@
         <w:tc>
           <w:tcPr>
             <w:tcW w:w="2115" w:type="dxa"/>
-            <w:gridSpan w:val="2"/>
           </w:tcPr>
           <w:p>
             <w:r>
@@ -2200,12 +3862,6 @@
         </w:tc>
       </w:tr>
       <w:tr>
-        <w:tblPrEx>
-          <w:tblCellMar>
-            <w:left w:w="227" w:type="dxa"/>
-            <w:right w:w="227" w:type="dxa"/>
-          </w:tblCellMar>
-        </w:tblPrEx>
         <w:tc>
           <w:tcPr>
             <w:tcW w:w="1704" w:type="dxa"/>
@@ -2229,7 +3885,6 @@
         <w:tc>
           <w:tcPr>
             <w:tcW w:w="2115" w:type="dxa"/>
-            <w:gridSpan w:val="2"/>
           </w:tcPr>
           <w:p>
             <w:r>
@@ -2239,12 +3894,6 @@
         </w:tc>
       </w:tr>
       <w:tr>
-        <w:tblPrEx>
-          <w:tblCellMar>
-            <w:left w:w="227" w:type="dxa"/>
-            <w:right w:w="227" w:type="dxa"/>
-          </w:tblCellMar>
-        </w:tblPrEx>
         <w:tc>
           <w:tcPr>
             <w:tcW w:w="1704" w:type="dxa"/>
@@ -2268,7 +3917,6 @@
         <w:tc>
           <w:tcPr>
             <w:tcW w:w="2115" w:type="dxa"/>
-            <w:gridSpan w:val="2"/>
           </w:tcPr>
           <w:p>
             <w:r>
@@ -2278,12 +3926,6 @@
         </w:tc>
       </w:tr>
       <w:tr>
-        <w:tblPrEx>
-          <w:tblCellMar>
-            <w:left w:w="227" w:type="dxa"/>
-            <w:right w:w="227" w:type="dxa"/>
-          </w:tblCellMar>
-        </w:tblPrEx>
         <w:tc>
           <w:tcPr>
             <w:tcW w:w="1704" w:type="dxa"/>
@@ -2307,7 +3949,6 @@
         <w:tc>
           <w:tcPr>
             <w:tcW w:w="2115" w:type="dxa"/>
-            <w:gridSpan w:val="2"/>
           </w:tcPr>
           <w:p>
             <w:r>
@@ -2317,12 +3958,6 @@
         </w:tc>
       </w:tr>
       <w:tr>
-        <w:tblPrEx>
-          <w:tblCellMar>
-            <w:left w:w="227" w:type="dxa"/>
-            <w:right w:w="227" w:type="dxa"/>
-          </w:tblCellMar>
-        </w:tblPrEx>
         <w:tc>
           <w:tcPr>
             <w:tcW w:w="1704" w:type="dxa"/>
@@ -2346,7 +3981,6 @@
         <w:tc>
           <w:tcPr>
             <w:tcW w:w="2115" w:type="dxa"/>
-            <w:gridSpan w:val="2"/>
           </w:tcPr>
           <w:p>
             <w:r>
@@ -2356,12 +3990,6 @@
         </w:tc>
       </w:tr>
       <w:tr>
-        <w:tblPrEx>
-          <w:tblCellMar>
-            <w:left w:w="227" w:type="dxa"/>
-            <w:right w:w="227" w:type="dxa"/>
-          </w:tblCellMar>
-        </w:tblPrEx>
         <w:tc>
           <w:tcPr>
             <w:tcW w:w="1704" w:type="dxa"/>
@@ -2385,7 +4013,6 @@
         <w:tc>
           <w:tcPr>
             <w:tcW w:w="2115" w:type="dxa"/>
-            <w:gridSpan w:val="2"/>
           </w:tcPr>
           <w:p>
             <w:r>
@@ -2395,12 +4022,6 @@
         </w:tc>
       </w:tr>
       <w:tr>
-        <w:tblPrEx>
-          <w:tblCellMar>
-            <w:left w:w="227" w:type="dxa"/>
-            <w:right w:w="227" w:type="dxa"/>
-          </w:tblCellMar>
-        </w:tblPrEx>
         <w:tc>
           <w:tcPr>
             <w:tcW w:w="1704" w:type="dxa"/>
@@ -2424,7 +4045,6 @@
         <w:tc>
           <w:tcPr>
             <w:tcW w:w="2115" w:type="dxa"/>
-            <w:gridSpan w:val="2"/>
           </w:tcPr>
           <w:p>
             <w:r>
@@ -2434,9 +4054,9 @@
         </w:tc>
       </w:tr>
     </w:tbl>
-    <w:p>
-      <w:r>
-        <w:lastRenderedPageBreak/>
+    <w:p/>
+    <w:p>
+      <w:r>
         <w:t>From these results, I could select the most impactful features to be used in the final model, using a total of  29,537 rows across 66 columns (after One-Hot Encoding). By dropping data which didn’t significantly add to the information of the model, the computational complexity and risk of overfitting the data were both reduced. The model still retained an R^2 score of 0.50 [-0.01] and a Mean Absolute Error of £100.80 [+£15.46].</w:t>
       </w:r>
       <w:r>
@@ -2457,18 +4077,30 @@
         <w:t xml:space="preserve"> An R^2 value of 0.5 is considered “acceptable in social science research only when some or most of the explanatory variables are statistically significant”</w:t>
       </w:r>
       <w:r>
-        <w:t> (</w:t>
-      </w:r>
-      <w:proofErr w:type="spellStart"/>
-      <w:r>
-        <w:t>Ozili</w:t>
-      </w:r>
-      <w:proofErr w:type="spellEnd"/>
-      <w:r>
-        <w:t>, 2023)</w:t>
-      </w:r>
-      <w:r>
-        <w:t>. Given the high significance of variables such as NSECM20 and EDAGEBAND as proven by the coefficient analysis, this model meets the criteria listed.</w:t>
+        <w:t> (Ozili, 2023)</w:t>
+      </w:r>
+      <w:r>
+        <w:t xml:space="preserve">. Given the high significance of variables such as </w:t>
+      </w:r>
+      <w:r>
+        <w:rPr>
+          <w:b/>
+          <w:bCs/>
+        </w:rPr>
+        <w:t>NSECM20</w:t>
+      </w:r>
+      <w:r>
+        <w:t xml:space="preserve"> and </w:t>
+      </w:r>
+      <w:r>
+        <w:rPr>
+          <w:b/>
+          <w:bCs/>
+        </w:rPr>
+        <w:t>EDAGEBAND</w:t>
+      </w:r>
+      <w:r>
+        <w:t xml:space="preserve"> as proven by the coefficient analysis, this model meets the criteria listed.</w:t>
       </w:r>
     </w:p>
     <w:p>
@@ -2506,6 +4138,7 @@
               <w:rPr>
                 <w:noProof/>
               </w:rPr>
+              <w:lastRenderedPageBreak/>
               <w:drawing>
                 <wp:inline distT="0" distB="0" distL="0" distR="0" wp14:anchorId="2A54CD39" wp14:editId="1A76D987">
                   <wp:extent cx="5544000" cy="3168000"/>
@@ -2585,12 +4218,14 @@
     </w:p>
     <w:p>
       <w:pPr>
-        <w:pStyle w:val="Heading4"/>
+        <w:pStyle w:val="Heading3"/>
       </w:pPr>
+      <w:bookmarkStart w:id="12" w:name="_Toc228397141"/>
       <w:r>
         <w:lastRenderedPageBreak/>
         <w:t>Random Forest Classification</w:t>
       </w:r>
+      <w:bookmarkEnd w:id="12"/>
     </w:p>
     <w:p>
       <w:r>
@@ -3670,23 +5305,2172 @@
         </w:tc>
       </w:tr>
     </w:tbl>
-    <w:p/>
     <w:p>
       <w:pPr>
         <w:pStyle w:val="Heading2"/>
       </w:pPr>
+      <w:bookmarkStart w:id="13" w:name="_Toc228397142"/>
+      <w:r>
+        <w:lastRenderedPageBreak/>
+        <w:t>EDA: Temporal Heatmaps</w:t>
+      </w:r>
+      <w:bookmarkEnd w:id="13"/>
+    </w:p>
+    <w:p>
+      <w:r>
+        <w:t xml:space="preserve">To provide a temporal analysis of the trends and identify demographic hotspots, heatmap visualisations displaying the percentage of a cohort in employment </w:t>
+      </w:r>
+      <w:r>
+        <w:t xml:space="preserve">plotted </w:t>
+      </w:r>
+      <w:r>
+        <w:t xml:space="preserve">against time </w:t>
+      </w:r>
+      <w:r>
+        <w:t xml:space="preserve">(QUARTER_PERIOD) </w:t>
+      </w:r>
+      <w:r>
+        <w:t>w</w:t>
+      </w:r>
+      <w:r>
+        <w:t>ere</w:t>
+      </w:r>
+      <w:r>
+        <w:t xml:space="preserve"> used.</w:t>
+      </w:r>
+      <w:r>
+        <w:t xml:space="preserve"> Whilst representing key features identified during the Random Forest Classification Variable Importance analysis, these plots function as Exploratory Data Analysis (EDA) rather than prediction models.</w:t>
+      </w:r>
+    </w:p>
+    <w:p/>
+    <w:tbl>
+      <w:tblPr>
+        <w:tblStyle w:val="TableGrid"/>
+        <w:tblW w:w="0" w:type="auto"/>
+        <w:tblBorders>
+          <w:top w:val="none" w:sz="0" w:space="0" w:color="auto"/>
+          <w:left w:val="none" w:sz="0" w:space="0" w:color="auto"/>
+          <w:bottom w:val="none" w:sz="0" w:space="0" w:color="auto"/>
+          <w:right w:val="none" w:sz="0" w:space="0" w:color="auto"/>
+          <w:insideH w:val="none" w:sz="0" w:space="0" w:color="auto"/>
+          <w:insideV w:val="none" w:sz="0" w:space="0" w:color="auto"/>
+        </w:tblBorders>
+        <w:tblLook w:val="04A0" w:firstRow="1" w:lastRow="0" w:firstColumn="1" w:lastColumn="0" w:noHBand="0" w:noVBand="1"/>
+      </w:tblPr>
+      <w:tblGrid>
+        <w:gridCol w:w="9016"/>
+      </w:tblGrid>
+      <w:tr>
+        <w:tc>
+          <w:tcPr>
+            <w:tcW w:w="9016" w:type="dxa"/>
+          </w:tcPr>
+          <w:p>
+            <w:pPr>
+              <w:jc w:val="center"/>
+            </w:pPr>
+            <w:r>
+              <w:rPr>
+                <w:noProof/>
+              </w:rPr>
+              <w:drawing>
+                <wp:inline distT="0" distB="0" distL="0" distR="0" wp14:anchorId="7EC9C74C" wp14:editId="45FFC395">
+                  <wp:extent cx="5544000" cy="3696000"/>
+                  <wp:effectExtent l="0" t="0" r="0" b="0"/>
+                  <wp:docPr id="885470824" name="Picture 9"/>
+                  <wp:cNvGraphicFramePr>
+                    <a:graphicFrameLocks xmlns:a="http://schemas.openxmlformats.org/drawingml/2006/main" noChangeAspect="1"/>
+                  </wp:cNvGraphicFramePr>
+                  <a:graphic xmlns:a="http://schemas.openxmlformats.org/drawingml/2006/main">
+                    <a:graphicData uri="http://schemas.openxmlformats.org/drawingml/2006/picture">
+                      <pic:pic xmlns:pic="http://schemas.openxmlformats.org/drawingml/2006/picture">
+                        <pic:nvPicPr>
+                          <pic:cNvPr id="885470824" name="Picture 9"/>
+                          <pic:cNvPicPr>
+                            <a:picLocks noChangeAspect="1" noChangeArrowheads="1"/>
+                          </pic:cNvPicPr>
+                        </pic:nvPicPr>
+                        <pic:blipFill>
+                          <a:blip r:embed="rId20" cstate="print">
+                            <a:extLst>
+                              <a:ext uri="{28A0092B-C50C-407E-A947-70E740481C1C}">
+                                <a14:useLocalDpi xmlns:a14="http://schemas.microsoft.com/office/drawing/2010/main" val="0"/>
+                              </a:ext>
+                            </a:extLst>
+                          </a:blip>
+                          <a:stretch>
+                            <a:fillRect/>
+                          </a:stretch>
+                        </pic:blipFill>
+                        <pic:spPr bwMode="auto">
+                          <a:xfrm>
+                            <a:off x="0" y="0"/>
+                            <a:ext cx="5544000" cy="3696000"/>
+                          </a:xfrm>
+                          <a:prstGeom prst="rect">
+                            <a:avLst/>
+                          </a:prstGeom>
+                          <a:noFill/>
+                          <a:ln>
+                            <a:noFill/>
+                          </a:ln>
+                        </pic:spPr>
+                      </pic:pic>
+                    </a:graphicData>
+                  </a:graphic>
+                </wp:inline>
+              </w:drawing>
+            </w:r>
+          </w:p>
+        </w:tc>
+      </w:tr>
+    </w:tbl>
+    <w:p/>
+    <w:p>
+      <w:r>
+        <w:t>The satisfaction (SATIS) heatmap provides further evidence of the previously discussed reverse causality relationship. Employment concentration is consistently highest at a satisfaction level of 7.0, whilst low satisfaction levels demonstrate hotspots where employment levels are low.</w:t>
+      </w:r>
+    </w:p>
+    <w:p>
+      <w:r>
+        <w:t>Respondents on the upper end of the scale show stability, whilst there is extreme volatility at the lower end. These patterns could be derived from contract-types, with respondents on temporary contracts reporting lower satisfaction levels due to turnover.</w:t>
+      </w:r>
+    </w:p>
+    <w:tbl>
+      <w:tblPr>
+        <w:tblStyle w:val="TableGrid"/>
+        <w:tblW w:w="0" w:type="auto"/>
+        <w:tblBorders>
+          <w:top w:val="none" w:sz="0" w:space="0" w:color="auto"/>
+          <w:left w:val="none" w:sz="0" w:space="0" w:color="auto"/>
+          <w:bottom w:val="none" w:sz="0" w:space="0" w:color="auto"/>
+          <w:right w:val="none" w:sz="0" w:space="0" w:color="auto"/>
+          <w:insideH w:val="none" w:sz="0" w:space="0" w:color="auto"/>
+          <w:insideV w:val="none" w:sz="0" w:space="0" w:color="auto"/>
+        </w:tblBorders>
+        <w:tblLook w:val="04A0" w:firstRow="1" w:lastRow="0" w:firstColumn="1" w:lastColumn="0" w:noHBand="0" w:noVBand="1"/>
+      </w:tblPr>
+      <w:tblGrid>
+        <w:gridCol w:w="9016"/>
+      </w:tblGrid>
+      <w:tr>
+        <w:tc>
+          <w:tcPr>
+            <w:tcW w:w="9016" w:type="dxa"/>
+          </w:tcPr>
+          <w:p>
+            <w:pPr>
+              <w:jc w:val="center"/>
+            </w:pPr>
+            <w:r>
+              <w:rPr>
+                <w:noProof/>
+              </w:rPr>
+              <w:lastRenderedPageBreak/>
+              <w:drawing>
+                <wp:inline distT="0" distB="0" distL="0" distR="0" wp14:anchorId="71FCF7D5" wp14:editId="5F07B6E1">
+                  <wp:extent cx="5544000" cy="3696000"/>
+                  <wp:effectExtent l="0" t="0" r="0" b="0"/>
+                  <wp:docPr id="699838558" name="Picture 10"/>
+                  <wp:cNvGraphicFramePr>
+                    <a:graphicFrameLocks xmlns:a="http://schemas.openxmlformats.org/drawingml/2006/main" noChangeAspect="1"/>
+                  </wp:cNvGraphicFramePr>
+                  <a:graphic xmlns:a="http://schemas.openxmlformats.org/drawingml/2006/main">
+                    <a:graphicData uri="http://schemas.openxmlformats.org/drawingml/2006/picture">
+                      <pic:pic xmlns:pic="http://schemas.openxmlformats.org/drawingml/2006/picture">
+                        <pic:nvPicPr>
+                          <pic:cNvPr id="699838558" name="Picture 10"/>
+                          <pic:cNvPicPr>
+                            <a:picLocks noChangeAspect="1" noChangeArrowheads="1"/>
+                          </pic:cNvPicPr>
+                        </pic:nvPicPr>
+                        <pic:blipFill>
+                          <a:blip r:embed="rId21" cstate="print">
+                            <a:extLst>
+                              <a:ext uri="{28A0092B-C50C-407E-A947-70E740481C1C}">
+                                <a14:useLocalDpi xmlns:a14="http://schemas.microsoft.com/office/drawing/2010/main" val="0"/>
+                              </a:ext>
+                            </a:extLst>
+                          </a:blip>
+                          <a:stretch>
+                            <a:fillRect/>
+                          </a:stretch>
+                        </pic:blipFill>
+                        <pic:spPr bwMode="auto">
+                          <a:xfrm>
+                            <a:off x="0" y="0"/>
+                            <a:ext cx="5544000" cy="3696000"/>
+                          </a:xfrm>
+                          <a:prstGeom prst="rect">
+                            <a:avLst/>
+                          </a:prstGeom>
+                          <a:noFill/>
+                          <a:ln>
+                            <a:noFill/>
+                          </a:ln>
+                        </pic:spPr>
+                      </pic:pic>
+                    </a:graphicData>
+                  </a:graphic>
+                </wp:inline>
+              </w:drawing>
+            </w:r>
+          </w:p>
+        </w:tc>
+      </w:tr>
+    </w:tbl>
+    <w:p/>
+    <w:p>
+      <w:r>
+        <w:t xml:space="preserve">Youth employment was the most volatile over the period of the pandemic, with the 16-17 age band </w:t>
+      </w:r>
+      <w:r>
+        <w:t xml:space="preserve">dropping at its lowest to just 17% in 2021Q3. </w:t>
+      </w:r>
+      <w:r>
+        <w:t xml:space="preserve">This group had a mean level of 32.52±11.16% employment; the highest of any selected feature. </w:t>
+      </w:r>
+      <w:r>
+        <w:t>This identifies a pattern of disruption, possibly derived from pandemic-related factors such as changing lockdown restrictions but also possibly from seasonal variations (summer/holiday jobs, exam periods).</w:t>
+      </w:r>
+    </w:p>
+    <w:p/>
+    <w:tbl>
+      <w:tblPr>
+        <w:tblStyle w:val="TableGrid"/>
+        <w:tblW w:w="0" w:type="auto"/>
+        <w:tblBorders>
+          <w:top w:val="none" w:sz="0" w:space="0" w:color="auto"/>
+          <w:left w:val="none" w:sz="0" w:space="0" w:color="auto"/>
+          <w:bottom w:val="none" w:sz="0" w:space="0" w:color="auto"/>
+          <w:right w:val="none" w:sz="0" w:space="0" w:color="auto"/>
+          <w:insideH w:val="none" w:sz="0" w:space="0" w:color="auto"/>
+          <w:insideV w:val="none" w:sz="0" w:space="0" w:color="auto"/>
+        </w:tblBorders>
+        <w:tblLook w:val="04A0" w:firstRow="1" w:lastRow="0" w:firstColumn="1" w:lastColumn="0" w:noHBand="0" w:noVBand="1"/>
+      </w:tblPr>
+      <w:tblGrid>
+        <w:gridCol w:w="9016"/>
+      </w:tblGrid>
+      <w:tr>
+        <w:tc>
+          <w:tcPr>
+            <w:tcW w:w="9016" w:type="dxa"/>
+          </w:tcPr>
+          <w:p>
+            <w:pPr>
+              <w:jc w:val="center"/>
+            </w:pPr>
+            <w:r>
+              <w:rPr>
+                <w:noProof/>
+              </w:rPr>
+              <w:lastRenderedPageBreak/>
+              <w:drawing>
+                <wp:inline distT="0" distB="0" distL="0" distR="0" wp14:anchorId="339EA06D" wp14:editId="2E9E48B5">
+                  <wp:extent cx="5544000" cy="3697200"/>
+                  <wp:effectExtent l="0" t="0" r="0" b="0"/>
+                  <wp:docPr id="646653335" name="Picture 12"/>
+                  <wp:cNvGraphicFramePr>
+                    <a:graphicFrameLocks xmlns:a="http://schemas.openxmlformats.org/drawingml/2006/main" noChangeAspect="1"/>
+                  </wp:cNvGraphicFramePr>
+                  <a:graphic xmlns:a="http://schemas.openxmlformats.org/drawingml/2006/main">
+                    <a:graphicData uri="http://schemas.openxmlformats.org/drawingml/2006/picture">
+                      <pic:pic xmlns:pic="http://schemas.openxmlformats.org/drawingml/2006/picture">
+                        <pic:nvPicPr>
+                          <pic:cNvPr id="0" name="Picture 12"/>
+                          <pic:cNvPicPr>
+                            <a:picLocks noChangeAspect="1" noChangeArrowheads="1"/>
+                          </pic:cNvPicPr>
+                        </pic:nvPicPr>
+                        <pic:blipFill>
+                          <a:blip r:embed="rId22" cstate="print">
+                            <a:extLst>
+                              <a:ext uri="{28A0092B-C50C-407E-A947-70E740481C1C}">
+                                <a14:useLocalDpi xmlns:a14="http://schemas.microsoft.com/office/drawing/2010/main" val="0"/>
+                              </a:ext>
+                            </a:extLst>
+                          </a:blip>
+                          <a:srcRect/>
+                          <a:stretch>
+                            <a:fillRect/>
+                          </a:stretch>
+                        </pic:blipFill>
+                        <pic:spPr bwMode="auto">
+                          <a:xfrm>
+                            <a:off x="0" y="0"/>
+                            <a:ext cx="5544000" cy="3697200"/>
+                          </a:xfrm>
+                          <a:prstGeom prst="rect">
+                            <a:avLst/>
+                          </a:prstGeom>
+                          <a:noFill/>
+                          <a:ln>
+                            <a:noFill/>
+                          </a:ln>
+                        </pic:spPr>
+                      </pic:pic>
+                    </a:graphicData>
+                  </a:graphic>
+                </wp:inline>
+              </w:drawing>
+            </w:r>
+          </w:p>
+        </w:tc>
+      </w:tr>
+    </w:tbl>
+    <w:p/>
+    <w:p>
+      <w:r>
+        <w:t>The most stable demographic were mortgage holders, maintaining an average employment level of 90.02±2.64%. This contrasts with the Owned Outright cohort, which shows a hotspot of economic inactivity throughout 2022, possibly suggesting a period of early or temporary retirements, evidenced by levels returning to usual levels during 2024.</w:t>
+      </w:r>
+    </w:p>
+    <w:p/>
+    <w:p/>
+    <w:tbl>
+      <w:tblPr>
+        <w:tblStyle w:val="TableGrid"/>
+        <w:tblW w:w="0" w:type="auto"/>
+        <w:tblBorders>
+          <w:top w:val="none" w:sz="0" w:space="0" w:color="auto"/>
+          <w:left w:val="none" w:sz="0" w:space="0" w:color="auto"/>
+          <w:bottom w:val="none" w:sz="0" w:space="0" w:color="auto"/>
+          <w:right w:val="none" w:sz="0" w:space="0" w:color="auto"/>
+          <w:insideH w:val="none" w:sz="0" w:space="0" w:color="auto"/>
+          <w:insideV w:val="none" w:sz="0" w:space="0" w:color="auto"/>
+        </w:tblBorders>
+        <w:tblLook w:val="04A0" w:firstRow="1" w:lastRow="0" w:firstColumn="1" w:lastColumn="0" w:noHBand="0" w:noVBand="1"/>
+      </w:tblPr>
+      <w:tblGrid>
+        <w:gridCol w:w="9016"/>
+      </w:tblGrid>
+      <w:tr>
+        <w:tc>
+          <w:tcPr>
+            <w:tcW w:w="9016" w:type="dxa"/>
+          </w:tcPr>
+          <w:p>
+            <w:pPr>
+              <w:jc w:val="center"/>
+            </w:pPr>
+            <w:r>
+              <w:rPr>
+                <w:noProof/>
+              </w:rPr>
+              <w:lastRenderedPageBreak/>
+              <w:drawing>
+                <wp:inline distT="0" distB="0" distL="0" distR="0" wp14:anchorId="259712C2" wp14:editId="6B43764D">
+                  <wp:extent cx="5544000" cy="3697200"/>
+                  <wp:effectExtent l="0" t="0" r="0" b="0"/>
+                  <wp:docPr id="1596191173" name="Picture 11"/>
+                  <wp:cNvGraphicFramePr>
+                    <a:graphicFrameLocks xmlns:a="http://schemas.openxmlformats.org/drawingml/2006/main" noChangeAspect="1"/>
+                  </wp:cNvGraphicFramePr>
+                  <a:graphic xmlns:a="http://schemas.openxmlformats.org/drawingml/2006/main">
+                    <a:graphicData uri="http://schemas.openxmlformats.org/drawingml/2006/picture">
+                      <pic:pic xmlns:pic="http://schemas.openxmlformats.org/drawingml/2006/picture">
+                        <pic:nvPicPr>
+                          <pic:cNvPr id="0" name="Picture 11"/>
+                          <pic:cNvPicPr>
+                            <a:picLocks noChangeAspect="1" noChangeArrowheads="1"/>
+                          </pic:cNvPicPr>
+                        </pic:nvPicPr>
+                        <pic:blipFill>
+                          <a:blip r:embed="rId23" cstate="print">
+                            <a:extLst>
+                              <a:ext uri="{28A0092B-C50C-407E-A947-70E740481C1C}">
+                                <a14:useLocalDpi xmlns:a14="http://schemas.microsoft.com/office/drawing/2010/main" val="0"/>
+                              </a:ext>
+                            </a:extLst>
+                          </a:blip>
+                          <a:srcRect/>
+                          <a:stretch>
+                            <a:fillRect/>
+                          </a:stretch>
+                        </pic:blipFill>
+                        <pic:spPr bwMode="auto">
+                          <a:xfrm>
+                            <a:off x="0" y="0"/>
+                            <a:ext cx="5544000" cy="3697200"/>
+                          </a:xfrm>
+                          <a:prstGeom prst="rect">
+                            <a:avLst/>
+                          </a:prstGeom>
+                          <a:noFill/>
+                          <a:ln>
+                            <a:noFill/>
+                          </a:ln>
+                        </pic:spPr>
+                      </pic:pic>
+                    </a:graphicData>
+                  </a:graphic>
+                </wp:inline>
+              </w:drawing>
+            </w:r>
+          </w:p>
+        </w:tc>
+      </w:tr>
+    </w:tbl>
+    <w:p/>
+    <w:p>
+      <w:r>
+        <w:t xml:space="preserve">Respondents holding degrees maintained the most stable employment levels, with a </w:t>
+      </w:r>
+      <w:r>
+        <w:t>mean</w:t>
+      </w:r>
+      <w:r>
+        <w:t xml:space="preserve"> level of </w:t>
+      </w:r>
+      <w:r>
+        <w:t>80.53±1.25%</w:t>
+      </w:r>
+      <w:r>
+        <w:t>.</w:t>
+      </w:r>
+      <w:r>
+        <w:t xml:space="preserve"> Those with No Qualifications saw the lowest levels reaching a low of 34% in 2023Q4, and respondents with GCSEs as their highest qualification level also appear to be disproportionately affected by the long-term impacts of the pandemic.</w:t>
+      </w:r>
+    </w:p>
+    <w:p>
+      <w:r>
+        <w:br w:type="page"/>
+      </w:r>
+    </w:p>
+    <w:tbl>
+      <w:tblPr>
+        <w:tblStyle w:val="TableGrid"/>
+        <w:tblW w:w="0" w:type="auto"/>
+        <w:tblBorders>
+          <w:top w:val="none" w:sz="0" w:space="0" w:color="auto"/>
+          <w:left w:val="none" w:sz="0" w:space="0" w:color="auto"/>
+          <w:bottom w:val="none" w:sz="0" w:space="0" w:color="auto"/>
+          <w:right w:val="none" w:sz="0" w:space="0" w:color="auto"/>
+          <w:insideH w:val="none" w:sz="0" w:space="0" w:color="auto"/>
+        </w:tblBorders>
+        <w:tblLook w:val="04A0" w:firstRow="1" w:lastRow="0" w:firstColumn="1" w:lastColumn="0" w:noHBand="0" w:noVBand="1"/>
+      </w:tblPr>
+      <w:tblGrid>
+        <w:gridCol w:w="1803"/>
+        <w:gridCol w:w="1803"/>
+        <w:gridCol w:w="1803"/>
+        <w:gridCol w:w="1803"/>
+        <w:gridCol w:w="1804"/>
+      </w:tblGrid>
+      <w:tr>
+        <w:tc>
+          <w:tcPr>
+            <w:tcW w:w="9016" w:type="dxa"/>
+            <w:gridSpan w:val="5"/>
+          </w:tcPr>
+          <w:p>
+            <w:pPr>
+              <w:jc w:val="center"/>
+              <w:rPr>
+                <w:b/>
+                <w:bCs/>
+              </w:rPr>
+            </w:pPr>
+            <w:r>
+              <w:rPr>
+                <w:b/>
+                <w:bCs/>
+              </w:rPr>
+              <w:lastRenderedPageBreak/>
+              <w:t>Most Volatile Features</w:t>
+            </w:r>
+            <w:r>
+              <w:rPr>
+                <w:b/>
+                <w:bCs/>
+              </w:rPr>
+              <w:t xml:space="preserve"> by Standard Deviation</w:t>
+            </w:r>
+          </w:p>
+        </w:tc>
+      </w:tr>
+      <w:tr>
+        <w:tc>
+          <w:tcPr>
+            <w:tcW w:w="1803" w:type="dxa"/>
+          </w:tcPr>
+          <w:p>
+            <w:pPr>
+              <w:jc w:val="center"/>
+              <w:rPr>
+                <w:b/>
+                <w:bCs/>
+              </w:rPr>
+            </w:pPr>
+            <w:r>
+              <w:rPr>
+                <w:b/>
+                <w:bCs/>
+              </w:rPr>
+              <w:t>Feature</w:t>
+            </w:r>
+          </w:p>
+        </w:tc>
+        <w:tc>
+          <w:tcPr>
+            <w:tcW w:w="1803" w:type="dxa"/>
+          </w:tcPr>
+          <w:p>
+            <w:pPr>
+              <w:jc w:val="center"/>
+              <w:rPr>
+                <w:b/>
+                <w:bCs/>
+              </w:rPr>
+            </w:pPr>
+            <w:r>
+              <w:rPr>
+                <w:b/>
+                <w:bCs/>
+              </w:rPr>
+              <w:t>Group</w:t>
+            </w:r>
+          </w:p>
+        </w:tc>
+        <w:tc>
+          <w:tcPr>
+            <w:tcW w:w="1803" w:type="dxa"/>
+          </w:tcPr>
+          <w:p>
+            <w:pPr>
+              <w:jc w:val="center"/>
+              <w:rPr>
+                <w:b/>
+                <w:bCs/>
+              </w:rPr>
+            </w:pPr>
+            <w:r>
+              <w:rPr>
+                <w:b/>
+                <w:bCs/>
+              </w:rPr>
+              <w:t>Mean</w:t>
+            </w:r>
+          </w:p>
+        </w:tc>
+        <w:tc>
+          <w:tcPr>
+            <w:tcW w:w="1803" w:type="dxa"/>
+          </w:tcPr>
+          <w:p>
+            <w:pPr>
+              <w:jc w:val="center"/>
+              <w:rPr>
+                <w:b/>
+                <w:bCs/>
+              </w:rPr>
+            </w:pPr>
+            <w:r>
+              <w:rPr>
+                <w:b/>
+                <w:bCs/>
+              </w:rPr>
+              <w:t>Std_Dev</w:t>
+            </w:r>
+          </w:p>
+        </w:tc>
+        <w:tc>
+          <w:tcPr>
+            <w:tcW w:w="1804" w:type="dxa"/>
+          </w:tcPr>
+          <w:p>
+            <w:pPr>
+              <w:jc w:val="center"/>
+              <w:rPr>
+                <w:b/>
+                <w:bCs/>
+              </w:rPr>
+            </w:pPr>
+            <w:r>
+              <w:rPr>
+                <w:b/>
+                <w:bCs/>
+              </w:rPr>
+              <w:t>Range</w:t>
+            </w:r>
+          </w:p>
+        </w:tc>
+      </w:tr>
+      <w:tr>
+        <w:tc>
+          <w:tcPr>
+            <w:tcW w:w="1803" w:type="dxa"/>
+          </w:tcPr>
+          <w:p>
+            <w:pPr>
+              <w:jc w:val="center"/>
+            </w:pPr>
+            <w:r>
+              <w:t>Age_Group</w:t>
+            </w:r>
+          </w:p>
+        </w:tc>
+        <w:tc>
+          <w:tcPr>
+            <w:tcW w:w="1803" w:type="dxa"/>
+          </w:tcPr>
+          <w:p>
+            <w:pPr>
+              <w:jc w:val="center"/>
+            </w:pPr>
+            <w:r>
+              <w:t>16-17</w:t>
+            </w:r>
+          </w:p>
+        </w:tc>
+        <w:tc>
+          <w:tcPr>
+            <w:tcW w:w="1803" w:type="dxa"/>
+          </w:tcPr>
+          <w:p>
+            <w:pPr>
+              <w:jc w:val="center"/>
+            </w:pPr>
+            <w:r>
+              <w:t>32.52</w:t>
+            </w:r>
+          </w:p>
+        </w:tc>
+        <w:tc>
+          <w:tcPr>
+            <w:tcW w:w="1803" w:type="dxa"/>
+          </w:tcPr>
+          <w:p>
+            <w:pPr>
+              <w:jc w:val="center"/>
+            </w:pPr>
+            <w:r>
+              <w:t>11.16</w:t>
+            </w:r>
+          </w:p>
+        </w:tc>
+        <w:tc>
+          <w:tcPr>
+            <w:tcW w:w="1804" w:type="dxa"/>
+          </w:tcPr>
+          <w:p>
+            <w:pPr>
+              <w:jc w:val="center"/>
+            </w:pPr>
+            <w:r>
+              <w:t>39.75</w:t>
+            </w:r>
+          </w:p>
+        </w:tc>
+      </w:tr>
+      <w:tr>
+        <w:tc>
+          <w:tcPr>
+            <w:tcW w:w="1803" w:type="dxa"/>
+          </w:tcPr>
+          <w:p>
+            <w:pPr>
+              <w:jc w:val="center"/>
+            </w:pPr>
+            <w:r>
+              <w:t>SATIS</w:t>
+            </w:r>
+          </w:p>
+        </w:tc>
+        <w:tc>
+          <w:tcPr>
+            <w:tcW w:w="1803" w:type="dxa"/>
+          </w:tcPr>
+          <w:p>
+            <w:pPr>
+              <w:jc w:val="center"/>
+            </w:pPr>
+            <w:r>
+              <w:t>1.0</w:t>
+            </w:r>
+          </w:p>
+        </w:tc>
+        <w:tc>
+          <w:tcPr>
+            <w:tcW w:w="1803" w:type="dxa"/>
+          </w:tcPr>
+          <w:p>
+            <w:pPr>
+              <w:jc w:val="center"/>
+            </w:pPr>
+            <w:r>
+              <w:t>30.61</w:t>
+            </w:r>
+          </w:p>
+        </w:tc>
+        <w:tc>
+          <w:tcPr>
+            <w:tcW w:w="1803" w:type="dxa"/>
+          </w:tcPr>
+          <w:p>
+            <w:pPr>
+              <w:jc w:val="center"/>
+            </w:pPr>
+            <w:r>
+              <w:t>7.76</w:t>
+            </w:r>
+          </w:p>
+        </w:tc>
+        <w:tc>
+          <w:tcPr>
+            <w:tcW w:w="1804" w:type="dxa"/>
+          </w:tcPr>
+          <w:p>
+            <w:pPr>
+              <w:jc w:val="center"/>
+            </w:pPr>
+            <w:r>
+              <w:t>30.36</w:t>
+            </w:r>
+          </w:p>
+        </w:tc>
+      </w:tr>
+      <w:tr>
+        <w:tc>
+          <w:tcPr>
+            <w:tcW w:w="1803" w:type="dxa"/>
+          </w:tcPr>
+          <w:p>
+            <w:pPr>
+              <w:jc w:val="center"/>
+            </w:pPr>
+            <w:r>
+              <w:t>SATIS</w:t>
+            </w:r>
+          </w:p>
+        </w:tc>
+        <w:tc>
+          <w:tcPr>
+            <w:tcW w:w="1803" w:type="dxa"/>
+          </w:tcPr>
+          <w:p>
+            <w:pPr>
+              <w:jc w:val="center"/>
+            </w:pPr>
+            <w:r>
+              <w:t>2.0</w:t>
+            </w:r>
+          </w:p>
+        </w:tc>
+        <w:tc>
+          <w:tcPr>
+            <w:tcW w:w="1803" w:type="dxa"/>
+          </w:tcPr>
+          <w:p>
+            <w:pPr>
+              <w:jc w:val="center"/>
+            </w:pPr>
+            <w:r>
+              <w:t>38.10</w:t>
+            </w:r>
+          </w:p>
+        </w:tc>
+        <w:tc>
+          <w:tcPr>
+            <w:tcW w:w="1803" w:type="dxa"/>
+          </w:tcPr>
+          <w:p>
+            <w:pPr>
+              <w:jc w:val="center"/>
+            </w:pPr>
+            <w:r>
+              <w:t>6.86</w:t>
+            </w:r>
+          </w:p>
+        </w:tc>
+        <w:tc>
+          <w:tcPr>
+            <w:tcW w:w="1804" w:type="dxa"/>
+          </w:tcPr>
+          <w:p>
+            <w:pPr>
+              <w:jc w:val="center"/>
+            </w:pPr>
+            <w:r>
+              <w:t>26.07</w:t>
+            </w:r>
+          </w:p>
+        </w:tc>
+      </w:tr>
+      <w:tr>
+        <w:tc>
+          <w:tcPr>
+            <w:tcW w:w="1803" w:type="dxa"/>
+          </w:tcPr>
+          <w:p>
+            <w:pPr>
+              <w:jc w:val="center"/>
+            </w:pPr>
+            <w:r>
+              <w:t>Age_Group</w:t>
+            </w:r>
+          </w:p>
+        </w:tc>
+        <w:tc>
+          <w:tcPr>
+            <w:tcW w:w="1803" w:type="dxa"/>
+          </w:tcPr>
+          <w:p>
+            <w:pPr>
+              <w:jc w:val="center"/>
+            </w:pPr>
+            <w:r>
+              <w:t>18-19</w:t>
+            </w:r>
+          </w:p>
+        </w:tc>
+        <w:tc>
+          <w:tcPr>
+            <w:tcW w:w="1803" w:type="dxa"/>
+          </w:tcPr>
+          <w:p>
+            <w:pPr>
+              <w:jc w:val="center"/>
+            </w:pPr>
+            <w:r>
+              <w:t>46.40</w:t>
+            </w:r>
+          </w:p>
+        </w:tc>
+        <w:tc>
+          <w:tcPr>
+            <w:tcW w:w="1803" w:type="dxa"/>
+          </w:tcPr>
+          <w:p>
+            <w:pPr>
+              <w:jc w:val="center"/>
+            </w:pPr>
+            <w:r>
+              <w:t>6.67</w:t>
+            </w:r>
+          </w:p>
+        </w:tc>
+        <w:tc>
+          <w:tcPr>
+            <w:tcW w:w="1804" w:type="dxa"/>
+          </w:tcPr>
+          <w:p>
+            <w:pPr>
+              <w:jc w:val="center"/>
+            </w:pPr>
+            <w:r>
+              <w:t>24.16</w:t>
+            </w:r>
+          </w:p>
+        </w:tc>
+      </w:tr>
+      <w:tr>
+        <w:tc>
+          <w:tcPr>
+            <w:tcW w:w="1803" w:type="dxa"/>
+          </w:tcPr>
+          <w:p>
+            <w:pPr>
+              <w:jc w:val="center"/>
+            </w:pPr>
+            <w:r>
+              <w:t>SATIS</w:t>
+            </w:r>
+          </w:p>
+        </w:tc>
+        <w:tc>
+          <w:tcPr>
+            <w:tcW w:w="1803" w:type="dxa"/>
+          </w:tcPr>
+          <w:p>
+            <w:pPr>
+              <w:jc w:val="center"/>
+            </w:pPr>
+            <w:r>
+              <w:t>0.0</w:t>
+            </w:r>
+          </w:p>
+        </w:tc>
+        <w:tc>
+          <w:tcPr>
+            <w:tcW w:w="1803" w:type="dxa"/>
+          </w:tcPr>
+          <w:p>
+            <w:pPr>
+              <w:jc w:val="center"/>
+            </w:pPr>
+            <w:r>
+              <w:t>26.96</w:t>
+            </w:r>
+          </w:p>
+        </w:tc>
+        <w:tc>
+          <w:tcPr>
+            <w:tcW w:w="1803" w:type="dxa"/>
+          </w:tcPr>
+          <w:p>
+            <w:pPr>
+              <w:jc w:val="center"/>
+            </w:pPr>
+            <w:r>
+              <w:t>6.46</w:t>
+            </w:r>
+          </w:p>
+        </w:tc>
+        <w:tc>
+          <w:tcPr>
+            <w:tcW w:w="1804" w:type="dxa"/>
+          </w:tcPr>
+          <w:p>
+            <w:pPr>
+              <w:jc w:val="center"/>
+            </w:pPr>
+            <w:r>
+              <w:t>27.20</w:t>
+            </w:r>
+          </w:p>
+        </w:tc>
+      </w:tr>
+      <w:tr>
+        <w:tc>
+          <w:tcPr>
+            <w:tcW w:w="1803" w:type="dxa"/>
+          </w:tcPr>
+          <w:p>
+            <w:pPr>
+              <w:jc w:val="center"/>
+            </w:pPr>
+            <w:r>
+              <w:t>SATIS</w:t>
+            </w:r>
+          </w:p>
+        </w:tc>
+        <w:tc>
+          <w:tcPr>
+            <w:tcW w:w="1803" w:type="dxa"/>
+          </w:tcPr>
+          <w:p>
+            <w:pPr>
+              <w:jc w:val="center"/>
+            </w:pPr>
+            <w:r>
+              <w:t>3.0</w:t>
+            </w:r>
+          </w:p>
+        </w:tc>
+        <w:tc>
+          <w:tcPr>
+            <w:tcW w:w="1803" w:type="dxa"/>
+          </w:tcPr>
+          <w:p>
+            <w:pPr>
+              <w:jc w:val="center"/>
+            </w:pPr>
+            <w:r>
+              <w:t>41.68</w:t>
+            </w:r>
+          </w:p>
+        </w:tc>
+        <w:tc>
+          <w:tcPr>
+            <w:tcW w:w="1803" w:type="dxa"/>
+          </w:tcPr>
+          <w:p>
+            <w:pPr>
+              <w:jc w:val="center"/>
+            </w:pPr>
+            <w:r>
+              <w:t>6.29</w:t>
+            </w:r>
+          </w:p>
+        </w:tc>
+        <w:tc>
+          <w:tcPr>
+            <w:tcW w:w="1804" w:type="dxa"/>
+          </w:tcPr>
+          <w:p>
+            <w:pPr>
+              <w:jc w:val="center"/>
+            </w:pPr>
+            <w:r>
+              <w:t>29.26</w:t>
+            </w:r>
+          </w:p>
+        </w:tc>
+      </w:tr>
+      <w:tr>
+        <w:tc>
+          <w:tcPr>
+            <w:tcW w:w="1803" w:type="dxa"/>
+          </w:tcPr>
+          <w:p>
+            <w:pPr>
+              <w:jc w:val="center"/>
+            </w:pPr>
+            <w:r>
+              <w:t>Age_Group</w:t>
+            </w:r>
+          </w:p>
+        </w:tc>
+        <w:tc>
+          <w:tcPr>
+            <w:tcW w:w="1803" w:type="dxa"/>
+          </w:tcPr>
+          <w:p>
+            <w:pPr>
+              <w:jc w:val="center"/>
+            </w:pPr>
+            <w:r>
+              <w:t>20-24</w:t>
+            </w:r>
+          </w:p>
+        </w:tc>
+        <w:tc>
+          <w:tcPr>
+            <w:tcW w:w="1803" w:type="dxa"/>
+          </w:tcPr>
+          <w:p>
+            <w:pPr>
+              <w:jc w:val="center"/>
+            </w:pPr>
+            <w:r>
+              <w:t>68.84</w:t>
+            </w:r>
+          </w:p>
+        </w:tc>
+        <w:tc>
+          <w:tcPr>
+            <w:tcW w:w="1803" w:type="dxa"/>
+          </w:tcPr>
+          <w:p>
+            <w:pPr>
+              <w:jc w:val="center"/>
+            </w:pPr>
+            <w:r>
+              <w:t>4.97</w:t>
+            </w:r>
+          </w:p>
+        </w:tc>
+        <w:tc>
+          <w:tcPr>
+            <w:tcW w:w="1804" w:type="dxa"/>
+          </w:tcPr>
+          <w:p>
+            <w:pPr>
+              <w:jc w:val="center"/>
+            </w:pPr>
+            <w:r>
+              <w:t>19.80</w:t>
+            </w:r>
+          </w:p>
+        </w:tc>
+      </w:tr>
+      <w:tr>
+        <w:tc>
+          <w:tcPr>
+            <w:tcW w:w="1803" w:type="dxa"/>
+          </w:tcPr>
+          <w:p>
+            <w:pPr>
+              <w:jc w:val="center"/>
+            </w:pPr>
+            <w:r>
+              <w:t>Accommodation</w:t>
+            </w:r>
+          </w:p>
+        </w:tc>
+        <w:tc>
+          <w:tcPr>
+            <w:tcW w:w="1803" w:type="dxa"/>
+          </w:tcPr>
+          <w:p>
+            <w:pPr>
+              <w:jc w:val="center"/>
+            </w:pPr>
+            <w:r>
+              <w:t>Rent Free</w:t>
+            </w:r>
+          </w:p>
+        </w:tc>
+        <w:tc>
+          <w:tcPr>
+            <w:tcW w:w="1803" w:type="dxa"/>
+          </w:tcPr>
+          <w:p>
+            <w:pPr>
+              <w:jc w:val="center"/>
+            </w:pPr>
+            <w:r>
+              <w:t>68.96</w:t>
+            </w:r>
+          </w:p>
+        </w:tc>
+        <w:tc>
+          <w:tcPr>
+            <w:tcW w:w="1803" w:type="dxa"/>
+          </w:tcPr>
+          <w:p>
+            <w:pPr>
+              <w:jc w:val="center"/>
+            </w:pPr>
+            <w:r>
+              <w:t>4.95</w:t>
+            </w:r>
+          </w:p>
+        </w:tc>
+        <w:tc>
+          <w:tcPr>
+            <w:tcW w:w="1804" w:type="dxa"/>
+          </w:tcPr>
+          <w:p>
+            <w:pPr>
+              <w:jc w:val="center"/>
+            </w:pPr>
+            <w:r>
+              <w:t>18.50</w:t>
+            </w:r>
+          </w:p>
+        </w:tc>
+      </w:tr>
+      <w:tr>
+        <w:tc>
+          <w:tcPr>
+            <w:tcW w:w="1803" w:type="dxa"/>
+          </w:tcPr>
+          <w:p>
+            <w:pPr>
+              <w:jc w:val="center"/>
+            </w:pPr>
+            <w:r>
+              <w:t>SATIS</w:t>
+            </w:r>
+          </w:p>
+        </w:tc>
+        <w:tc>
+          <w:tcPr>
+            <w:tcW w:w="1803" w:type="dxa"/>
+          </w:tcPr>
+          <w:p>
+            <w:pPr>
+              <w:jc w:val="center"/>
+            </w:pPr>
+            <w:r>
+              <w:t>4.0</w:t>
+            </w:r>
+          </w:p>
+        </w:tc>
+        <w:tc>
+          <w:tcPr>
+            <w:tcW w:w="1803" w:type="dxa"/>
+          </w:tcPr>
+          <w:p>
+            <w:pPr>
+              <w:jc w:val="center"/>
+            </w:pPr>
+            <w:r>
+              <w:t>50.19</w:t>
+            </w:r>
+          </w:p>
+        </w:tc>
+        <w:tc>
+          <w:tcPr>
+            <w:tcW w:w="1803" w:type="dxa"/>
+          </w:tcPr>
+          <w:p>
+            <w:pPr>
+              <w:jc w:val="center"/>
+            </w:pPr>
+            <w:r>
+              <w:t>4.12</w:t>
+            </w:r>
+          </w:p>
+        </w:tc>
+        <w:tc>
+          <w:tcPr>
+            <w:tcW w:w="1804" w:type="dxa"/>
+          </w:tcPr>
+          <w:p>
+            <w:pPr>
+              <w:jc w:val="center"/>
+            </w:pPr>
+            <w:r>
+              <w:t>14.55</w:t>
+            </w:r>
+          </w:p>
+        </w:tc>
+      </w:tr>
+      <w:tr>
+        <w:tc>
+          <w:tcPr>
+            <w:tcW w:w="1803" w:type="dxa"/>
+          </w:tcPr>
+          <w:p>
+            <w:pPr>
+              <w:jc w:val="center"/>
+            </w:pPr>
+            <w:r>
+              <w:t>Accommodation</w:t>
+            </w:r>
+          </w:p>
+        </w:tc>
+        <w:tc>
+          <w:tcPr>
+            <w:tcW w:w="1803" w:type="dxa"/>
+          </w:tcPr>
+          <w:p>
+            <w:pPr>
+              <w:jc w:val="center"/>
+            </w:pPr>
+            <w:r>
+              <w:t>Shared Ownership</w:t>
+            </w:r>
+          </w:p>
+        </w:tc>
+        <w:tc>
+          <w:tcPr>
+            <w:tcW w:w="1803" w:type="dxa"/>
+          </w:tcPr>
+          <w:p>
+            <w:pPr>
+              <w:jc w:val="center"/>
+            </w:pPr>
+            <w:r>
+              <w:t>81.89</w:t>
+            </w:r>
+          </w:p>
+        </w:tc>
+        <w:tc>
+          <w:tcPr>
+            <w:tcW w:w="1803" w:type="dxa"/>
+          </w:tcPr>
+          <w:p>
+            <w:pPr>
+              <w:jc w:val="center"/>
+            </w:pPr>
+            <w:r>
+              <w:t>3.40</w:t>
+            </w:r>
+          </w:p>
+        </w:tc>
+        <w:tc>
+          <w:tcPr>
+            <w:tcW w:w="1804" w:type="dxa"/>
+          </w:tcPr>
+          <w:p>
+            <w:pPr>
+              <w:jc w:val="center"/>
+            </w:pPr>
+            <w:r>
+              <w:t>13.46</w:t>
+            </w:r>
+          </w:p>
+        </w:tc>
+      </w:tr>
+    </w:tbl>
+    <w:p/>
+    <w:tbl>
+      <w:tblPr>
+        <w:tblStyle w:val="TableGrid"/>
+        <w:tblW w:w="0" w:type="auto"/>
+        <w:tblBorders>
+          <w:top w:val="none" w:sz="0" w:space="0" w:color="auto"/>
+          <w:left w:val="none" w:sz="0" w:space="0" w:color="auto"/>
+          <w:bottom w:val="none" w:sz="0" w:space="0" w:color="auto"/>
+          <w:right w:val="none" w:sz="0" w:space="0" w:color="auto"/>
+          <w:insideH w:val="none" w:sz="0" w:space="0" w:color="auto"/>
+        </w:tblBorders>
+        <w:tblLook w:val="04A0" w:firstRow="1" w:lastRow="0" w:firstColumn="1" w:lastColumn="0" w:noHBand="0" w:noVBand="1"/>
+      </w:tblPr>
+      <w:tblGrid>
+        <w:gridCol w:w="2224"/>
+        <w:gridCol w:w="1695"/>
+        <w:gridCol w:w="1766"/>
+        <w:gridCol w:w="1680"/>
+        <w:gridCol w:w="1651"/>
+      </w:tblGrid>
+      <w:tr>
+        <w:tc>
+          <w:tcPr>
+            <w:tcW w:w="9016" w:type="dxa"/>
+            <w:gridSpan w:val="5"/>
+          </w:tcPr>
+          <w:p>
+            <w:pPr>
+              <w:jc w:val="center"/>
+              <w:rPr>
+                <w:b/>
+                <w:bCs/>
+              </w:rPr>
+            </w:pPr>
+            <w:r>
+              <w:rPr>
+                <w:b/>
+                <w:bCs/>
+              </w:rPr>
+              <w:t>Least Volatile Features</w:t>
+            </w:r>
+            <w:r>
+              <w:rPr>
+                <w:b/>
+                <w:bCs/>
+              </w:rPr>
+              <w:t xml:space="preserve"> by Standard Deviation</w:t>
+            </w:r>
+          </w:p>
+        </w:tc>
+      </w:tr>
+      <w:tr>
+        <w:tc>
+          <w:tcPr>
+            <w:tcW w:w="2224" w:type="dxa"/>
+          </w:tcPr>
+          <w:p>
+            <w:pPr>
+              <w:jc w:val="center"/>
+              <w:rPr>
+                <w:b/>
+                <w:bCs/>
+              </w:rPr>
+            </w:pPr>
+            <w:r>
+              <w:rPr>
+                <w:b/>
+                <w:bCs/>
+              </w:rPr>
+              <w:t>Feature</w:t>
+            </w:r>
+          </w:p>
+        </w:tc>
+        <w:tc>
+          <w:tcPr>
+            <w:tcW w:w="1695" w:type="dxa"/>
+          </w:tcPr>
+          <w:p>
+            <w:pPr>
+              <w:jc w:val="center"/>
+              <w:rPr>
+                <w:b/>
+                <w:bCs/>
+              </w:rPr>
+            </w:pPr>
+            <w:r>
+              <w:rPr>
+                <w:b/>
+                <w:bCs/>
+              </w:rPr>
+              <w:t>Group</w:t>
+            </w:r>
+          </w:p>
+        </w:tc>
+        <w:tc>
+          <w:tcPr>
+            <w:tcW w:w="1766" w:type="dxa"/>
+          </w:tcPr>
+          <w:p>
+            <w:pPr>
+              <w:jc w:val="center"/>
+              <w:rPr>
+                <w:b/>
+                <w:bCs/>
+              </w:rPr>
+            </w:pPr>
+            <w:r>
+              <w:rPr>
+                <w:b/>
+                <w:bCs/>
+              </w:rPr>
+              <w:t>Mean</w:t>
+            </w:r>
+          </w:p>
+        </w:tc>
+        <w:tc>
+          <w:tcPr>
+            <w:tcW w:w="1680" w:type="dxa"/>
+          </w:tcPr>
+          <w:p>
+            <w:pPr>
+              <w:jc w:val="center"/>
+              <w:rPr>
+                <w:b/>
+                <w:bCs/>
+              </w:rPr>
+            </w:pPr>
+            <w:r>
+              <w:rPr>
+                <w:b/>
+                <w:bCs/>
+              </w:rPr>
+              <w:t>Std_Dev</w:t>
+            </w:r>
+          </w:p>
+        </w:tc>
+        <w:tc>
+          <w:tcPr>
+            <w:tcW w:w="1651" w:type="dxa"/>
+          </w:tcPr>
+          <w:p>
+            <w:pPr>
+              <w:jc w:val="center"/>
+              <w:rPr>
+                <w:b/>
+                <w:bCs/>
+              </w:rPr>
+            </w:pPr>
+            <w:r>
+              <w:rPr>
+                <w:b/>
+                <w:bCs/>
+              </w:rPr>
+              <w:t>Range</w:t>
+            </w:r>
+          </w:p>
+        </w:tc>
+      </w:tr>
+      <w:tr>
+        <w:tc>
+          <w:tcPr>
+            <w:tcW w:w="2224" w:type="dxa"/>
+          </w:tcPr>
+          <w:p>
+            <w:pPr>
+              <w:jc w:val="center"/>
+            </w:pPr>
+            <w:r>
+              <w:t>Accommodation</w:t>
+            </w:r>
+          </w:p>
+        </w:tc>
+        <w:tc>
+          <w:tcPr>
+            <w:tcW w:w="1695" w:type="dxa"/>
+          </w:tcPr>
+          <w:p>
+            <w:pPr>
+              <w:jc w:val="center"/>
+            </w:pPr>
+            <w:r>
+              <w:t>Mortgage</w:t>
+            </w:r>
+          </w:p>
+        </w:tc>
+        <w:tc>
+          <w:tcPr>
+            <w:tcW w:w="1766" w:type="dxa"/>
+          </w:tcPr>
+          <w:p>
+            <w:pPr>
+              <w:jc w:val="center"/>
+            </w:pPr>
+            <w:r>
+              <w:t>90.02</w:t>
+            </w:r>
+          </w:p>
+        </w:tc>
+        <w:tc>
+          <w:tcPr>
+            <w:tcW w:w="1680" w:type="dxa"/>
+          </w:tcPr>
+          <w:p>
+            <w:pPr>
+              <w:jc w:val="center"/>
+            </w:pPr>
+            <w:r>
+              <w:t>0.83</w:t>
+            </w:r>
+          </w:p>
+        </w:tc>
+        <w:tc>
+          <w:tcPr>
+            <w:tcW w:w="1651" w:type="dxa"/>
+          </w:tcPr>
+          <w:p>
+            <w:pPr>
+              <w:jc w:val="center"/>
+            </w:pPr>
+            <w:r>
+              <w:t>2.64</w:t>
+            </w:r>
+          </w:p>
+        </w:tc>
+      </w:tr>
+      <w:tr>
+        <w:tc>
+          <w:tcPr>
+            <w:tcW w:w="2224" w:type="dxa"/>
+          </w:tcPr>
+          <w:p>
+            <w:pPr>
+              <w:jc w:val="center"/>
+            </w:pPr>
+            <w:r>
+              <w:t>SATIS</w:t>
+            </w:r>
+          </w:p>
+        </w:tc>
+        <w:tc>
+          <w:tcPr>
+            <w:tcW w:w="1695" w:type="dxa"/>
+          </w:tcPr>
+          <w:p>
+            <w:pPr>
+              <w:jc w:val="center"/>
+            </w:pPr>
+            <w:r>
+              <w:t>7.0</w:t>
+            </w:r>
+          </w:p>
+        </w:tc>
+        <w:tc>
+          <w:tcPr>
+            <w:tcW w:w="1766" w:type="dxa"/>
+          </w:tcPr>
+          <w:p>
+            <w:pPr>
+              <w:jc w:val="center"/>
+            </w:pPr>
+            <w:r>
+              <w:t>75.64</w:t>
+            </w:r>
+          </w:p>
+        </w:tc>
+        <w:tc>
+          <w:tcPr>
+            <w:tcW w:w="1680" w:type="dxa"/>
+          </w:tcPr>
+          <w:p>
+            <w:pPr>
+              <w:jc w:val="center"/>
+            </w:pPr>
+            <w:r>
+              <w:t>1.13</w:t>
+            </w:r>
+          </w:p>
+        </w:tc>
+        <w:tc>
+          <w:tcPr>
+            <w:tcW w:w="1651" w:type="dxa"/>
+          </w:tcPr>
+          <w:p>
+            <w:pPr>
+              <w:jc w:val="center"/>
+            </w:pPr>
+            <w:r>
+              <w:t>4.57</w:t>
+            </w:r>
+          </w:p>
+        </w:tc>
+      </w:tr>
+      <w:tr>
+        <w:tc>
+          <w:tcPr>
+            <w:tcW w:w="2224" w:type="dxa"/>
+          </w:tcPr>
+          <w:p>
+            <w:pPr>
+              <w:jc w:val="center"/>
+            </w:pPr>
+            <w:r>
+              <w:t>Current_Disability</w:t>
+            </w:r>
+          </w:p>
+        </w:tc>
+        <w:tc>
+          <w:tcPr>
+            <w:tcW w:w="1695" w:type="dxa"/>
+          </w:tcPr>
+          <w:p>
+            <w:pPr>
+              <w:jc w:val="center"/>
+            </w:pPr>
+            <w:r>
+              <w:t>Not Disabled</w:t>
+            </w:r>
+          </w:p>
+        </w:tc>
+        <w:tc>
+          <w:tcPr>
+            <w:tcW w:w="1766" w:type="dxa"/>
+          </w:tcPr>
+          <w:p>
+            <w:pPr>
+              <w:jc w:val="center"/>
+            </w:pPr>
+            <w:r>
+              <w:t>77.76</w:t>
+            </w:r>
+          </w:p>
+        </w:tc>
+        <w:tc>
+          <w:tcPr>
+            <w:tcW w:w="1680" w:type="dxa"/>
+          </w:tcPr>
+          <w:p>
+            <w:pPr>
+              <w:jc w:val="center"/>
+            </w:pPr>
+            <w:r>
+              <w:t>1.18</w:t>
+            </w:r>
+          </w:p>
+        </w:tc>
+        <w:tc>
+          <w:tcPr>
+            <w:tcW w:w="1651" w:type="dxa"/>
+          </w:tcPr>
+          <w:p>
+            <w:pPr>
+              <w:jc w:val="center"/>
+            </w:pPr>
+            <w:r>
+              <w:t>4.48</w:t>
+            </w:r>
+          </w:p>
+        </w:tc>
+      </w:tr>
+      <w:tr>
+        <w:tc>
+          <w:tcPr>
+            <w:tcW w:w="2224" w:type="dxa"/>
+          </w:tcPr>
+          <w:p>
+            <w:pPr>
+              <w:jc w:val="center"/>
+            </w:pPr>
+            <w:r>
+              <w:t>Age_Group</w:t>
+            </w:r>
+          </w:p>
+        </w:tc>
+        <w:tc>
+          <w:tcPr>
+            <w:tcW w:w="1695" w:type="dxa"/>
+          </w:tcPr>
+          <w:p>
+            <w:pPr>
+              <w:jc w:val="center"/>
+            </w:pPr>
+            <w:r>
+              <w:t>40-44</w:t>
+            </w:r>
+          </w:p>
+        </w:tc>
+        <w:tc>
+          <w:tcPr>
+            <w:tcW w:w="1766" w:type="dxa"/>
+          </w:tcPr>
+          <w:p>
+            <w:pPr>
+              <w:jc w:val="center"/>
+            </w:pPr>
+            <w:r>
+              <w:t>85.40</w:t>
+            </w:r>
+          </w:p>
+        </w:tc>
+        <w:tc>
+          <w:tcPr>
+            <w:tcW w:w="1680" w:type="dxa"/>
+          </w:tcPr>
+          <w:p>
+            <w:pPr>
+              <w:jc w:val="center"/>
+            </w:pPr>
+            <w:r>
+              <w:t>1.23</w:t>
+            </w:r>
+          </w:p>
+        </w:tc>
+        <w:tc>
+          <w:tcPr>
+            <w:tcW w:w="1651" w:type="dxa"/>
+          </w:tcPr>
+          <w:p>
+            <w:pPr>
+              <w:jc w:val="center"/>
+            </w:pPr>
+            <w:r>
+              <w:t>4.80</w:t>
+            </w:r>
+          </w:p>
+        </w:tc>
+      </w:tr>
+      <w:tr>
+        <w:tc>
+          <w:tcPr>
+            <w:tcW w:w="2224" w:type="dxa"/>
+          </w:tcPr>
+          <w:p>
+            <w:pPr>
+              <w:jc w:val="center"/>
+            </w:pPr>
+            <w:r>
+              <w:t>Highest_Qualifaction</w:t>
+            </w:r>
+          </w:p>
+        </w:tc>
+        <w:tc>
+          <w:tcPr>
+            <w:tcW w:w="1695" w:type="dxa"/>
+          </w:tcPr>
+          <w:p>
+            <w:pPr>
+              <w:jc w:val="center"/>
+            </w:pPr>
+            <w:r>
+              <w:t>Degree</w:t>
+            </w:r>
+          </w:p>
+        </w:tc>
+        <w:tc>
+          <w:tcPr>
+            <w:tcW w:w="1766" w:type="dxa"/>
+          </w:tcPr>
+          <w:p>
+            <w:pPr>
+              <w:jc w:val="center"/>
+            </w:pPr>
+            <w:r>
+              <w:t>80.53</w:t>
+            </w:r>
+          </w:p>
+        </w:tc>
+        <w:tc>
+          <w:tcPr>
+            <w:tcW w:w="1680" w:type="dxa"/>
+          </w:tcPr>
+          <w:p>
+            <w:pPr>
+              <w:jc w:val="center"/>
+            </w:pPr>
+            <w:r>
+              <w:t>1.25</w:t>
+            </w:r>
+          </w:p>
+        </w:tc>
+        <w:tc>
+          <w:tcPr>
+            <w:tcW w:w="1651" w:type="dxa"/>
+          </w:tcPr>
+          <w:p>
+            <w:pPr>
+              <w:jc w:val="center"/>
+            </w:pPr>
+            <w:r>
+              <w:t>4.34</w:t>
+            </w:r>
+          </w:p>
+        </w:tc>
+      </w:tr>
+      <w:tr>
+        <w:tc>
+          <w:tcPr>
+            <w:tcW w:w="2224" w:type="dxa"/>
+          </w:tcPr>
+          <w:p>
+            <w:pPr>
+              <w:jc w:val="center"/>
+            </w:pPr>
+            <w:r>
+              <w:t>SATIS</w:t>
+            </w:r>
+          </w:p>
+        </w:tc>
+        <w:tc>
+          <w:tcPr>
+            <w:tcW w:w="1695" w:type="dxa"/>
+          </w:tcPr>
+          <w:p>
+            <w:pPr>
+              <w:jc w:val="center"/>
+            </w:pPr>
+            <w:r>
+              <w:t>8.0</w:t>
+            </w:r>
+          </w:p>
+        </w:tc>
+        <w:tc>
+          <w:tcPr>
+            <w:tcW w:w="1766" w:type="dxa"/>
+          </w:tcPr>
+          <w:p>
+            <w:pPr>
+              <w:jc w:val="center"/>
+            </w:pPr>
+            <w:r>
+              <w:t>75.07</w:t>
+            </w:r>
+          </w:p>
+        </w:tc>
+        <w:tc>
+          <w:tcPr>
+            <w:tcW w:w="1680" w:type="dxa"/>
+          </w:tcPr>
+          <w:p>
+            <w:pPr>
+              <w:jc w:val="center"/>
+            </w:pPr>
+            <w:r>
+              <w:t>1.36</w:t>
+            </w:r>
+          </w:p>
+        </w:tc>
+        <w:tc>
+          <w:tcPr>
+            <w:tcW w:w="1651" w:type="dxa"/>
+          </w:tcPr>
+          <w:p>
+            <w:pPr>
+              <w:jc w:val="center"/>
+            </w:pPr>
+            <w:r>
+              <w:t>5.85</w:t>
+            </w:r>
+          </w:p>
+        </w:tc>
+      </w:tr>
+      <w:tr>
+        <w:tc>
+          <w:tcPr>
+            <w:tcW w:w="2224" w:type="dxa"/>
+          </w:tcPr>
+          <w:p>
+            <w:pPr>
+              <w:jc w:val="center"/>
+            </w:pPr>
+            <w:r>
+              <w:t>Age_Group</w:t>
+            </w:r>
+          </w:p>
+        </w:tc>
+        <w:tc>
+          <w:tcPr>
+            <w:tcW w:w="1695" w:type="dxa"/>
+          </w:tcPr>
+          <w:p>
+            <w:pPr>
+              <w:jc w:val="center"/>
+            </w:pPr>
+            <w:r>
+              <w:t>50-54</w:t>
+            </w:r>
+          </w:p>
+        </w:tc>
+        <w:tc>
+          <w:tcPr>
+            <w:tcW w:w="1766" w:type="dxa"/>
+          </w:tcPr>
+          <w:p>
+            <w:pPr>
+              <w:jc w:val="center"/>
+            </w:pPr>
+            <w:r>
+              <w:t>81.63</w:t>
+            </w:r>
+          </w:p>
+        </w:tc>
+        <w:tc>
+          <w:tcPr>
+            <w:tcW w:w="1680" w:type="dxa"/>
+          </w:tcPr>
+          <w:p>
+            <w:pPr>
+              <w:jc w:val="center"/>
+            </w:pPr>
+            <w:r>
+              <w:t>1.39</w:t>
+            </w:r>
+          </w:p>
+        </w:tc>
+        <w:tc>
+          <w:tcPr>
+            <w:tcW w:w="1651" w:type="dxa"/>
+          </w:tcPr>
+          <w:p>
+            <w:pPr>
+              <w:jc w:val="center"/>
+            </w:pPr>
+            <w:r>
+              <w:t>5.34</w:t>
+            </w:r>
+          </w:p>
+        </w:tc>
+      </w:tr>
+      <w:tr>
+        <w:tc>
+          <w:tcPr>
+            <w:tcW w:w="2224" w:type="dxa"/>
+          </w:tcPr>
+          <w:p>
+            <w:pPr>
+              <w:jc w:val="center"/>
+            </w:pPr>
+            <w:r>
+              <w:t>Accommodation</w:t>
+            </w:r>
+          </w:p>
+        </w:tc>
+        <w:tc>
+          <w:tcPr>
+            <w:tcW w:w="1695" w:type="dxa"/>
+          </w:tcPr>
+          <w:p>
+            <w:pPr>
+              <w:jc w:val="center"/>
+            </w:pPr>
+            <w:r>
+              <w:t>Rented</w:t>
+            </w:r>
+          </w:p>
+        </w:tc>
+        <w:tc>
+          <w:tcPr>
+            <w:tcW w:w="1766" w:type="dxa"/>
+          </w:tcPr>
+          <w:p>
+            <w:pPr>
+              <w:jc w:val="center"/>
+            </w:pPr>
+            <w:r>
+              <w:t>60.77</w:t>
+            </w:r>
+          </w:p>
+        </w:tc>
+        <w:tc>
+          <w:tcPr>
+            <w:tcW w:w="1680" w:type="dxa"/>
+          </w:tcPr>
+          <w:p>
+            <w:pPr>
+              <w:jc w:val="center"/>
+            </w:pPr>
+            <w:r>
+              <w:t>1.46</w:t>
+            </w:r>
+          </w:p>
+        </w:tc>
+        <w:tc>
+          <w:tcPr>
+            <w:tcW w:w="1651" w:type="dxa"/>
+          </w:tcPr>
+          <w:p>
+            <w:pPr>
+              <w:jc w:val="center"/>
+            </w:pPr>
+            <w:r>
+              <w:t>5.51</w:t>
+            </w:r>
+          </w:p>
+        </w:tc>
+      </w:tr>
+      <w:tr>
+        <w:tc>
+          <w:tcPr>
+            <w:tcW w:w="2224" w:type="dxa"/>
+          </w:tcPr>
+          <w:p>
+            <w:pPr>
+              <w:jc w:val="center"/>
+            </w:pPr>
+            <w:r>
+              <w:t>Age_Group</w:t>
+            </w:r>
+          </w:p>
+        </w:tc>
+        <w:tc>
+          <w:tcPr>
+            <w:tcW w:w="1695" w:type="dxa"/>
+          </w:tcPr>
+          <w:p>
+            <w:pPr>
+              <w:jc w:val="center"/>
+            </w:pPr>
+            <w:r>
+              <w:t>60-64</w:t>
+            </w:r>
+          </w:p>
+        </w:tc>
+        <w:tc>
+          <w:tcPr>
+            <w:tcW w:w="1766" w:type="dxa"/>
+          </w:tcPr>
+          <w:p>
+            <w:pPr>
+              <w:jc w:val="center"/>
+            </w:pPr>
+            <w:r>
+              <w:t>52.54</w:t>
+            </w:r>
+          </w:p>
+        </w:tc>
+        <w:tc>
+          <w:tcPr>
+            <w:tcW w:w="1680" w:type="dxa"/>
+          </w:tcPr>
+          <w:p>
+            <w:pPr>
+              <w:jc w:val="center"/>
+            </w:pPr>
+            <w:r>
+              <w:t>1.56</w:t>
+            </w:r>
+          </w:p>
+        </w:tc>
+        <w:tc>
+          <w:tcPr>
+            <w:tcW w:w="1651" w:type="dxa"/>
+          </w:tcPr>
+          <w:p>
+            <w:pPr>
+              <w:jc w:val="center"/>
+            </w:pPr>
+            <w:r>
+              <w:t>5.82</w:t>
+            </w:r>
+          </w:p>
+        </w:tc>
+      </w:tr>
+      <w:tr>
+        <w:tc>
+          <w:tcPr>
+            <w:tcW w:w="2224" w:type="dxa"/>
+          </w:tcPr>
+          <w:p>
+            <w:pPr>
+              <w:jc w:val="center"/>
+            </w:pPr>
+            <w:r>
+              <w:t>Age_Group</w:t>
+            </w:r>
+          </w:p>
+        </w:tc>
+        <w:tc>
+          <w:tcPr>
+            <w:tcW w:w="1695" w:type="dxa"/>
+          </w:tcPr>
+          <w:p>
+            <w:pPr>
+              <w:jc w:val="center"/>
+            </w:pPr>
+            <w:r>
+              <w:t>45-49</w:t>
+            </w:r>
+          </w:p>
+        </w:tc>
+        <w:tc>
+          <w:tcPr>
+            <w:tcW w:w="1766" w:type="dxa"/>
+          </w:tcPr>
+          <w:p>
+            <w:pPr>
+              <w:jc w:val="center"/>
+            </w:pPr>
+            <w:r>
+              <w:t>84.61</w:t>
+            </w:r>
+          </w:p>
+        </w:tc>
+        <w:tc>
+          <w:tcPr>
+            <w:tcW w:w="1680" w:type="dxa"/>
+          </w:tcPr>
+          <w:p>
+            <w:pPr>
+              <w:jc w:val="center"/>
+            </w:pPr>
+            <w:r>
+              <w:t>1.68</w:t>
+            </w:r>
+          </w:p>
+        </w:tc>
+        <w:tc>
+          <w:tcPr>
+            <w:tcW w:w="1651" w:type="dxa"/>
+          </w:tcPr>
+          <w:p>
+            <w:pPr>
+              <w:jc w:val="center"/>
+            </w:pPr>
+            <w:r>
+              <w:t>6.26</w:t>
+            </w:r>
+          </w:p>
+        </w:tc>
+      </w:tr>
+    </w:tbl>
+    <w:p/>
+    <w:p>
+      <w:pPr>
+        <w:pStyle w:val="Heading1"/>
+      </w:pPr>
+      <w:bookmarkStart w:id="14" w:name="_Toc228397143"/>
       <w:r>
         <w:t>Conclusion</w:t>
       </w:r>
-    </w:p>
-    <w:p/>
+      <w:bookmarkEnd w:id="14"/>
+    </w:p>
+    <w:p>
+      <w:r>
+        <w:t>The analysis of the UK Annual Population Survey data has evidenced that the COVID-19 pandemic caused significant socio-economic issues and divergence. Whilst the economy was shielded from a total collapse in earnings by government interventions (evidenced by the 11.6x higher growth in Gross Weekly Pay relative to Actual Hours Worked) the recovery of been disproportional across a range of demographic factors.</w:t>
+      </w:r>
+    </w:p>
+    <w:p>
+      <w:r>
+        <w:t>Exploratory Data Analysis techniques and Predictive Modelling have shown that age and educational attainment have been primary influences of economic resilience. Youth employment evidenced the highest level of volatility during the pandemic, supporting literature claims of “wage-scarring” for early-career workers. Mortgage and Degree Holders were the most economically stable cohorts, benefiting most from the shift to remote-work accelerated by the pandemic.</w:t>
+      </w:r>
+    </w:p>
+    <w:p>
+      <w:r>
+        <w:br w:type="page"/>
+      </w:r>
+    </w:p>
     <w:p>
       <w:pPr>
-        <w:pStyle w:val="Heading2"/>
+        <w:pStyle w:val="Heading1"/>
       </w:pPr>
-      <w:r>
+      <w:bookmarkStart w:id="15" w:name="_Toc228397144"/>
+      <w:r>
+        <w:lastRenderedPageBreak/>
         <w:t>References</w:t>
       </w:r>
+      <w:bookmarkEnd w:id="15"/>
+    </w:p>
+    <w:p>
+      <w:r>
+        <w:t>CIPD. (2020). </w:t>
+      </w:r>
+      <w:r>
+        <w:rPr>
+          <w:i/>
+          <w:iCs/>
+        </w:rPr>
+        <w:t>CIPD | COVID-19 and the youth labour market</w:t>
+      </w:r>
+      <w:r>
+        <w:t xml:space="preserve">. [online] Available at: </w:t>
+      </w:r>
+      <w:hyperlink r:id="rId24" w:history="1">
+        <w:r>
+          <w:rPr>
+            <w:rStyle w:val="Hyperlink"/>
+          </w:rPr>
+          <w:t>https://www.cipd.org/uk/knowledge/reports/covid-youth</w:t>
+        </w:r>
+        <w:r>
+          <w:rPr>
+            <w:rStyle w:val="Hyperlink"/>
+          </w:rPr>
+          <w:t>-</w:t>
+        </w:r>
+        <w:r>
+          <w:rPr>
+            <w:rStyle w:val="Hyperlink"/>
+          </w:rPr>
+          <w:t>labour-market</w:t>
+        </w:r>
+      </w:hyperlink>
+      <w:r>
+        <w:t>.</w:t>
+      </w:r>
     </w:p>
     <w:p>
       <w:r>
@@ -3694,13 +7478,39 @@
       </w:r>
     </w:p>
     <w:p>
-      <w:proofErr w:type="spellStart"/>
-      <w:r>
-        <w:t>Ozili</w:t>
-      </w:r>
-      <w:proofErr w:type="spellEnd"/>
-      <w:r>
-        <w:t>, P.K. (2023). The Acceptable R-Square in Empirical Modelling for Social Science Research. </w:t>
+      <w:r>
+        <w:t>GOV.uk (2022). </w:t>
+      </w:r>
+      <w:r>
+        <w:rPr>
+          <w:i/>
+          <w:iCs/>
+        </w:rPr>
+        <w:t>Low Pay Commission summary of findings 2022</w:t>
+      </w:r>
+      <w:r>
+        <w:t xml:space="preserve">. [online] GOV.UK. Available at: </w:t>
+      </w:r>
+      <w:hyperlink r:id="rId25" w:history="1">
+        <w:r>
+          <w:rPr>
+            <w:rStyle w:val="Hyperlink"/>
+          </w:rPr>
+          <w:t>https://www.gov.uk/government/publications/minimum-wage-rates-for-2023/low-pay-commission-summary-of-findings-2022</w:t>
+        </w:r>
+      </w:hyperlink>
+      <w:r>
+        <w:t>.</w:t>
+      </w:r>
+    </w:p>
+    <w:p>
+      <w:r>
+        <w:t>Marcus, J.S. (2022) ‘COVID-19 and the shift to remote work', Policy Contribution 09/2022, Bruegel</w:t>
+      </w:r>
+    </w:p>
+    <w:p>
+      <w:r>
+        <w:t>Ozili, P.K. (2023). The Acceptable R-Square in Empirical Modelling for Social Science Research. </w:t>
       </w:r>
       <w:r>
         <w:rPr>
@@ -3710,15 +7520,119 @@
         <w:t>SSRN Electronic Journal</w:t>
       </w:r>
       <w:r>
-        <w:t xml:space="preserve">, [online] 115769(115769). </w:t>
-      </w:r>
-      <w:proofErr w:type="spellStart"/>
-      <w:r>
-        <w:t>doi:https</w:t>
-      </w:r>
-      <w:proofErr w:type="spellEnd"/>
-      <w:r>
-        <w:t>://doi.org/10.2139/ssrn.4128165.</w:t>
+        <w:t>, [online] 115769(115769). doi:https://doi.org/10.2139/ssrn.4128165.</w:t>
+      </w:r>
+    </w:p>
+    <w:p/>
+    <w:p>
+      <w:r>
+        <w:br w:type="page"/>
+      </w:r>
+    </w:p>
+    <w:p>
+      <w:pPr>
+        <w:pStyle w:val="Heading1"/>
+      </w:pPr>
+      <w:bookmarkStart w:id="16" w:name="_Toc228397145"/>
+      <w:r>
+        <w:lastRenderedPageBreak/>
+        <w:t>Appendices</w:t>
+      </w:r>
+      <w:bookmarkEnd w:id="16"/>
+    </w:p>
+    <w:p>
+      <w:pPr>
+        <w:pStyle w:val="Heading2"/>
+      </w:pPr>
+      <w:bookmarkStart w:id="17" w:name="_Toc228397146"/>
+      <w:r>
+        <w:t>Notebook</w:t>
+      </w:r>
+    </w:p>
+    <w:p>
+      <w:r>
+        <w:t>The data preprocessing and visualisations were carried out in a Jupyter Notebook, using the Pandas, Numpy, Matplotlib Pyplot, Seaborn and Scikit-Learn libraries:</w:t>
+      </w:r>
+    </w:p>
+    <w:p>
+      <w:hyperlink r:id="rId26" w:history="1">
+        <w:r>
+          <w:rPr>
+            <w:rStyle w:val="Hyperlink"/>
+          </w:rPr>
+          <w:t>https://github.com/corey-richardson/comp3008-cw2/blob/main/notebook.ipynb</w:t>
+        </w:r>
+      </w:hyperlink>
+    </w:p>
+    <w:p>
+      <w:pPr>
+        <w:pStyle w:val="Heading2"/>
+      </w:pPr>
+      <w:r>
+        <w:t>Graphs</w:t>
+      </w:r>
+      <w:bookmarkEnd w:id="17"/>
+    </w:p>
+    <w:p>
+      <w:r>
+        <w:t>To see graphs in their full size, please see:</w:t>
+      </w:r>
+      <w:r>
+        <w:br/>
+      </w:r>
+      <w:hyperlink r:id="rId27" w:history="1">
+        <w:r>
+          <w:rPr>
+            <w:rStyle w:val="Hyperlink"/>
+          </w:rPr>
+          <w:t>https://github.com/corey-richardson/comp3008-cw2/tree/main/graphs</w:t>
+        </w:r>
+      </w:hyperlink>
+    </w:p>
+    <w:p>
+      <w:pPr>
+        <w:pStyle w:val="Heading2"/>
+      </w:pPr>
+      <w:bookmarkStart w:id="18" w:name="_Toc228397147"/>
+      <w:r>
+        <w:t>Use of AI Declaration</w:t>
+      </w:r>
+      <w:bookmarkEnd w:id="18"/>
+    </w:p>
+    <w:p>
+      <w:r>
+        <w:rPr>
+          <w:b/>
+          <w:bCs/>
+        </w:rPr>
+        <w:t>A1: Idea Generation and Problem Exploration</w:t>
+      </w:r>
+      <w:r>
+        <w:rPr>
+          <w:b/>
+          <w:bCs/>
+        </w:rPr>
+        <w:br/>
+      </w:r>
+      <w:r>
+        <w:t>AI was used to explore the dataset and identify which socio-economic or demographic features to be used during the feature selection and variable importance stages.</w:t>
+      </w:r>
+    </w:p>
+    <w:p>
+      <w:r>
+        <w:rPr>
+          <w:b/>
+          <w:bCs/>
+        </w:rPr>
+        <w:t>A5: Language Refinement</w:t>
+      </w:r>
+      <w:r>
+        <w:br/>
+        <w:t>AI was used to suggest changes to this report, including word-cutting to simplify long sentences to be more easily readable and understood.</w:t>
+      </w:r>
+      <w:r>
+        <w:br/>
+        <w:t>It was also used to verify that I had included all of the topics worth including in the report.</w:t>
       </w:r>
     </w:p>
     <w:sectPr>
@@ -4257,6 +8171,119 @@
       </w:rPr>
     </w:lvl>
   </w:abstractNum>
+  <w:abstractNum w:abstractNumId="4" w15:restartNumberingAfterBreak="0">
+    <w:nsid w:val="7E195EB9"/>
+    <w:multiLevelType w:val="hybridMultilevel"/>
+    <w:tmpl w:val="FE882E48"/>
+    <w:lvl w:ilvl="0" w:tplc="3D009DF2">
+      <w:start w:val="3500"/>
+      <w:numFmt w:val="bullet"/>
+      <w:lvlText w:val="-"/>
+      <w:lvlJc w:val="left"/>
+      <w:pPr>
+        <w:ind w:left="720" w:hanging="360"/>
+      </w:pPr>
+      <w:rPr>
+        <w:rFonts w:ascii="Aptos" w:eastAsiaTheme="minorHAnsi" w:hAnsi="Aptos" w:cstheme="minorBidi" w:hint="default"/>
+      </w:rPr>
+    </w:lvl>
+    <w:lvl w:ilvl="1" w:tplc="08090003" w:tentative="1">
+      <w:start w:val="1"/>
+      <w:numFmt w:val="bullet"/>
+      <w:lvlText w:val="o"/>
+      <w:lvlJc w:val="left"/>
+      <w:pPr>
+        <w:ind w:left="1440" w:hanging="360"/>
+      </w:pPr>
+      <w:rPr>
+        <w:rFonts w:ascii="Courier New" w:hAnsi="Courier New" w:cs="Courier New" w:hint="default"/>
+      </w:rPr>
+    </w:lvl>
+    <w:lvl w:ilvl="2" w:tplc="08090005" w:tentative="1">
+      <w:start w:val="1"/>
+      <w:numFmt w:val="bullet"/>
+      <w:lvlText w:val=""/>
+      <w:lvlJc w:val="left"/>
+      <w:pPr>
+        <w:ind w:left="2160" w:hanging="360"/>
+      </w:pPr>
+      <w:rPr>
+        <w:rFonts w:ascii="Wingdings" w:hAnsi="Wingdings" w:hint="default"/>
+      </w:rPr>
+    </w:lvl>
+    <w:lvl w:ilvl="3" w:tplc="08090001" w:tentative="1">
+      <w:start w:val="1"/>
+      <w:numFmt w:val="bullet"/>
+      <w:lvlText w:val=""/>
+      <w:lvlJc w:val="left"/>
+      <w:pPr>
+        <w:ind w:left="2880" w:hanging="360"/>
+      </w:pPr>
+      <w:rPr>
+        <w:rFonts w:ascii="Symbol" w:hAnsi="Symbol" w:hint="default"/>
+      </w:rPr>
+    </w:lvl>
+    <w:lvl w:ilvl="4" w:tplc="08090003" w:tentative="1">
+      <w:start w:val="1"/>
+      <w:numFmt w:val="bullet"/>
+      <w:lvlText w:val="o"/>
+      <w:lvlJc w:val="left"/>
+      <w:pPr>
+        <w:ind w:left="3600" w:hanging="360"/>
+      </w:pPr>
+      <w:rPr>
+        <w:rFonts w:ascii="Courier New" w:hAnsi="Courier New" w:cs="Courier New" w:hint="default"/>
+      </w:rPr>
+    </w:lvl>
+    <w:lvl w:ilvl="5" w:tplc="08090005" w:tentative="1">
+      <w:start w:val="1"/>
+      <w:numFmt w:val="bullet"/>
+      <w:lvlText w:val=""/>
+      <w:lvlJc w:val="left"/>
+      <w:pPr>
+        <w:ind w:left="4320" w:hanging="360"/>
+      </w:pPr>
+      <w:rPr>
+        <w:rFonts w:ascii="Wingdings" w:hAnsi="Wingdings" w:hint="default"/>
+      </w:rPr>
+    </w:lvl>
+    <w:lvl w:ilvl="6" w:tplc="08090001" w:tentative="1">
+      <w:start w:val="1"/>
+      <w:numFmt w:val="bullet"/>
+      <w:lvlText w:val=""/>
+      <w:lvlJc w:val="left"/>
+      <w:pPr>
+        <w:ind w:left="5040" w:hanging="360"/>
+      </w:pPr>
+      <w:rPr>
+        <w:rFonts w:ascii="Symbol" w:hAnsi="Symbol" w:hint="default"/>
+      </w:rPr>
+    </w:lvl>
+    <w:lvl w:ilvl="7" w:tplc="08090003" w:tentative="1">
+      <w:start w:val="1"/>
+      <w:numFmt w:val="bullet"/>
+      <w:lvlText w:val="o"/>
+      <w:lvlJc w:val="left"/>
+      <w:pPr>
+        <w:ind w:left="5760" w:hanging="360"/>
+      </w:pPr>
+      <w:rPr>
+        <w:rFonts w:ascii="Courier New" w:hAnsi="Courier New" w:cs="Courier New" w:hint="default"/>
+      </w:rPr>
+    </w:lvl>
+    <w:lvl w:ilvl="8" w:tplc="08090005" w:tentative="1">
+      <w:start w:val="1"/>
+      <w:numFmt w:val="bullet"/>
+      <w:lvlText w:val=""/>
+      <w:lvlJc w:val="left"/>
+      <w:pPr>
+        <w:ind w:left="6480" w:hanging="360"/>
+      </w:pPr>
+      <w:rPr>
+        <w:rFonts w:ascii="Wingdings" w:hAnsi="Wingdings" w:hint="default"/>
+      </w:rPr>
+    </w:lvl>
+  </w:abstractNum>
   <w:num w:numId="1" w16cid:durableId="1084649007">
     <w:abstractNumId w:val="2"/>
   </w:num>
@@ -4268,6 +8295,9 @@
   </w:num>
   <w:num w:numId="4" w16cid:durableId="796532243">
     <w:abstractNumId w:val="3"/>
+  </w:num>
+  <w:num w:numId="5" w16cid:durableId="1409812967">
+    <w:abstractNumId w:val="4"/>
   </w:num>
 </w:numbering>
 </file>
@@ -5199,6 +9229,97 @@
       </w:tblBorders>
     </w:tblPr>
   </w:style>
+  <w:style w:type="paragraph" w:styleId="TOCHeading">
+    <w:name w:val="TOC Heading"/>
+    <w:basedOn w:val="Heading1"/>
+    <w:next w:val="Normal"/>
+    <w:uiPriority w:val="39"/>
+    <w:unhideWhenUsed/>
+    <w:qFormat/>
+    <w:rsid w:val="00271710"/>
+    <w:pPr>
+      <w:spacing w:before="240" w:after="0"/>
+      <w:outlineLvl w:val="9"/>
+    </w:pPr>
+    <w:rPr>
+      <w:sz w:val="32"/>
+      <w:szCs w:val="32"/>
+      <w:lang w:val="en-US"/>
+    </w:rPr>
+  </w:style>
+  <w:style w:type="paragraph" w:styleId="TOC1">
+    <w:name w:val="toc 1"/>
+    <w:basedOn w:val="Normal"/>
+    <w:next w:val="Normal"/>
+    <w:autoRedefine/>
+    <w:uiPriority w:val="39"/>
+    <w:unhideWhenUsed/>
+    <w:rsid w:val="00271710"/>
+    <w:pPr>
+      <w:spacing w:after="100"/>
+    </w:pPr>
+  </w:style>
+  <w:style w:type="paragraph" w:styleId="TOC2">
+    <w:name w:val="toc 2"/>
+    <w:basedOn w:val="Normal"/>
+    <w:next w:val="Normal"/>
+    <w:autoRedefine/>
+    <w:uiPriority w:val="39"/>
+    <w:unhideWhenUsed/>
+    <w:rsid w:val="00271710"/>
+    <w:pPr>
+      <w:spacing w:after="100"/>
+      <w:ind w:left="220"/>
+    </w:pPr>
+  </w:style>
+  <w:style w:type="paragraph" w:styleId="TOC3">
+    <w:name w:val="toc 3"/>
+    <w:basedOn w:val="Normal"/>
+    <w:next w:val="Normal"/>
+    <w:autoRedefine/>
+    <w:uiPriority w:val="39"/>
+    <w:unhideWhenUsed/>
+    <w:rsid w:val="00271710"/>
+    <w:pPr>
+      <w:spacing w:after="100"/>
+      <w:ind w:left="440"/>
+    </w:pPr>
+  </w:style>
+  <w:style w:type="character" w:styleId="Hyperlink">
+    <w:name w:val="Hyperlink"/>
+    <w:basedOn w:val="DefaultParagraphFont"/>
+    <w:uiPriority w:val="99"/>
+    <w:unhideWhenUsed/>
+    <w:rsid w:val="00271710"/>
+    <w:rPr>
+      <w:color w:val="467886" w:themeColor="hyperlink"/>
+      <w:u w:val="single"/>
+    </w:rPr>
+  </w:style>
+  <w:style w:type="character" w:styleId="UnresolvedMention">
+    <w:name w:val="Unresolved Mention"/>
+    <w:basedOn w:val="DefaultParagraphFont"/>
+    <w:uiPriority w:val="99"/>
+    <w:semiHidden/>
+    <w:unhideWhenUsed/>
+    <w:rsid w:val="009956E2"/>
+    <w:rPr>
+      <w:color w:val="605E5C"/>
+      <w:shd w:val="clear" w:color="auto" w:fill="E1DFDD"/>
+    </w:rPr>
+  </w:style>
+  <w:style w:type="character" w:styleId="FollowedHyperlink">
+    <w:name w:val="FollowedHyperlink"/>
+    <w:basedOn w:val="DefaultParagraphFont"/>
+    <w:uiPriority w:val="99"/>
+    <w:semiHidden/>
+    <w:unhideWhenUsed/>
+    <w:rsid w:val="009956E2"/>
+    <w:rPr>
+      <w:color w:val="96607D" w:themeColor="followedHyperlink"/>
+      <w:u w:val="single"/>
+    </w:rPr>
+  </w:style>
 </w:styles>
 </file>
 
